--- a/output/grade7/Grade7-LG-1st_Trim-SY2026-2027-Mathematics.docx
+++ b/output/grade7/Grade7-LG-1st_Trim-SY2026-2027-Mathematics.docx
@@ -188,6 +188,40 @@
     </w:p>
     <w:p>
       <w:pPr>
+        <w:spacing w:after="120"/>
+        <w:ind w:left="500"/>
+        <w:jc w:val="both"/>
+      </w:pPr>
+      <w:r>
+        <w:rPr>
+          <w:rFonts w:ascii="Avenir" w:hAnsi="Avenir" w:eastAsia="Avenir"/>
+          <w:b w:val="0"/>
+          <w:i w:val="0"/>
+          <w:sz w:val="20"/>
+        </w:rPr>
+        <w:t xml:space="preserve">Every lesson is paired with its own simulation in the </w:t>
+      </w:r>
+      <w:r>
+        <w:rPr>
+          <w:rFonts w:ascii="Avenir" w:hAnsi="Avenir" w:eastAsia="Avenir"/>
+          <w:b/>
+          <w:i w:val="0"/>
+          <w:sz w:val="20"/>
+        </w:rPr>
+        <w:t>LSGH Math 7 SimBook</w:t>
+      </w:r>
+      <w:r>
+        <w:rPr>
+          <w:rFonts w:ascii="Avenir" w:hAnsi="Avenir" w:eastAsia="Avenir"/>
+          <w:b w:val="0"/>
+          <w:i w:val="0"/>
+          <w:sz w:val="20"/>
+        </w:rPr>
+        <w:t xml:space="preserve"> – an interactive companion book where learners drag, build, shop, race, and cook their way to each rule before the teacher formalizes it, then check themselves with instant feedback. Each lesson below shows its SIM LAB cards: the sim, the tab, the mission, and the expected discovery.</w:t>
+      </w:r>
+    </w:p>
+    <w:p>
+      <w:pPr>
         <w:keepNext/>
         <w:tabs>
           <w:tab w:pos="500" w:val="left"/>
@@ -6850,6 +6884,342 @@
               <w:t>“All of these shapes are made of straight sides joined end to end. Mathematicians call them polygons. Let’s define them carefully.”</w:t>
             </w:r>
           </w:p>
+          <w:tbl>
+            <w:tblPr>
+              <w:tblW w:type="dxa" w:w="8562"/>
+              <w:tblLook w:firstColumn="1" w:firstRow="1" w:lastColumn="0" w:lastRow="0" w:noHBand="0" w:noVBand="1" w:val="04A0"/>
+              <w:jc w:val="center"/>
+              <w:tblBorders>
+                <w:top w:val="single" w:sz="8" w:space="0" w:color="9DC3E6"/>
+                <w:left w:val="single" w:sz="8" w:space="0" w:color="9DC3E6"/>
+                <w:bottom w:val="single" w:sz="8" w:space="0" w:color="9DC3E6"/>
+                <w:right w:val="single" w:sz="8" w:space="0" w:color="9DC3E6"/>
+                <w:insideH w:val="single" w:sz="8" w:space="0" w:color="9DC3E6"/>
+                <w:insideV w:val="single" w:sz="8" w:space="0" w:color="9DC3E6"/>
+              </w:tblBorders>
+              <w:tblLayout w:type="fixed"/>
+            </w:tblPr>
+            <w:tblGrid>
+              <w:gridCol w:w="8562"/>
+            </w:tblGrid>
+            <w:tr>
+              <w:trPr>
+                <w:cantSplit/>
+              </w:trPr>
+              <w:tc>
+                <w:tcPr>
+                  <w:tcW w:type="dxa" w:w="8562"/>
+                  <w:shd w:val="clear" w:color="auto" w:fill="DDEBF7"/>
+                  <w:tcMar>
+                    <w:top w:w="90" w:type="dxa"/>
+                    <w:bottom w:w="90" w:type="dxa"/>
+                    <w:start w:w="150" w:type="dxa"/>
+                    <w:end w:w="150" w:type="dxa"/>
+                  </w:tcMar>
+                </w:tcPr>
+                <w:p>
+                  <w:pPr>
+                    <w:spacing w:before="0" w:after="60" w:line="240" w:lineRule="auto"/>
+                  </w:pPr>
+                  <w:r>
+                    <w:rPr>
+                      <w:rFonts w:ascii="Avenir" w:hAnsi="Avenir" w:eastAsia="Avenir"/>
+                      <w:b/>
+                      <w:i w:val="0"/>
+                      <w:color w:val="1F4E79"/>
+                      <w:sz w:val="20"/>
+                    </w:rPr>
+                    <w:t xml:space="preserve">SIM LAB  ·  </w:t>
+                  </w:r>
+                  <w:r>
+                    <w:rPr>
+                      <w:rFonts w:ascii="Avenir" w:hAnsi="Avenir" w:eastAsia="Avenir"/>
+                      <w:b/>
+                      <w:i w:val="0"/>
+                      <w:color w:val="1F4E79"/>
+                      <w:sz w:val="20"/>
+                    </w:rPr>
+                    <w:t>Polygon Studio – Explore</w:t>
+                  </w:r>
+                </w:p>
+                <w:p>
+                  <w:pPr>
+                    <w:spacing w:before="0" w:after="20" w:line="240" w:lineRule="auto"/>
+                  </w:pPr>
+                  <w:r>
+                    <w:rPr>
+                      <w:rFonts w:ascii="Avenir" w:hAnsi="Avenir" w:eastAsia="Avenir"/>
+                      <w:b/>
+                      <w:i w:val="0"/>
+                      <w:sz w:val="18"/>
+                    </w:rPr>
+                    <w:t>Tool:</w:t>
+                  </w:r>
+                  <w:r>
+                    <w:rPr>
+                      <w:rFonts w:ascii="Avenir" w:hAnsi="Avenir" w:eastAsia="Avenir"/>
+                      <w:b w:val="0"/>
+                      <w:i w:val="0"/>
+                      <w:sz w:val="18"/>
+                    </w:rPr>
+                    <w:t xml:space="preserve"> LSGH Math 7 SimBook · Lesson 1 · Polygon Studio (Explore tab)</w:t>
+                  </w:r>
+                </w:p>
+                <w:p>
+                  <w:pPr>
+                    <w:spacing w:before="0" w:after="20" w:line="240" w:lineRule="auto"/>
+                  </w:pPr>
+                  <w:r>
+                    <w:rPr>
+                      <w:rFonts w:ascii="Avenir" w:hAnsi="Avenir" w:eastAsia="Avenir"/>
+                      <w:b/>
+                      <w:i w:val="0"/>
+                      <w:sz w:val="18"/>
+                    </w:rPr>
+                    <w:t>Link:</w:t>
+                  </w:r>
+                  <w:r>
+                    <w:rPr>
+                      <w:rFonts w:ascii="Avenir" w:hAnsi="Avenir" w:eastAsia="Avenir"/>
+                      <w:b w:val="0"/>
+                      <w:i w:val="0"/>
+                      <w:sz w:val="18"/>
+                    </w:rPr>
+                    <w:t xml:space="preserve"> https://claude.ai/artifact/LrpohtVMd8ifUt7nkd7FFr#lesson1</w:t>
+                  </w:r>
+                </w:p>
+                <w:p>
+                  <w:pPr>
+                    <w:spacing w:before="0" w:after="20" w:line="240" w:lineRule="auto"/>
+                  </w:pPr>
+                  <w:r>
+                    <w:rPr>
+                      <w:rFonts w:ascii="Avenir" w:hAnsi="Avenir" w:eastAsia="Avenir"/>
+                      <w:b/>
+                      <w:i w:val="0"/>
+                      <w:sz w:val="18"/>
+                    </w:rPr>
+                    <w:t>Set-up:</w:t>
+                  </w:r>
+                  <w:r>
+                    <w:rPr>
+                      <w:rFonts w:ascii="Avenir" w:hAnsi="Avenir" w:eastAsia="Avenir"/>
+                      <w:b w:val="0"/>
+                      <w:i w:val="0"/>
+                      <w:sz w:val="18"/>
+                    </w:rPr>
+                    <w:t xml:space="preserve"> Pairs, one device; record findings in the notebook</w:t>
+                  </w:r>
+                </w:p>
+                <w:p>
+                  <w:pPr>
+                    <w:spacing w:before="0" w:after="20" w:line="240" w:lineRule="auto"/>
+                  </w:pPr>
+                  <w:r>
+                    <w:rPr>
+                      <w:rFonts w:ascii="Avenir" w:hAnsi="Avenir" w:eastAsia="Avenir"/>
+                      <w:b/>
+                      <w:i w:val="0"/>
+                      <w:sz w:val="19"/>
+                    </w:rPr>
+                    <w:t>Mission:</w:t>
+                  </w:r>
+                </w:p>
+                <w:p>
+                  <w:pPr>
+                    <w:tabs>
+                      <w:tab w:pos="260" w:val="left"/>
+                    </w:tabs>
+                    <w:spacing w:before="0" w:after="20" w:line="240" w:lineRule="auto"/>
+                    <w:ind w:left="260" w:hanging="260"/>
+                  </w:pPr>
+                  <w:r>
+                    <w:rPr>
+                      <w:rFonts w:ascii="Avenir" w:hAnsi="Avenir" w:eastAsia="Avenir"/>
+                      <w:b w:val="0"/>
+                      <w:i w:val="0"/>
+                      <w:sz w:val="19"/>
+                    </w:rPr>
+                    <w:t>1.</w:t>
+                    <w:tab/>
+                  </w:r>
+                  <w:r>
+                    <w:rPr>
+                      <w:rFonts w:ascii="Avenir" w:hAnsi="Avenir" w:eastAsia="Avenir"/>
+                      <w:b w:val="0"/>
+                      <w:i w:val="0"/>
+                      <w:sz w:val="19"/>
+                    </w:rPr>
+                    <w:t>Choose 5, 6, 8, and 10 sides. Record the interior angle of each regular polygon.</w:t>
+                  </w:r>
+                </w:p>
+                <w:p>
+                  <w:pPr>
+                    <w:tabs>
+                      <w:tab w:pos="260" w:val="left"/>
+                    </w:tabs>
+                    <w:spacing w:before="0" w:after="20" w:line="240" w:lineRule="auto"/>
+                    <w:ind w:left="260" w:hanging="260"/>
+                  </w:pPr>
+                  <w:r>
+                    <w:rPr>
+                      <w:rFonts w:ascii="Avenir" w:hAnsi="Avenir" w:eastAsia="Avenir"/>
+                      <w:b w:val="0"/>
+                      <w:i w:val="0"/>
+                      <w:sz w:val="19"/>
+                    </w:rPr>
+                    <w:t>2.</w:t>
+                    <w:tab/>
+                  </w:r>
+                  <w:r>
+                    <w:rPr>
+                      <w:rFonts w:ascii="Avenir" w:hAnsi="Avenir" w:eastAsia="Avenir"/>
+                      <w:b w:val="0"/>
+                      <w:i w:val="0"/>
+                      <w:sz w:val="19"/>
+                    </w:rPr>
+                    <w:t>Press “Mess it up,” then drag the vertices. Watch the side and angle readouts.</w:t>
+                  </w:r>
+                </w:p>
+                <w:p>
+                  <w:pPr>
+                    <w:tabs>
+                      <w:tab w:pos="260" w:val="left"/>
+                    </w:tabs>
+                    <w:spacing w:before="0" w:after="20" w:line="240" w:lineRule="auto"/>
+                    <w:ind w:left="260" w:hanging="260"/>
+                  </w:pPr>
+                  <w:r>
+                    <w:rPr>
+                      <w:rFonts w:ascii="Avenir" w:hAnsi="Avenir" w:eastAsia="Avenir"/>
+                      <w:b w:val="0"/>
+                      <w:i w:val="0"/>
+                      <w:sz w:val="19"/>
+                    </w:rPr>
+                    <w:t>3.</w:t>
+                    <w:tab/>
+                  </w:r>
+                  <w:r>
+                    <w:rPr>
+                      <w:rFonts w:ascii="Avenir" w:hAnsi="Avenir" w:eastAsia="Avenir"/>
+                      <w:b w:val="0"/>
+                      <w:i w:val="0"/>
+                      <w:sz w:val="19"/>
+                    </w:rPr>
+                    <w:t>Try to make a hexagon whose sides are all equal but whose angles are not.</w:t>
+                  </w:r>
+                </w:p>
+                <w:p>
+                  <w:pPr>
+                    <w:spacing w:before="0" w:after="20" w:line="240" w:lineRule="auto"/>
+                  </w:pPr>
+                  <w:r>
+                    <w:rPr>
+                      <w:rFonts w:ascii="Avenir" w:hAnsi="Avenir" w:eastAsia="Avenir"/>
+                      <w:b/>
+                      <w:i w:val="0"/>
+                      <w:sz w:val="19"/>
+                    </w:rPr>
+                    <w:t>Notice and Wonder:</w:t>
+                  </w:r>
+                </w:p>
+                <w:p>
+                  <w:pPr>
+                    <w:tabs>
+                      <w:tab w:pos="260" w:val="left"/>
+                    </w:tabs>
+                    <w:spacing w:before="0" w:after="20" w:line="240" w:lineRule="auto"/>
+                    <w:ind w:left="260" w:hanging="260"/>
+                  </w:pPr>
+                  <w:r>
+                    <w:rPr>
+                      <w:rFonts w:ascii="Avenir" w:hAnsi="Avenir" w:eastAsia="Avenir"/>
+                      <w:b w:val="0"/>
+                      <w:i w:val="0"/>
+                      <w:sz w:val="19"/>
+                    </w:rPr>
+                    <w:t>?</w:t>
+                    <w:tab/>
+                  </w:r>
+                  <w:r>
+                    <w:rPr>
+                      <w:rFonts w:ascii="Avenir" w:hAnsi="Avenir" w:eastAsia="Avenir"/>
+                      <w:b w:val="0"/>
+                      <w:i w:val="0"/>
+                      <w:sz w:val="19"/>
+                    </w:rPr>
+                    <w:t>When does the sim say REGULAR?</w:t>
+                  </w:r>
+                </w:p>
+                <w:p>
+                  <w:pPr>
+                    <w:tabs>
+                      <w:tab w:pos="260" w:val="left"/>
+                    </w:tabs>
+                    <w:spacing w:before="0" w:after="20" w:line="240" w:lineRule="auto"/>
+                    <w:ind w:left="260" w:hanging="260"/>
+                  </w:pPr>
+                  <w:r>
+                    <w:rPr>
+                      <w:rFonts w:ascii="Avenir" w:hAnsi="Avenir" w:eastAsia="Avenir"/>
+                      <w:b w:val="0"/>
+                      <w:i w:val="0"/>
+                      <w:sz w:val="19"/>
+                    </w:rPr>
+                    <w:t>?</w:t>
+                    <w:tab/>
+                  </w:r>
+                  <w:r>
+                    <w:rPr>
+                      <w:rFonts w:ascii="Avenir" w:hAnsi="Avenir" w:eastAsia="Avenir"/>
+                      <w:b w:val="0"/>
+                      <w:i w:val="0"/>
+                      <w:sz w:val="19"/>
+                    </w:rPr>
+                    <w:t>What happens to each angle as the number of sides grows?</w:t>
+                  </w:r>
+                </w:p>
+                <w:p>
+                  <w:pPr>
+                    <w:spacing w:before="0" w:after="20" w:line="240" w:lineRule="auto"/>
+                  </w:pPr>
+                  <w:r>
+                    <w:rPr>
+                      <w:rFonts w:ascii="Avenir" w:hAnsi="Avenir" w:eastAsia="Avenir"/>
+                      <w:b/>
+                      <w:i w:val="0"/>
+                      <w:sz w:val="19"/>
+                    </w:rPr>
+                    <w:t>Expected discovery:</w:t>
+                  </w:r>
+                  <w:r>
+                    <w:rPr>
+                      <w:rFonts w:ascii="Avenir" w:hAnsi="Avenir" w:eastAsia="Avenir"/>
+                      <w:b w:val="0"/>
+                      <w:i w:val="0"/>
+                      <w:sz w:val="19"/>
+                    </w:rPr>
+                    <w:t xml:space="preserve"> </w:t>
+                  </w:r>
+                  <w:r>
+                    <w:rPr>
+                      <w:rFonts w:ascii="Avenir" w:hAnsi="Avenir" w:eastAsia="Avenir"/>
+                      <w:b w:val="0"/>
+                      <w:i/>
+                      <w:sz w:val="19"/>
+                    </w:rPr>
+                    <w:t>A polygon is regular only when all sides AND all angles are equal; each interior angle grows with the number of sides (108°, 120°, 135°, 144°).</w:t>
+                  </w:r>
+                </w:p>
+              </w:tc>
+            </w:tr>
+          </w:tbl>
+          <w:p/>
+          <w:p>
+            <w:pPr>
+              <w:spacing w:after="0"/>
+            </w:pPr>
+          </w:p>
           <w:p>
             <w:pPr>
               <w:tabs>
@@ -6885,7 +7255,7 @@
                 <w:i w:val="0"/>
                 <w:sz w:val="20"/>
               </w:rPr>
-              <w:t xml:space="preserve"> The teacher will discuss the definition and parts of a polygon (sides, vertices, interior angles, diagonals) and the difference between regular and irregular polygons.</w:t>
+              <w:t xml:space="preserve"> Building on the sim findings, the teacher will formalize the definition and parts of a polygon (sides, vertices, interior angles, diagonals) and the difference between regular and irregular polygons.</w:t>
             </w:r>
           </w:p>
           <w:tbl>
@@ -7269,6 +7639,342 @@
               <w:t>“Now let’s combine our ruler and protractor to draw a perfect regular hexagon – the shape of a honeycomb cell.”</w:t>
             </w:r>
           </w:p>
+          <w:tbl>
+            <w:tblPr>
+              <w:tblW w:type="dxa" w:w="8562"/>
+              <w:tblLook w:firstColumn="1" w:firstRow="1" w:lastColumn="0" w:lastRow="0" w:noHBand="0" w:noVBand="1" w:val="04A0"/>
+              <w:jc w:val="center"/>
+              <w:tblBorders>
+                <w:top w:val="single" w:sz="8" w:space="0" w:color="9DC3E6"/>
+                <w:left w:val="single" w:sz="8" w:space="0" w:color="9DC3E6"/>
+                <w:bottom w:val="single" w:sz="8" w:space="0" w:color="9DC3E6"/>
+                <w:right w:val="single" w:sz="8" w:space="0" w:color="9DC3E6"/>
+                <w:insideH w:val="single" w:sz="8" w:space="0" w:color="9DC3E6"/>
+                <w:insideV w:val="single" w:sz="8" w:space="0" w:color="9DC3E6"/>
+              </w:tblBorders>
+              <w:tblLayout w:type="fixed"/>
+            </w:tblPr>
+            <w:tblGrid>
+              <w:gridCol w:w="8562"/>
+            </w:tblGrid>
+            <w:tr>
+              <w:trPr>
+                <w:cantSplit/>
+              </w:trPr>
+              <w:tc>
+                <w:tcPr>
+                  <w:tcW w:type="dxa" w:w="8562"/>
+                  <w:shd w:val="clear" w:color="auto" w:fill="DDEBF7"/>
+                  <w:tcMar>
+                    <w:top w:w="90" w:type="dxa"/>
+                    <w:bottom w:w="90" w:type="dxa"/>
+                    <w:start w:w="150" w:type="dxa"/>
+                    <w:end w:w="150" w:type="dxa"/>
+                  </w:tcMar>
+                </w:tcPr>
+                <w:p>
+                  <w:pPr>
+                    <w:spacing w:before="0" w:after="60" w:line="240" w:lineRule="auto"/>
+                  </w:pPr>
+                  <w:r>
+                    <w:rPr>
+                      <w:rFonts w:ascii="Avenir" w:hAnsi="Avenir" w:eastAsia="Avenir"/>
+                      <w:b/>
+                      <w:i w:val="0"/>
+                      <w:color w:val="1F4E79"/>
+                      <w:sz w:val="20"/>
+                    </w:rPr>
+                    <w:t xml:space="preserve">SIM LAB  ·  </w:t>
+                  </w:r>
+                  <w:r>
+                    <w:rPr>
+                      <w:rFonts w:ascii="Avenir" w:hAnsi="Avenir" w:eastAsia="Avenir"/>
+                      <w:b/>
+                      <w:i w:val="0"/>
+                      <w:color w:val="1F4E79"/>
+                      <w:sz w:val="20"/>
+                    </w:rPr>
+                    <w:t>Polygon Studio – Build It</w:t>
+                  </w:r>
+                </w:p>
+                <w:p>
+                  <w:pPr>
+                    <w:spacing w:before="0" w:after="20" w:line="240" w:lineRule="auto"/>
+                  </w:pPr>
+                  <w:r>
+                    <w:rPr>
+                      <w:rFonts w:ascii="Avenir" w:hAnsi="Avenir" w:eastAsia="Avenir"/>
+                      <w:b/>
+                      <w:i w:val="0"/>
+                      <w:sz w:val="18"/>
+                    </w:rPr>
+                    <w:t>Tool:</w:t>
+                  </w:r>
+                  <w:r>
+                    <w:rPr>
+                      <w:rFonts w:ascii="Avenir" w:hAnsi="Avenir" w:eastAsia="Avenir"/>
+                      <w:b w:val="0"/>
+                      <w:i w:val="0"/>
+                      <w:sz w:val="18"/>
+                    </w:rPr>
+                    <w:t xml:space="preserve"> LSGH Math 7 SimBook · Lesson 1 · Polygon Studio (Build It tab)</w:t>
+                  </w:r>
+                </w:p>
+                <w:p>
+                  <w:pPr>
+                    <w:spacing w:before="0" w:after="20" w:line="240" w:lineRule="auto"/>
+                  </w:pPr>
+                  <w:r>
+                    <w:rPr>
+                      <w:rFonts w:ascii="Avenir" w:hAnsi="Avenir" w:eastAsia="Avenir"/>
+                      <w:b/>
+                      <w:i w:val="0"/>
+                      <w:sz w:val="18"/>
+                    </w:rPr>
+                    <w:t>Link:</w:t>
+                  </w:r>
+                  <w:r>
+                    <w:rPr>
+                      <w:rFonts w:ascii="Avenir" w:hAnsi="Avenir" w:eastAsia="Avenir"/>
+                      <w:b w:val="0"/>
+                      <w:i w:val="0"/>
+                      <w:sz w:val="18"/>
+                    </w:rPr>
+                    <w:t xml:space="preserve"> https://claude.ai/artifact/LrpohtVMd8ifUt7nkd7FFr#lesson1</w:t>
+                  </w:r>
+                </w:p>
+                <w:p>
+                  <w:pPr>
+                    <w:spacing w:before="0" w:after="20" w:line="240" w:lineRule="auto"/>
+                  </w:pPr>
+                  <w:r>
+                    <w:rPr>
+                      <w:rFonts w:ascii="Avenir" w:hAnsi="Avenir" w:eastAsia="Avenir"/>
+                      <w:b/>
+                      <w:i w:val="0"/>
+                      <w:sz w:val="18"/>
+                    </w:rPr>
+                    <w:t>Set-up:</w:t>
+                  </w:r>
+                  <w:r>
+                    <w:rPr>
+                      <w:rFonts w:ascii="Avenir" w:hAnsi="Avenir" w:eastAsia="Avenir"/>
+                      <w:b w:val="0"/>
+                      <w:i w:val="0"/>
+                      <w:sz w:val="18"/>
+                    </w:rPr>
+                    <w:t xml:space="preserve"> Pairs, one device; record findings in the notebook</w:t>
+                  </w:r>
+                </w:p>
+                <w:p>
+                  <w:pPr>
+                    <w:spacing w:before="0" w:after="20" w:line="240" w:lineRule="auto"/>
+                  </w:pPr>
+                  <w:r>
+                    <w:rPr>
+                      <w:rFonts w:ascii="Avenir" w:hAnsi="Avenir" w:eastAsia="Avenir"/>
+                      <w:b/>
+                      <w:i w:val="0"/>
+                      <w:sz w:val="19"/>
+                    </w:rPr>
+                    <w:t>Mission:</w:t>
+                  </w:r>
+                </w:p>
+                <w:p>
+                  <w:pPr>
+                    <w:tabs>
+                      <w:tab w:pos="260" w:val="left"/>
+                    </w:tabs>
+                    <w:spacing w:before="0" w:after="20" w:line="240" w:lineRule="auto"/>
+                    <w:ind w:left="260" w:hanging="260"/>
+                  </w:pPr>
+                  <w:r>
+                    <w:rPr>
+                      <w:rFonts w:ascii="Avenir" w:hAnsi="Avenir" w:eastAsia="Avenir"/>
+                      <w:b w:val="0"/>
+                      <w:i w:val="0"/>
+                      <w:sz w:val="19"/>
+                    </w:rPr>
+                    <w:t>1.</w:t>
+                    <w:tab/>
+                  </w:r>
+                  <w:r>
+                    <w:rPr>
+                      <w:rFonts w:ascii="Avenir" w:hAnsi="Avenir" w:eastAsia="Avenir"/>
+                      <w:b w:val="0"/>
+                      <w:i w:val="0"/>
+                      <w:sz w:val="19"/>
+                    </w:rPr>
+                    <w:t>Enter a side length, an interior angle, and the number of sides, then press “Draw it.”</w:t>
+                  </w:r>
+                </w:p>
+                <w:p>
+                  <w:pPr>
+                    <w:tabs>
+                      <w:tab w:pos="260" w:val="left"/>
+                    </w:tabs>
+                    <w:spacing w:before="0" w:after="20" w:line="240" w:lineRule="auto"/>
+                    <w:ind w:left="260" w:hanging="260"/>
+                  </w:pPr>
+                  <w:r>
+                    <w:rPr>
+                      <w:rFonts w:ascii="Avenir" w:hAnsi="Avenir" w:eastAsia="Avenir"/>
+                      <w:b w:val="0"/>
+                      <w:i w:val="0"/>
+                      <w:sz w:val="19"/>
+                    </w:rPr>
+                    <w:t>2.</w:t>
+                    <w:tab/>
+                  </w:r>
+                  <w:r>
+                    <w:rPr>
+                      <w:rFonts w:ascii="Avenir" w:hAnsi="Avenir" w:eastAsia="Avenir"/>
+                      <w:b w:val="0"/>
+                      <w:i w:val="0"/>
+                      <w:sz w:val="19"/>
+                    </w:rPr>
+                    <w:t>Find the interior angle that closes each regular polygon in the challenge list.</w:t>
+                  </w:r>
+                </w:p>
+                <w:p>
+                  <w:pPr>
+                    <w:tabs>
+                      <w:tab w:pos="260" w:val="left"/>
+                    </w:tabs>
+                    <w:spacing w:before="0" w:after="20" w:line="240" w:lineRule="auto"/>
+                    <w:ind w:left="260" w:hanging="260"/>
+                  </w:pPr>
+                  <w:r>
+                    <w:rPr>
+                      <w:rFonts w:ascii="Avenir" w:hAnsi="Avenir" w:eastAsia="Avenir"/>
+                      <w:b w:val="0"/>
+                      <w:i w:val="0"/>
+                      <w:sz w:val="19"/>
+                    </w:rPr>
+                    <w:t>3.</w:t>
+                    <w:tab/>
+                  </w:r>
+                  <w:r>
+                    <w:rPr>
+                      <w:rFonts w:ascii="Avenir" w:hAnsi="Avenir" w:eastAsia="Avenir"/>
+                      <w:b w:val="0"/>
+                      <w:i w:val="0"/>
+                      <w:sz w:val="19"/>
+                    </w:rPr>
+                    <w:t>Try 6 sides with 110°. What happens to the gap?</w:t>
+                  </w:r>
+                </w:p>
+                <w:p>
+                  <w:pPr>
+                    <w:spacing w:before="0" w:after="20" w:line="240" w:lineRule="auto"/>
+                  </w:pPr>
+                  <w:r>
+                    <w:rPr>
+                      <w:rFonts w:ascii="Avenir" w:hAnsi="Avenir" w:eastAsia="Avenir"/>
+                      <w:b/>
+                      <w:i w:val="0"/>
+                      <w:sz w:val="19"/>
+                    </w:rPr>
+                    <w:t>Notice and Wonder:</w:t>
+                  </w:r>
+                </w:p>
+                <w:p>
+                  <w:pPr>
+                    <w:tabs>
+                      <w:tab w:pos="260" w:val="left"/>
+                    </w:tabs>
+                    <w:spacing w:before="0" w:after="20" w:line="240" w:lineRule="auto"/>
+                    <w:ind w:left="260" w:hanging="260"/>
+                  </w:pPr>
+                  <w:r>
+                    <w:rPr>
+                      <w:rFonts w:ascii="Avenir" w:hAnsi="Avenir" w:eastAsia="Avenir"/>
+                      <w:b w:val="0"/>
+                      <w:i w:val="0"/>
+                      <w:sz w:val="19"/>
+                    </w:rPr>
+                    <w:t>?</w:t>
+                    <w:tab/>
+                  </w:r>
+                  <w:r>
+                    <w:rPr>
+                      <w:rFonts w:ascii="Avenir" w:hAnsi="Avenir" w:eastAsia="Avenir"/>
+                      <w:b w:val="0"/>
+                      <w:i w:val="0"/>
+                      <w:sz w:val="19"/>
+                    </w:rPr>
+                    <w:t>Why does the wrong angle leave a gap?</w:t>
+                  </w:r>
+                </w:p>
+                <w:p>
+                  <w:pPr>
+                    <w:tabs>
+                      <w:tab w:pos="260" w:val="left"/>
+                    </w:tabs>
+                    <w:spacing w:before="0" w:after="20" w:line="240" w:lineRule="auto"/>
+                    <w:ind w:left="260" w:hanging="260"/>
+                  </w:pPr>
+                  <w:r>
+                    <w:rPr>
+                      <w:rFonts w:ascii="Avenir" w:hAnsi="Avenir" w:eastAsia="Avenir"/>
+                      <w:b w:val="0"/>
+                      <w:i w:val="0"/>
+                      <w:sz w:val="19"/>
+                    </w:rPr>
+                    <w:t>?</w:t>
+                    <w:tab/>
+                  </w:r>
+                  <w:r>
+                    <w:rPr>
+                      <w:rFonts w:ascii="Avenir" w:hAnsi="Avenir" w:eastAsia="Avenir"/>
+                      <w:b w:val="0"/>
+                      <w:i w:val="0"/>
+                      <w:sz w:val="19"/>
+                    </w:rPr>
+                    <w:t>What turn does the pen make at each corner?</w:t>
+                  </w:r>
+                </w:p>
+                <w:p>
+                  <w:pPr>
+                    <w:spacing w:before="0" w:after="20" w:line="240" w:lineRule="auto"/>
+                  </w:pPr>
+                  <w:r>
+                    <w:rPr>
+                      <w:rFonts w:ascii="Avenir" w:hAnsi="Avenir" w:eastAsia="Avenir"/>
+                      <w:b/>
+                      <w:i w:val="0"/>
+                      <w:sz w:val="19"/>
+                    </w:rPr>
+                    <w:t>Expected discovery:</w:t>
+                  </w:r>
+                  <w:r>
+                    <w:rPr>
+                      <w:rFonts w:ascii="Avenir" w:hAnsi="Avenir" w:eastAsia="Avenir"/>
+                      <w:b w:val="0"/>
+                      <w:i w:val="0"/>
+                      <w:sz w:val="19"/>
+                    </w:rPr>
+                    <w:t xml:space="preserve"> </w:t>
+                  </w:r>
+                  <w:r>
+                    <w:rPr>
+                      <w:rFonts w:ascii="Avenir" w:hAnsi="Avenir" w:eastAsia="Avenir"/>
+                      <w:b w:val="0"/>
+                      <w:i/>
+                      <w:sz w:val="19"/>
+                    </w:rPr>
+                    <w:t>Only the correct interior angle closes the polygon; the pen turns 180° minus that angle at every corner.</w:t>
+                  </w:r>
+                </w:p>
+              </w:tc>
+            </w:tr>
+          </w:tbl>
+          <w:p/>
+          <w:p>
+            <w:pPr>
+              <w:spacing w:after="0"/>
+            </w:pPr>
+          </w:p>
           <w:p>
             <w:pPr>
               <w:tabs>
@@ -7304,7 +8010,7 @@
                 <w:i w:val="0"/>
                 <w:sz w:val="20"/>
               </w:rPr>
-              <w:t xml:space="preserve"> The teacher will demonstrate the steps in drawing a regular hexagon with sides of 4 cm.</w:t>
+              <w:t xml:space="preserve"> After the sim, the teacher will demonstrate the same steps on paper, drawing a regular hexagon with sides of 4 cm.</w:t>
             </w:r>
           </w:p>
           <w:tbl>
@@ -8245,7 +8951,7 @@
                 <w:i w:val="0"/>
                 <w:sz w:val="20"/>
               </w:rPr>
-              <w:t>Teacher’s Google presentation - Lesson 1: Drawing Polygons</w:t>
+              <w:t>LSGH Math 7 SimBook - Lesson 1 (https://claude.ai/artifact/LrpohtVMd8ifUt7nkd7FFr#lesson1)</w:t>
             </w:r>
           </w:p>
           <w:p>
@@ -8273,7 +8979,7 @@
                 <w:i w:val="0"/>
                 <w:sz w:val="20"/>
               </w:rPr>
-              <w:t>Ruler, protractor, and grid paper</w:t>
+              <w:t>Teacher’s Google presentation - Lesson 1: Drawing Polygons</w:t>
             </w:r>
           </w:p>
           <w:p>
@@ -8301,7 +9007,7 @@
                 <w:i w:val="0"/>
                 <w:sz w:val="20"/>
               </w:rPr>
-              <w:t>GeoGebra (polygon tools)</w:t>
+              <w:t>Ruler, protractor, and grid paper</w:t>
             </w:r>
           </w:p>
           <w:p>
@@ -8329,7 +9035,7 @@
                 <w:i w:val="0"/>
                 <w:sz w:val="20"/>
               </w:rPr>
-              <w:t>Materials uploaded in Ranger360</w:t>
+              <w:t>GeoGebra (polygon tools)</w:t>
             </w:r>
           </w:p>
           <w:p>
@@ -8357,6 +9063,34 @@
                 <w:i w:val="0"/>
                 <w:sz w:val="20"/>
               </w:rPr>
+              <w:t>Materials uploaded in Ranger360</w:t>
+            </w:r>
+          </w:p>
+          <w:p>
+            <w:pPr>
+              <w:tabs>
+                <w:tab w:pos="260" w:val="left"/>
+              </w:tabs>
+              <w:spacing w:before="0" w:after="40" w:line="240" w:lineRule="auto"/>
+              <w:ind w:left="260" w:hanging="260"/>
+            </w:pPr>
+            <w:r>
+              <w:rPr>
+                <w:rFonts w:ascii="Avenir" w:hAnsi="Avenir" w:eastAsia="Avenir"/>
+                <w:b w:val="0"/>
+                <w:i w:val="0"/>
+                <w:sz w:val="20"/>
+              </w:rPr>
+              <w:t>•</w:t>
+              <w:tab/>
+            </w:r>
+            <w:r>
+              <w:rPr>
+                <w:rFonts w:ascii="Avenir" w:hAnsi="Avenir" w:eastAsia="Avenir"/>
+                <w:b w:val="0"/>
+                <w:i w:val="0"/>
+                <w:sz w:val="20"/>
+              </w:rPr>
               <w:t>Uploaded students’ LW1.1 Polygon Construction Lab output in Ranger360</w:t>
             </w:r>
           </w:p>
@@ -8803,6 +9537,342 @@
               <w:t xml:space="preserve"> “Scissors and Clocks” – Students open a pair of scissors and observe the four angles formed. Which angles look equal? Which ones together make a straight line?</w:t>
             </w:r>
           </w:p>
+          <w:tbl>
+            <w:tblPr>
+              <w:tblW w:type="dxa" w:w="8562"/>
+              <w:tblLook w:firstColumn="1" w:firstRow="1" w:lastColumn="0" w:lastRow="0" w:noHBand="0" w:noVBand="1" w:val="04A0"/>
+              <w:jc w:val="center"/>
+              <w:tblBorders>
+                <w:top w:val="single" w:sz="8" w:space="0" w:color="9DC3E6"/>
+                <w:left w:val="single" w:sz="8" w:space="0" w:color="9DC3E6"/>
+                <w:bottom w:val="single" w:sz="8" w:space="0" w:color="9DC3E6"/>
+                <w:right w:val="single" w:sz="8" w:space="0" w:color="9DC3E6"/>
+                <w:insideH w:val="single" w:sz="8" w:space="0" w:color="9DC3E6"/>
+                <w:insideV w:val="single" w:sz="8" w:space="0" w:color="9DC3E6"/>
+              </w:tblBorders>
+              <w:tblLayout w:type="fixed"/>
+            </w:tblPr>
+            <w:tblGrid>
+              <w:gridCol w:w="8562"/>
+            </w:tblGrid>
+            <w:tr>
+              <w:trPr>
+                <w:cantSplit/>
+              </w:trPr>
+              <w:tc>
+                <w:tcPr>
+                  <w:tcW w:type="dxa" w:w="8562"/>
+                  <w:shd w:val="clear" w:color="auto" w:fill="DDEBF7"/>
+                  <w:tcMar>
+                    <w:top w:w="90" w:type="dxa"/>
+                    <w:bottom w:w="90" w:type="dxa"/>
+                    <w:start w:w="150" w:type="dxa"/>
+                    <w:end w:w="150" w:type="dxa"/>
+                  </w:tcMar>
+                </w:tcPr>
+                <w:p>
+                  <w:pPr>
+                    <w:spacing w:before="0" w:after="60" w:line="240" w:lineRule="auto"/>
+                  </w:pPr>
+                  <w:r>
+                    <w:rPr>
+                      <w:rFonts w:ascii="Avenir" w:hAnsi="Avenir" w:eastAsia="Avenir"/>
+                      <w:b/>
+                      <w:i w:val="0"/>
+                      <w:color w:val="1F4E79"/>
+                      <w:sz w:val="20"/>
+                    </w:rPr>
+                    <w:t xml:space="preserve">SIM LAB  ·  </w:t>
+                  </w:r>
+                  <w:r>
+                    <w:rPr>
+                      <w:rFonts w:ascii="Avenir" w:hAnsi="Avenir" w:eastAsia="Avenir"/>
+                      <w:b/>
+                      <w:i w:val="0"/>
+                      <w:color w:val="1F4E79"/>
+                      <w:sz w:val="20"/>
+                    </w:rPr>
+                    <w:t>Angle Pair Lab – Intersecting Lines and Split an Angle</w:t>
+                  </w:r>
+                </w:p>
+                <w:p>
+                  <w:pPr>
+                    <w:spacing w:before="0" w:after="20" w:line="240" w:lineRule="auto"/>
+                  </w:pPr>
+                  <w:r>
+                    <w:rPr>
+                      <w:rFonts w:ascii="Avenir" w:hAnsi="Avenir" w:eastAsia="Avenir"/>
+                      <w:b/>
+                      <w:i w:val="0"/>
+                      <w:sz w:val="18"/>
+                    </w:rPr>
+                    <w:t>Tool:</w:t>
+                  </w:r>
+                  <w:r>
+                    <w:rPr>
+                      <w:rFonts w:ascii="Avenir" w:hAnsi="Avenir" w:eastAsia="Avenir"/>
+                      <w:b w:val="0"/>
+                      <w:i w:val="0"/>
+                      <w:sz w:val="18"/>
+                    </w:rPr>
+                    <w:t xml:space="preserve"> LSGH Math 7 SimBook · Lesson 2 · Angle Pair Lab (Intersecting Lines and Split an Angle tab)</w:t>
+                  </w:r>
+                </w:p>
+                <w:p>
+                  <w:pPr>
+                    <w:spacing w:before="0" w:after="20" w:line="240" w:lineRule="auto"/>
+                  </w:pPr>
+                  <w:r>
+                    <w:rPr>
+                      <w:rFonts w:ascii="Avenir" w:hAnsi="Avenir" w:eastAsia="Avenir"/>
+                      <w:b/>
+                      <w:i w:val="0"/>
+                      <w:sz w:val="18"/>
+                    </w:rPr>
+                    <w:t>Link:</w:t>
+                  </w:r>
+                  <w:r>
+                    <w:rPr>
+                      <w:rFonts w:ascii="Avenir" w:hAnsi="Avenir" w:eastAsia="Avenir"/>
+                      <w:b w:val="0"/>
+                      <w:i w:val="0"/>
+                      <w:sz w:val="18"/>
+                    </w:rPr>
+                    <w:t xml:space="preserve"> https://claude.ai/artifact/LrpohtVMd8ifUt7nkd7FFr#lesson2</w:t>
+                  </w:r>
+                </w:p>
+                <w:p>
+                  <w:pPr>
+                    <w:spacing w:before="0" w:after="20" w:line="240" w:lineRule="auto"/>
+                  </w:pPr>
+                  <w:r>
+                    <w:rPr>
+                      <w:rFonts w:ascii="Avenir" w:hAnsi="Avenir" w:eastAsia="Avenir"/>
+                      <w:b/>
+                      <w:i w:val="0"/>
+                      <w:sz w:val="18"/>
+                    </w:rPr>
+                    <w:t>Set-up:</w:t>
+                  </w:r>
+                  <w:r>
+                    <w:rPr>
+                      <w:rFonts w:ascii="Avenir" w:hAnsi="Avenir" w:eastAsia="Avenir"/>
+                      <w:b w:val="0"/>
+                      <w:i w:val="0"/>
+                      <w:sz w:val="18"/>
+                    </w:rPr>
+                    <w:t xml:space="preserve"> Pairs, one device; record findings in the notebook</w:t>
+                  </w:r>
+                </w:p>
+                <w:p>
+                  <w:pPr>
+                    <w:spacing w:before="0" w:after="20" w:line="240" w:lineRule="auto"/>
+                  </w:pPr>
+                  <w:r>
+                    <w:rPr>
+                      <w:rFonts w:ascii="Avenir" w:hAnsi="Avenir" w:eastAsia="Avenir"/>
+                      <w:b/>
+                      <w:i w:val="0"/>
+                      <w:sz w:val="19"/>
+                    </w:rPr>
+                    <w:t>Mission:</w:t>
+                  </w:r>
+                </w:p>
+                <w:p>
+                  <w:pPr>
+                    <w:tabs>
+                      <w:tab w:pos="260" w:val="left"/>
+                    </w:tabs>
+                    <w:spacing w:before="0" w:after="20" w:line="240" w:lineRule="auto"/>
+                    <w:ind w:left="260" w:hanging="260"/>
+                  </w:pPr>
+                  <w:r>
+                    <w:rPr>
+                      <w:rFonts w:ascii="Avenir" w:hAnsi="Avenir" w:eastAsia="Avenir"/>
+                      <w:b w:val="0"/>
+                      <w:i w:val="0"/>
+                      <w:sz w:val="19"/>
+                    </w:rPr>
+                    <w:t>1.</w:t>
+                    <w:tab/>
+                  </w:r>
+                  <w:r>
+                    <w:rPr>
+                      <w:rFonts w:ascii="Avenir" w:hAnsi="Avenir" w:eastAsia="Avenir"/>
+                      <w:b w:val="0"/>
+                      <w:i w:val="0"/>
+                      <w:sz w:val="19"/>
+                    </w:rPr>
+                    <w:t>Intersecting Lines: rotate both lines and record three positions in a table.</w:t>
+                  </w:r>
+                </w:p>
+                <w:p>
+                  <w:pPr>
+                    <w:tabs>
+                      <w:tab w:pos="260" w:val="left"/>
+                    </w:tabs>
+                    <w:spacing w:before="0" w:after="20" w:line="240" w:lineRule="auto"/>
+                    <w:ind w:left="260" w:hanging="260"/>
+                  </w:pPr>
+                  <w:r>
+                    <w:rPr>
+                      <w:rFonts w:ascii="Avenir" w:hAnsi="Avenir" w:eastAsia="Avenir"/>
+                      <w:b w:val="0"/>
+                      <w:i w:val="0"/>
+                      <w:sz w:val="19"/>
+                    </w:rPr>
+                    <w:t>2.</w:t>
+                    <w:tab/>
+                  </w:r>
+                  <w:r>
+                    <w:rPr>
+                      <w:rFonts w:ascii="Avenir" w:hAnsi="Avenir" w:eastAsia="Avenir"/>
+                      <w:b w:val="0"/>
+                      <w:i w:val="0"/>
+                      <w:sz w:val="19"/>
+                    </w:rPr>
+                    <w:t>Use “Highlight” to show the vertical pair, then the linear pair.</w:t>
+                  </w:r>
+                </w:p>
+                <w:p>
+                  <w:pPr>
+                    <w:tabs>
+                      <w:tab w:pos="260" w:val="left"/>
+                    </w:tabs>
+                    <w:spacing w:before="0" w:after="20" w:line="240" w:lineRule="auto"/>
+                    <w:ind w:left="260" w:hanging="260"/>
+                  </w:pPr>
+                  <w:r>
+                    <w:rPr>
+                      <w:rFonts w:ascii="Avenir" w:hAnsi="Avenir" w:eastAsia="Avenir"/>
+                      <w:b w:val="0"/>
+                      <w:i w:val="0"/>
+                      <w:sz w:val="19"/>
+                    </w:rPr>
+                    <w:t>3.</w:t>
+                    <w:tab/>
+                  </w:r>
+                  <w:r>
+                    <w:rPr>
+                      <w:rFonts w:ascii="Avenir" w:hAnsi="Avenir" w:eastAsia="Avenir"/>
+                      <w:b w:val="0"/>
+                      <w:i w:val="0"/>
+                      <w:sz w:val="19"/>
+                    </w:rPr>
+                    <w:t>Split an Angle: drag the ray inside a 90° angle, then a 180° angle.</w:t>
+                  </w:r>
+                </w:p>
+                <w:p>
+                  <w:pPr>
+                    <w:spacing w:before="0" w:after="20" w:line="240" w:lineRule="auto"/>
+                  </w:pPr>
+                  <w:r>
+                    <w:rPr>
+                      <w:rFonts w:ascii="Avenir" w:hAnsi="Avenir" w:eastAsia="Avenir"/>
+                      <w:b/>
+                      <w:i w:val="0"/>
+                      <w:sz w:val="19"/>
+                    </w:rPr>
+                    <w:t>Notice and Wonder:</w:t>
+                  </w:r>
+                </w:p>
+                <w:p>
+                  <w:pPr>
+                    <w:tabs>
+                      <w:tab w:pos="260" w:val="left"/>
+                    </w:tabs>
+                    <w:spacing w:before="0" w:after="20" w:line="240" w:lineRule="auto"/>
+                    <w:ind w:left="260" w:hanging="260"/>
+                  </w:pPr>
+                  <w:r>
+                    <w:rPr>
+                      <w:rFonts w:ascii="Avenir" w:hAnsi="Avenir" w:eastAsia="Avenir"/>
+                      <w:b w:val="0"/>
+                      <w:i w:val="0"/>
+                      <w:sz w:val="19"/>
+                    </w:rPr>
+                    <w:t>?</w:t>
+                    <w:tab/>
+                  </w:r>
+                  <w:r>
+                    <w:rPr>
+                      <w:rFonts w:ascii="Avenir" w:hAnsi="Avenir" w:eastAsia="Avenir"/>
+                      <w:b w:val="0"/>
+                      <w:i w:val="0"/>
+                      <w:sz w:val="19"/>
+                    </w:rPr>
+                    <w:t>Which angles are always equal?</w:t>
+                  </w:r>
+                </w:p>
+                <w:p>
+                  <w:pPr>
+                    <w:tabs>
+                      <w:tab w:pos="260" w:val="left"/>
+                    </w:tabs>
+                    <w:spacing w:before="0" w:after="20" w:line="240" w:lineRule="auto"/>
+                    <w:ind w:left="260" w:hanging="260"/>
+                  </w:pPr>
+                  <w:r>
+                    <w:rPr>
+                      <w:rFonts w:ascii="Avenir" w:hAnsi="Avenir" w:eastAsia="Avenir"/>
+                      <w:b w:val="0"/>
+                      <w:i w:val="0"/>
+                      <w:sz w:val="19"/>
+                    </w:rPr>
+                    <w:t>?</w:t>
+                    <w:tab/>
+                  </w:r>
+                  <w:r>
+                    <w:rPr>
+                      <w:rFonts w:ascii="Avenir" w:hAnsi="Avenir" w:eastAsia="Avenir"/>
+                      <w:b w:val="0"/>
+                      <w:i w:val="0"/>
+                      <w:sz w:val="19"/>
+                    </w:rPr>
+                    <w:t>Which pairs always add up to the same total?</w:t>
+                  </w:r>
+                </w:p>
+                <w:p>
+                  <w:pPr>
+                    <w:spacing w:before="0" w:after="20" w:line="240" w:lineRule="auto"/>
+                  </w:pPr>
+                  <w:r>
+                    <w:rPr>
+                      <w:rFonts w:ascii="Avenir" w:hAnsi="Avenir" w:eastAsia="Avenir"/>
+                      <w:b/>
+                      <w:i w:val="0"/>
+                      <w:sz w:val="19"/>
+                    </w:rPr>
+                    <w:t>Expected discovery:</w:t>
+                  </w:r>
+                  <w:r>
+                    <w:rPr>
+                      <w:rFonts w:ascii="Avenir" w:hAnsi="Avenir" w:eastAsia="Avenir"/>
+                      <w:b w:val="0"/>
+                      <w:i w:val="0"/>
+                      <w:sz w:val="19"/>
+                    </w:rPr>
+                    <w:t xml:space="preserve"> </w:t>
+                  </w:r>
+                  <w:r>
+                    <w:rPr>
+                      <w:rFonts w:ascii="Avenir" w:hAnsi="Avenir" w:eastAsia="Avenir"/>
+                      <w:b w:val="0"/>
+                      <w:i/>
+                      <w:sz w:val="19"/>
+                    </w:rPr>
+                    <w:t>Vertical angles are always equal; a linear pair always adds to 180°; complementary angles add to 90°, supplementary angles to 180°.</w:t>
+                  </w:r>
+                </w:p>
+              </w:tc>
+            </w:tr>
+          </w:tbl>
+          <w:p/>
+          <w:p>
+            <w:pPr>
+              <w:spacing w:after="0"/>
+            </w:pPr>
+          </w:p>
           <w:p>
             <w:pPr>
               <w:tabs>
@@ -8838,7 +9908,7 @@
                 <w:i w:val="0"/>
                 <w:sz w:val="20"/>
               </w:rPr>
-              <w:t xml:space="preserve"> The teacher will discuss the five kinds of angle pairs.</w:t>
+              <w:t xml:space="preserve"> Using the class’s sim data, the teacher will name and define the five kinds of angle pairs.</w:t>
             </w:r>
           </w:p>
           <w:tbl>
@@ -9637,6 +10707,342 @@
               <w:t>“We have names for angle pairs. Polygons have names too – and a polygon can be described in more than one way.”</w:t>
             </w:r>
           </w:p>
+          <w:tbl>
+            <w:tblPr>
+              <w:tblW w:type="dxa" w:w="8562"/>
+              <w:tblLook w:firstColumn="1" w:firstRow="1" w:lastColumn="0" w:lastRow="0" w:noHBand="0" w:noVBand="1" w:val="04A0"/>
+              <w:jc w:val="center"/>
+              <w:tblBorders>
+                <w:top w:val="single" w:sz="8" w:space="0" w:color="9DC3E6"/>
+                <w:left w:val="single" w:sz="8" w:space="0" w:color="9DC3E6"/>
+                <w:bottom w:val="single" w:sz="8" w:space="0" w:color="9DC3E6"/>
+                <w:right w:val="single" w:sz="8" w:space="0" w:color="9DC3E6"/>
+                <w:insideH w:val="single" w:sz="8" w:space="0" w:color="9DC3E6"/>
+                <w:insideV w:val="single" w:sz="8" w:space="0" w:color="9DC3E6"/>
+              </w:tblBorders>
+              <w:tblLayout w:type="fixed"/>
+            </w:tblPr>
+            <w:tblGrid>
+              <w:gridCol w:w="8562"/>
+            </w:tblGrid>
+            <w:tr>
+              <w:trPr>
+                <w:cantSplit/>
+              </w:trPr>
+              <w:tc>
+                <w:tcPr>
+                  <w:tcW w:type="dxa" w:w="8562"/>
+                  <w:shd w:val="clear" w:color="auto" w:fill="DDEBF7"/>
+                  <w:tcMar>
+                    <w:top w:w="90" w:type="dxa"/>
+                    <w:bottom w:w="90" w:type="dxa"/>
+                    <w:start w:w="150" w:type="dxa"/>
+                    <w:end w:w="150" w:type="dxa"/>
+                  </w:tcMar>
+                </w:tcPr>
+                <w:p>
+                  <w:pPr>
+                    <w:spacing w:before="0" w:after="60" w:line="240" w:lineRule="auto"/>
+                  </w:pPr>
+                  <w:r>
+                    <w:rPr>
+                      <w:rFonts w:ascii="Avenir" w:hAnsi="Avenir" w:eastAsia="Avenir"/>
+                      <w:b/>
+                      <w:i w:val="0"/>
+                      <w:color w:val="1F4E79"/>
+                      <w:sz w:val="20"/>
+                    </w:rPr>
+                    <w:t xml:space="preserve">SIM LAB  ·  </w:t>
+                  </w:r>
+                  <w:r>
+                    <w:rPr>
+                      <w:rFonts w:ascii="Avenir" w:hAnsi="Avenir" w:eastAsia="Avenir"/>
+                      <w:b/>
+                      <w:i w:val="0"/>
+                      <w:color w:val="1F4E79"/>
+                      <w:sz w:val="20"/>
+                    </w:rPr>
+                    <w:t>Angle Pair Lab – Classify Polygons</w:t>
+                  </w:r>
+                </w:p>
+                <w:p>
+                  <w:pPr>
+                    <w:spacing w:before="0" w:after="20" w:line="240" w:lineRule="auto"/>
+                  </w:pPr>
+                  <w:r>
+                    <w:rPr>
+                      <w:rFonts w:ascii="Avenir" w:hAnsi="Avenir" w:eastAsia="Avenir"/>
+                      <w:b/>
+                      <w:i w:val="0"/>
+                      <w:sz w:val="18"/>
+                    </w:rPr>
+                    <w:t>Tool:</w:t>
+                  </w:r>
+                  <w:r>
+                    <w:rPr>
+                      <w:rFonts w:ascii="Avenir" w:hAnsi="Avenir" w:eastAsia="Avenir"/>
+                      <w:b w:val="0"/>
+                      <w:i w:val="0"/>
+                      <w:sz w:val="18"/>
+                    </w:rPr>
+                    <w:t xml:space="preserve"> LSGH Math 7 SimBook · Lesson 2 · Angle Pair Lab (Classify Polygons tab)</w:t>
+                  </w:r>
+                </w:p>
+                <w:p>
+                  <w:pPr>
+                    <w:spacing w:before="0" w:after="20" w:line="240" w:lineRule="auto"/>
+                  </w:pPr>
+                  <w:r>
+                    <w:rPr>
+                      <w:rFonts w:ascii="Avenir" w:hAnsi="Avenir" w:eastAsia="Avenir"/>
+                      <w:b/>
+                      <w:i w:val="0"/>
+                      <w:sz w:val="18"/>
+                    </w:rPr>
+                    <w:t>Link:</w:t>
+                  </w:r>
+                  <w:r>
+                    <w:rPr>
+                      <w:rFonts w:ascii="Avenir" w:hAnsi="Avenir" w:eastAsia="Avenir"/>
+                      <w:b w:val="0"/>
+                      <w:i w:val="0"/>
+                      <w:sz w:val="18"/>
+                    </w:rPr>
+                    <w:t xml:space="preserve"> https://claude.ai/artifact/LrpohtVMd8ifUt7nkd7FFr#lesson2</w:t>
+                  </w:r>
+                </w:p>
+                <w:p>
+                  <w:pPr>
+                    <w:spacing w:before="0" w:after="20" w:line="240" w:lineRule="auto"/>
+                  </w:pPr>
+                  <w:r>
+                    <w:rPr>
+                      <w:rFonts w:ascii="Avenir" w:hAnsi="Avenir" w:eastAsia="Avenir"/>
+                      <w:b/>
+                      <w:i w:val="0"/>
+                      <w:sz w:val="18"/>
+                    </w:rPr>
+                    <w:t>Set-up:</w:t>
+                  </w:r>
+                  <w:r>
+                    <w:rPr>
+                      <w:rFonts w:ascii="Avenir" w:hAnsi="Avenir" w:eastAsia="Avenir"/>
+                      <w:b w:val="0"/>
+                      <w:i w:val="0"/>
+                      <w:sz w:val="18"/>
+                    </w:rPr>
+                    <w:t xml:space="preserve"> Pairs, one device; record findings in the notebook</w:t>
+                  </w:r>
+                </w:p>
+                <w:p>
+                  <w:pPr>
+                    <w:spacing w:before="0" w:after="20" w:line="240" w:lineRule="auto"/>
+                  </w:pPr>
+                  <w:r>
+                    <w:rPr>
+                      <w:rFonts w:ascii="Avenir" w:hAnsi="Avenir" w:eastAsia="Avenir"/>
+                      <w:b/>
+                      <w:i w:val="0"/>
+                      <w:sz w:val="19"/>
+                    </w:rPr>
+                    <w:t>Mission:</w:t>
+                  </w:r>
+                </w:p>
+                <w:p>
+                  <w:pPr>
+                    <w:tabs>
+                      <w:tab w:pos="260" w:val="left"/>
+                    </w:tabs>
+                    <w:spacing w:before="0" w:after="20" w:line="240" w:lineRule="auto"/>
+                    <w:ind w:left="260" w:hanging="260"/>
+                  </w:pPr>
+                  <w:r>
+                    <w:rPr>
+                      <w:rFonts w:ascii="Avenir" w:hAnsi="Avenir" w:eastAsia="Avenir"/>
+                      <w:b w:val="0"/>
+                      <w:i w:val="0"/>
+                      <w:sz w:val="19"/>
+                    </w:rPr>
+                    <w:t>1.</w:t>
+                    <w:tab/>
+                  </w:r>
+                  <w:r>
+                    <w:rPr>
+                      <w:rFonts w:ascii="Avenir" w:hAnsi="Avenir" w:eastAsia="Avenir"/>
+                      <w:b w:val="0"/>
+                      <w:i w:val="0"/>
+                      <w:sz w:val="19"/>
+                    </w:rPr>
+                    <w:t>Build a pentagon, then push one vertex toward the centre until an angle turns red.</w:t>
+                  </w:r>
+                </w:p>
+                <w:p>
+                  <w:pPr>
+                    <w:tabs>
+                      <w:tab w:pos="260" w:val="left"/>
+                    </w:tabs>
+                    <w:spacing w:before="0" w:after="20" w:line="240" w:lineRule="auto"/>
+                    <w:ind w:left="260" w:hanging="260"/>
+                  </w:pPr>
+                  <w:r>
+                    <w:rPr>
+                      <w:rFonts w:ascii="Avenir" w:hAnsi="Avenir" w:eastAsia="Avenir"/>
+                      <w:b w:val="0"/>
+                      <w:i w:val="0"/>
+                      <w:sz w:val="19"/>
+                    </w:rPr>
+                    <w:t>2.</w:t>
+                    <w:tab/>
+                  </w:r>
+                  <w:r>
+                    <w:rPr>
+                      <w:rFonts w:ascii="Avenir" w:hAnsi="Avenir" w:eastAsia="Avenir"/>
+                      <w:b w:val="0"/>
+                      <w:i w:val="0"/>
+                      <w:sz w:val="19"/>
+                    </w:rPr>
+                    <w:t>Turn on “Show diagonals.” Count the diagonals that fall outside.</w:t>
+                  </w:r>
+                </w:p>
+                <w:p>
+                  <w:pPr>
+                    <w:tabs>
+                      <w:tab w:pos="260" w:val="left"/>
+                    </w:tabs>
+                    <w:spacing w:before="0" w:after="20" w:line="240" w:lineRule="auto"/>
+                    <w:ind w:left="260" w:hanging="260"/>
+                  </w:pPr>
+                  <w:r>
+                    <w:rPr>
+                      <w:rFonts w:ascii="Avenir" w:hAnsi="Avenir" w:eastAsia="Avenir"/>
+                      <w:b w:val="0"/>
+                      <w:i w:val="0"/>
+                      <w:sz w:val="19"/>
+                    </w:rPr>
+                    <w:t>3.</w:t>
+                    <w:tab/>
+                  </w:r>
+                  <w:r>
+                    <w:rPr>
+                      <w:rFonts w:ascii="Avenir" w:hAnsi="Avenir" w:eastAsia="Avenir"/>
+                      <w:b w:val="0"/>
+                      <w:i w:val="0"/>
+                      <w:sz w:val="19"/>
+                    </w:rPr>
+                    <w:t>Repeat with a hexagon and an octagon.</w:t>
+                  </w:r>
+                </w:p>
+                <w:p>
+                  <w:pPr>
+                    <w:spacing w:before="0" w:after="20" w:line="240" w:lineRule="auto"/>
+                  </w:pPr>
+                  <w:r>
+                    <w:rPr>
+                      <w:rFonts w:ascii="Avenir" w:hAnsi="Avenir" w:eastAsia="Avenir"/>
+                      <w:b/>
+                      <w:i w:val="0"/>
+                      <w:sz w:val="19"/>
+                    </w:rPr>
+                    <w:t>Notice and Wonder:</w:t>
+                  </w:r>
+                </w:p>
+                <w:p>
+                  <w:pPr>
+                    <w:tabs>
+                      <w:tab w:pos="260" w:val="left"/>
+                    </w:tabs>
+                    <w:spacing w:before="0" w:after="20" w:line="240" w:lineRule="auto"/>
+                    <w:ind w:left="260" w:hanging="260"/>
+                  </w:pPr>
+                  <w:r>
+                    <w:rPr>
+                      <w:rFonts w:ascii="Avenir" w:hAnsi="Avenir" w:eastAsia="Avenir"/>
+                      <w:b w:val="0"/>
+                      <w:i w:val="0"/>
+                      <w:sz w:val="19"/>
+                    </w:rPr>
+                    <w:t>?</w:t>
+                    <w:tab/>
+                  </w:r>
+                  <w:r>
+                    <w:rPr>
+                      <w:rFonts w:ascii="Avenir" w:hAnsi="Avenir" w:eastAsia="Avenir"/>
+                      <w:b w:val="0"/>
+                      <w:i w:val="0"/>
+                      <w:sz w:val="19"/>
+                    </w:rPr>
+                    <w:t>What makes a polygon non-convex?</w:t>
+                  </w:r>
+                </w:p>
+                <w:p>
+                  <w:pPr>
+                    <w:tabs>
+                      <w:tab w:pos="260" w:val="left"/>
+                    </w:tabs>
+                    <w:spacing w:before="0" w:after="20" w:line="240" w:lineRule="auto"/>
+                    <w:ind w:left="260" w:hanging="260"/>
+                  </w:pPr>
+                  <w:r>
+                    <w:rPr>
+                      <w:rFonts w:ascii="Avenir" w:hAnsi="Avenir" w:eastAsia="Avenir"/>
+                      <w:b w:val="0"/>
+                      <w:i w:val="0"/>
+                      <w:sz w:val="19"/>
+                    </w:rPr>
+                    <w:t>?</w:t>
+                    <w:tab/>
+                  </w:r>
+                  <w:r>
+                    <w:rPr>
+                      <w:rFonts w:ascii="Avenir" w:hAnsi="Avenir" w:eastAsia="Avenir"/>
+                      <w:b w:val="0"/>
+                      <w:i w:val="0"/>
+                      <w:sz w:val="19"/>
+                    </w:rPr>
+                    <w:t>What happens to the diagonals when it is non-convex?</w:t>
+                  </w:r>
+                </w:p>
+                <w:p>
+                  <w:pPr>
+                    <w:spacing w:before="0" w:after="20" w:line="240" w:lineRule="auto"/>
+                  </w:pPr>
+                  <w:r>
+                    <w:rPr>
+                      <w:rFonts w:ascii="Avenir" w:hAnsi="Avenir" w:eastAsia="Avenir"/>
+                      <w:b/>
+                      <w:i w:val="0"/>
+                      <w:sz w:val="19"/>
+                    </w:rPr>
+                    <w:t>Expected discovery:</w:t>
+                  </w:r>
+                  <w:r>
+                    <w:rPr>
+                      <w:rFonts w:ascii="Avenir" w:hAnsi="Avenir" w:eastAsia="Avenir"/>
+                      <w:b w:val="0"/>
+                      <w:i w:val="0"/>
+                      <w:sz w:val="19"/>
+                    </w:rPr>
+                    <w:t xml:space="preserve"> </w:t>
+                  </w:r>
+                  <w:r>
+                    <w:rPr>
+                      <w:rFonts w:ascii="Avenir" w:hAnsi="Avenir" w:eastAsia="Avenir"/>
+                      <w:b w:val="0"/>
+                      <w:i/>
+                      <w:sz w:val="19"/>
+                    </w:rPr>
+                    <w:t>A polygon is non-convex when an interior angle is greater than 180°; then at least one diagonal lies outside.</w:t>
+                  </w:r>
+                </w:p>
+              </w:tc>
+            </w:tr>
+          </w:tbl>
+          <w:p/>
+          <w:p>
+            <w:pPr>
+              <w:spacing w:after="0"/>
+            </w:pPr>
+          </w:p>
           <w:p>
             <w:pPr>
               <w:tabs>
@@ -10961,6 +12367,34 @@
                 <w:i w:val="0"/>
                 <w:sz w:val="20"/>
               </w:rPr>
+              <w:t>LSGH Math 7 SimBook - Lesson 2 (https://claude.ai/artifact/LrpohtVMd8ifUt7nkd7FFr#lesson2)</w:t>
+            </w:r>
+          </w:p>
+          <w:p>
+            <w:pPr>
+              <w:tabs>
+                <w:tab w:pos="260" w:val="left"/>
+              </w:tabs>
+              <w:spacing w:before="0" w:after="40" w:line="240" w:lineRule="auto"/>
+              <w:ind w:left="260" w:hanging="260"/>
+            </w:pPr>
+            <w:r>
+              <w:rPr>
+                <w:rFonts w:ascii="Avenir" w:hAnsi="Avenir" w:eastAsia="Avenir"/>
+                <w:b w:val="0"/>
+                <w:i w:val="0"/>
+                <w:sz w:val="20"/>
+              </w:rPr>
+              <w:t>•</w:t>
+              <w:tab/>
+            </w:r>
+            <w:r>
+              <w:rPr>
+                <w:rFonts w:ascii="Avenir" w:hAnsi="Avenir" w:eastAsia="Avenir"/>
+                <w:b w:val="0"/>
+                <w:i w:val="0"/>
+                <w:sz w:val="20"/>
+              </w:rPr>
               <w:t>Teacher’s Google presentation - Lesson 2: Angle Pairs and Classifying Polygons</w:t>
             </w:r>
           </w:p>
@@ -11809,6 +13243,314 @@
               <w:t>“Can we use triangles to find the angle sum of any polygon? Let’s find out.”</w:t>
             </w:r>
           </w:p>
+          <w:tbl>
+            <w:tblPr>
+              <w:tblW w:type="dxa" w:w="8562"/>
+              <w:tblLook w:firstColumn="1" w:firstRow="1" w:lastColumn="0" w:lastRow="0" w:noHBand="0" w:noVBand="1" w:val="04A0"/>
+              <w:jc w:val="center"/>
+              <w:tblBorders>
+                <w:top w:val="single" w:sz="8" w:space="0" w:color="9DC3E6"/>
+                <w:left w:val="single" w:sz="8" w:space="0" w:color="9DC3E6"/>
+                <w:bottom w:val="single" w:sz="8" w:space="0" w:color="9DC3E6"/>
+                <w:right w:val="single" w:sz="8" w:space="0" w:color="9DC3E6"/>
+                <w:insideH w:val="single" w:sz="8" w:space="0" w:color="9DC3E6"/>
+                <w:insideV w:val="single" w:sz="8" w:space="0" w:color="9DC3E6"/>
+              </w:tblBorders>
+              <w:tblLayout w:type="fixed"/>
+            </w:tblPr>
+            <w:tblGrid>
+              <w:gridCol w:w="8562"/>
+            </w:tblGrid>
+            <w:tr>
+              <w:trPr>
+                <w:cantSplit/>
+              </w:trPr>
+              <w:tc>
+                <w:tcPr>
+                  <w:tcW w:type="dxa" w:w="8562"/>
+                  <w:shd w:val="clear" w:color="auto" w:fill="DDEBF7"/>
+                  <w:tcMar>
+                    <w:top w:w="90" w:type="dxa"/>
+                    <w:bottom w:w="90" w:type="dxa"/>
+                    <w:start w:w="150" w:type="dxa"/>
+                    <w:end w:w="150" w:type="dxa"/>
+                  </w:tcMar>
+                </w:tcPr>
+                <w:p>
+                  <w:pPr>
+                    <w:spacing w:before="0" w:after="60" w:line="240" w:lineRule="auto"/>
+                  </w:pPr>
+                  <w:r>
+                    <w:rPr>
+                      <w:rFonts w:ascii="Avenir" w:hAnsi="Avenir" w:eastAsia="Avenir"/>
+                      <w:b/>
+                      <w:i w:val="0"/>
+                      <w:color w:val="1F4E79"/>
+                      <w:sz w:val="20"/>
+                    </w:rPr>
+                    <w:t xml:space="preserve">SIM LAB  ·  </w:t>
+                  </w:r>
+                  <w:r>
+                    <w:rPr>
+                      <w:rFonts w:ascii="Avenir" w:hAnsi="Avenir" w:eastAsia="Avenir"/>
+                      <w:b/>
+                      <w:i w:val="0"/>
+                      <w:color w:val="1F4E79"/>
+                      <w:sz w:val="20"/>
+                    </w:rPr>
+                    <w:t>Angle Sum Machine – Triangle Split</w:t>
+                  </w:r>
+                </w:p>
+                <w:p>
+                  <w:pPr>
+                    <w:spacing w:before="0" w:after="20" w:line="240" w:lineRule="auto"/>
+                  </w:pPr>
+                  <w:r>
+                    <w:rPr>
+                      <w:rFonts w:ascii="Avenir" w:hAnsi="Avenir" w:eastAsia="Avenir"/>
+                      <w:b/>
+                      <w:i w:val="0"/>
+                      <w:sz w:val="18"/>
+                    </w:rPr>
+                    <w:t>Tool:</w:t>
+                  </w:r>
+                  <w:r>
+                    <w:rPr>
+                      <w:rFonts w:ascii="Avenir" w:hAnsi="Avenir" w:eastAsia="Avenir"/>
+                      <w:b w:val="0"/>
+                      <w:i w:val="0"/>
+                      <w:sz w:val="18"/>
+                    </w:rPr>
+                    <w:t xml:space="preserve"> LSGH Math 7 SimBook · Lesson 3 · Angle Sum Machine (Triangle Split tab)</w:t>
+                  </w:r>
+                </w:p>
+                <w:p>
+                  <w:pPr>
+                    <w:spacing w:before="0" w:after="20" w:line="240" w:lineRule="auto"/>
+                  </w:pPr>
+                  <w:r>
+                    <w:rPr>
+                      <w:rFonts w:ascii="Avenir" w:hAnsi="Avenir" w:eastAsia="Avenir"/>
+                      <w:b/>
+                      <w:i w:val="0"/>
+                      <w:sz w:val="18"/>
+                    </w:rPr>
+                    <w:t>Link:</w:t>
+                  </w:r>
+                  <w:r>
+                    <w:rPr>
+                      <w:rFonts w:ascii="Avenir" w:hAnsi="Avenir" w:eastAsia="Avenir"/>
+                      <w:b w:val="0"/>
+                      <w:i w:val="0"/>
+                      <w:sz w:val="18"/>
+                    </w:rPr>
+                    <w:t xml:space="preserve"> https://claude.ai/artifact/LrpohtVMd8ifUt7nkd7FFr#lesson3</w:t>
+                  </w:r>
+                </w:p>
+                <w:p>
+                  <w:pPr>
+                    <w:spacing w:before="0" w:after="20" w:line="240" w:lineRule="auto"/>
+                  </w:pPr>
+                  <w:r>
+                    <w:rPr>
+                      <w:rFonts w:ascii="Avenir" w:hAnsi="Avenir" w:eastAsia="Avenir"/>
+                      <w:b/>
+                      <w:i w:val="0"/>
+                      <w:sz w:val="18"/>
+                    </w:rPr>
+                    <w:t>Set-up:</w:t>
+                  </w:r>
+                  <w:r>
+                    <w:rPr>
+                      <w:rFonts w:ascii="Avenir" w:hAnsi="Avenir" w:eastAsia="Avenir"/>
+                      <w:b w:val="0"/>
+                      <w:i w:val="0"/>
+                      <w:sz w:val="18"/>
+                    </w:rPr>
+                    <w:t xml:space="preserve"> Pairs, one device; record findings in the notebook</w:t>
+                  </w:r>
+                </w:p>
+                <w:p>
+                  <w:pPr>
+                    <w:spacing w:before="0" w:after="20" w:line="240" w:lineRule="auto"/>
+                  </w:pPr>
+                  <w:r>
+                    <w:rPr>
+                      <w:rFonts w:ascii="Avenir" w:hAnsi="Avenir" w:eastAsia="Avenir"/>
+                      <w:b/>
+                      <w:i w:val="0"/>
+                      <w:sz w:val="19"/>
+                    </w:rPr>
+                    <w:t>Mission:</w:t>
+                  </w:r>
+                </w:p>
+                <w:p>
+                  <w:pPr>
+                    <w:tabs>
+                      <w:tab w:pos="260" w:val="left"/>
+                    </w:tabs>
+                    <w:spacing w:before="0" w:after="20" w:line="240" w:lineRule="auto"/>
+                    <w:ind w:left="260" w:hanging="260"/>
+                  </w:pPr>
+                  <w:r>
+                    <w:rPr>
+                      <w:rFonts w:ascii="Avenir" w:hAnsi="Avenir" w:eastAsia="Avenir"/>
+                      <w:b w:val="0"/>
+                      <w:i w:val="0"/>
+                      <w:sz w:val="19"/>
+                    </w:rPr>
+                    <w:t>1.</w:t>
+                    <w:tab/>
+                  </w:r>
+                  <w:r>
+                    <w:rPr>
+                      <w:rFonts w:ascii="Avenir" w:hAnsi="Avenir" w:eastAsia="Avenir"/>
+                      <w:b w:val="0"/>
+                      <w:i w:val="0"/>
+                      <w:sz w:val="19"/>
+                    </w:rPr>
+                    <w:t>Visit at least five polygons and let the sim fill the data table.</w:t>
+                  </w:r>
+                </w:p>
+                <w:p>
+                  <w:pPr>
+                    <w:tabs>
+                      <w:tab w:pos="260" w:val="left"/>
+                    </w:tabs>
+                    <w:spacing w:before="0" w:after="20" w:line="240" w:lineRule="auto"/>
+                    <w:ind w:left="260" w:hanging="260"/>
+                  </w:pPr>
+                  <w:r>
+                    <w:rPr>
+                      <w:rFonts w:ascii="Avenir" w:hAnsi="Avenir" w:eastAsia="Avenir"/>
+                      <w:b w:val="0"/>
+                      <w:i w:val="0"/>
+                      <w:sz w:val="19"/>
+                    </w:rPr>
+                    <w:t>2.</w:t>
+                    <w:tab/>
+                  </w:r>
+                  <w:r>
+                    <w:rPr>
+                      <w:rFonts w:ascii="Avenir" w:hAnsi="Avenir" w:eastAsia="Avenir"/>
+                      <w:b w:val="0"/>
+                      <w:i w:val="0"/>
+                      <w:sz w:val="19"/>
+                    </w:rPr>
+                    <w:t>Tick “Irregular.” Compare the measured sum with the formula.</w:t>
+                  </w:r>
+                </w:p>
+                <w:p>
+                  <w:pPr>
+                    <w:spacing w:before="0" w:after="20" w:line="240" w:lineRule="auto"/>
+                  </w:pPr>
+                  <w:r>
+                    <w:rPr>
+                      <w:rFonts w:ascii="Avenir" w:hAnsi="Avenir" w:eastAsia="Avenir"/>
+                      <w:b/>
+                      <w:i w:val="0"/>
+                      <w:sz w:val="19"/>
+                    </w:rPr>
+                    <w:t>Notice and Wonder:</w:t>
+                  </w:r>
+                </w:p>
+                <w:p>
+                  <w:pPr>
+                    <w:tabs>
+                      <w:tab w:pos="260" w:val="left"/>
+                    </w:tabs>
+                    <w:spacing w:before="0" w:after="20" w:line="240" w:lineRule="auto"/>
+                    <w:ind w:left="260" w:hanging="260"/>
+                  </w:pPr>
+                  <w:r>
+                    <w:rPr>
+                      <w:rFonts w:ascii="Avenir" w:hAnsi="Avenir" w:eastAsia="Avenir"/>
+                      <w:b w:val="0"/>
+                      <w:i w:val="0"/>
+                      <w:sz w:val="19"/>
+                    </w:rPr>
+                    <w:t>?</w:t>
+                    <w:tab/>
+                  </w:r>
+                  <w:r>
+                    <w:rPr>
+                      <w:rFonts w:ascii="Avenir" w:hAnsi="Avenir" w:eastAsia="Avenir"/>
+                      <w:b w:val="0"/>
+                      <w:i w:val="0"/>
+                      <w:sz w:val="19"/>
+                    </w:rPr>
+                    <w:t>How many triangles does an n-sided polygon split into?</w:t>
+                  </w:r>
+                </w:p>
+                <w:p>
+                  <w:pPr>
+                    <w:tabs>
+                      <w:tab w:pos="260" w:val="left"/>
+                    </w:tabs>
+                    <w:spacing w:before="0" w:after="20" w:line="240" w:lineRule="auto"/>
+                    <w:ind w:left="260" w:hanging="260"/>
+                  </w:pPr>
+                  <w:r>
+                    <w:rPr>
+                      <w:rFonts w:ascii="Avenir" w:hAnsi="Avenir" w:eastAsia="Avenir"/>
+                      <w:b w:val="0"/>
+                      <w:i w:val="0"/>
+                      <w:sz w:val="19"/>
+                    </w:rPr>
+                    <w:t>?</w:t>
+                    <w:tab/>
+                  </w:r>
+                  <w:r>
+                    <w:rPr>
+                      <w:rFonts w:ascii="Avenir" w:hAnsi="Avenir" w:eastAsia="Avenir"/>
+                      <w:b w:val="0"/>
+                      <w:i w:val="0"/>
+                      <w:sz w:val="19"/>
+                    </w:rPr>
+                    <w:t>Does the sum change when the polygon is irregular?</w:t>
+                  </w:r>
+                </w:p>
+                <w:p>
+                  <w:pPr>
+                    <w:spacing w:before="0" w:after="20" w:line="240" w:lineRule="auto"/>
+                  </w:pPr>
+                  <w:r>
+                    <w:rPr>
+                      <w:rFonts w:ascii="Avenir" w:hAnsi="Avenir" w:eastAsia="Avenir"/>
+                      <w:b/>
+                      <w:i w:val="0"/>
+                      <w:sz w:val="19"/>
+                    </w:rPr>
+                    <w:t>Expected discovery:</w:t>
+                  </w:r>
+                  <w:r>
+                    <w:rPr>
+                      <w:rFonts w:ascii="Avenir" w:hAnsi="Avenir" w:eastAsia="Avenir"/>
+                      <w:b w:val="0"/>
+                      <w:i w:val="0"/>
+                      <w:sz w:val="19"/>
+                    </w:rPr>
+                    <w:t xml:space="preserve"> </w:t>
+                  </w:r>
+                  <w:r>
+                    <w:rPr>
+                      <w:rFonts w:ascii="Avenir" w:hAnsi="Avenir" w:eastAsia="Avenir"/>
+                      <w:b w:val="0"/>
+                      <w:i/>
+                      <w:sz w:val="19"/>
+                    </w:rPr>
+                    <w:t>An n-sided polygon splits into n − 2 triangles, so its interior angles add up to (n − 2) × 180°, regular or not.</w:t>
+                  </w:r>
+                </w:p>
+              </w:tc>
+            </w:tr>
+          </w:tbl>
+          <w:p/>
+          <w:p>
+            <w:pPr>
+              <w:spacing w:after="0"/>
+            </w:pPr>
+          </w:p>
           <w:p>
             <w:pPr>
               <w:tabs>
@@ -11844,7 +13586,7 @@
                 <w:i w:val="0"/>
                 <w:sz w:val="20"/>
               </w:rPr>
-              <w:t xml:space="preserve"> “Triangle Split” discovery table – From one vertex, students draw all possible diagonals of each polygon, count the triangles formed, and look for the pattern.</w:t>
+              <w:t xml:space="preserve"> “Triangle Split” discovery table – After the sim, students confirm on paper: from one vertex, they draw all possible diagonals of each polygon, count the triangles formed, and look for the pattern.</w:t>
             </w:r>
           </w:p>
           <w:tbl>
@@ -12835,6 +14577,314 @@
               <w:t>“What happens if we walk around a polygon and turn at every corner?”</w:t>
             </w:r>
           </w:p>
+          <w:tbl>
+            <w:tblPr>
+              <w:tblW w:type="dxa" w:w="8562"/>
+              <w:tblLook w:firstColumn="1" w:firstRow="1" w:lastColumn="0" w:lastRow="0" w:noHBand="0" w:noVBand="1" w:val="04A0"/>
+              <w:jc w:val="center"/>
+              <w:tblBorders>
+                <w:top w:val="single" w:sz="8" w:space="0" w:color="9DC3E6"/>
+                <w:left w:val="single" w:sz="8" w:space="0" w:color="9DC3E6"/>
+                <w:bottom w:val="single" w:sz="8" w:space="0" w:color="9DC3E6"/>
+                <w:right w:val="single" w:sz="8" w:space="0" w:color="9DC3E6"/>
+                <w:insideH w:val="single" w:sz="8" w:space="0" w:color="9DC3E6"/>
+                <w:insideV w:val="single" w:sz="8" w:space="0" w:color="9DC3E6"/>
+              </w:tblBorders>
+              <w:tblLayout w:type="fixed"/>
+            </w:tblPr>
+            <w:tblGrid>
+              <w:gridCol w:w="8562"/>
+            </w:tblGrid>
+            <w:tr>
+              <w:trPr>
+                <w:cantSplit/>
+              </w:trPr>
+              <w:tc>
+                <w:tcPr>
+                  <w:tcW w:type="dxa" w:w="8562"/>
+                  <w:shd w:val="clear" w:color="auto" w:fill="DDEBF7"/>
+                  <w:tcMar>
+                    <w:top w:w="90" w:type="dxa"/>
+                    <w:bottom w:w="90" w:type="dxa"/>
+                    <w:start w:w="150" w:type="dxa"/>
+                    <w:end w:w="150" w:type="dxa"/>
+                  </w:tcMar>
+                </w:tcPr>
+                <w:p>
+                  <w:pPr>
+                    <w:spacing w:before="0" w:after="60" w:line="240" w:lineRule="auto"/>
+                  </w:pPr>
+                  <w:r>
+                    <w:rPr>
+                      <w:rFonts w:ascii="Avenir" w:hAnsi="Avenir" w:eastAsia="Avenir"/>
+                      <w:b/>
+                      <w:i w:val="0"/>
+                      <w:color w:val="1F4E79"/>
+                      <w:sz w:val="20"/>
+                    </w:rPr>
+                    <w:t xml:space="preserve">SIM LAB  ·  </w:t>
+                  </w:r>
+                  <w:r>
+                    <w:rPr>
+                      <w:rFonts w:ascii="Avenir" w:hAnsi="Avenir" w:eastAsia="Avenir"/>
+                      <w:b/>
+                      <w:i w:val="0"/>
+                      <w:color w:val="1F4E79"/>
+                      <w:sz w:val="20"/>
+                    </w:rPr>
+                    <w:t>Angle Sum Machine – Turtle Walk and Honeycomb Test</w:t>
+                  </w:r>
+                </w:p>
+                <w:p>
+                  <w:pPr>
+                    <w:spacing w:before="0" w:after="20" w:line="240" w:lineRule="auto"/>
+                  </w:pPr>
+                  <w:r>
+                    <w:rPr>
+                      <w:rFonts w:ascii="Avenir" w:hAnsi="Avenir" w:eastAsia="Avenir"/>
+                      <w:b/>
+                      <w:i w:val="0"/>
+                      <w:sz w:val="18"/>
+                    </w:rPr>
+                    <w:t>Tool:</w:t>
+                  </w:r>
+                  <w:r>
+                    <w:rPr>
+                      <w:rFonts w:ascii="Avenir" w:hAnsi="Avenir" w:eastAsia="Avenir"/>
+                      <w:b w:val="0"/>
+                      <w:i w:val="0"/>
+                      <w:sz w:val="18"/>
+                    </w:rPr>
+                    <w:t xml:space="preserve"> LSGH Math 7 SimBook · Lesson 3 · Angle Sum Machine (Turtle Walk and Honeycomb Test tab)</w:t>
+                  </w:r>
+                </w:p>
+                <w:p>
+                  <w:pPr>
+                    <w:spacing w:before="0" w:after="20" w:line="240" w:lineRule="auto"/>
+                  </w:pPr>
+                  <w:r>
+                    <w:rPr>
+                      <w:rFonts w:ascii="Avenir" w:hAnsi="Avenir" w:eastAsia="Avenir"/>
+                      <w:b/>
+                      <w:i w:val="0"/>
+                      <w:sz w:val="18"/>
+                    </w:rPr>
+                    <w:t>Link:</w:t>
+                  </w:r>
+                  <w:r>
+                    <w:rPr>
+                      <w:rFonts w:ascii="Avenir" w:hAnsi="Avenir" w:eastAsia="Avenir"/>
+                      <w:b w:val="0"/>
+                      <w:i w:val="0"/>
+                      <w:sz w:val="18"/>
+                    </w:rPr>
+                    <w:t xml:space="preserve"> https://claude.ai/artifact/LrpohtVMd8ifUt7nkd7FFr#lesson3</w:t>
+                  </w:r>
+                </w:p>
+                <w:p>
+                  <w:pPr>
+                    <w:spacing w:before="0" w:after="20" w:line="240" w:lineRule="auto"/>
+                  </w:pPr>
+                  <w:r>
+                    <w:rPr>
+                      <w:rFonts w:ascii="Avenir" w:hAnsi="Avenir" w:eastAsia="Avenir"/>
+                      <w:b/>
+                      <w:i w:val="0"/>
+                      <w:sz w:val="18"/>
+                    </w:rPr>
+                    <w:t>Set-up:</w:t>
+                  </w:r>
+                  <w:r>
+                    <w:rPr>
+                      <w:rFonts w:ascii="Avenir" w:hAnsi="Avenir" w:eastAsia="Avenir"/>
+                      <w:b w:val="0"/>
+                      <w:i w:val="0"/>
+                      <w:sz w:val="18"/>
+                    </w:rPr>
+                    <w:t xml:space="preserve"> Pairs, one device; record findings in the notebook</w:t>
+                  </w:r>
+                </w:p>
+                <w:p>
+                  <w:pPr>
+                    <w:spacing w:before="0" w:after="20" w:line="240" w:lineRule="auto"/>
+                  </w:pPr>
+                  <w:r>
+                    <w:rPr>
+                      <w:rFonts w:ascii="Avenir" w:hAnsi="Avenir" w:eastAsia="Avenir"/>
+                      <w:b/>
+                      <w:i w:val="0"/>
+                      <w:sz w:val="19"/>
+                    </w:rPr>
+                    <w:t>Mission:</w:t>
+                  </w:r>
+                </w:p>
+                <w:p>
+                  <w:pPr>
+                    <w:tabs>
+                      <w:tab w:pos="260" w:val="left"/>
+                    </w:tabs>
+                    <w:spacing w:before="0" w:after="20" w:line="240" w:lineRule="auto"/>
+                    <w:ind w:left="260" w:hanging="260"/>
+                  </w:pPr>
+                  <w:r>
+                    <w:rPr>
+                      <w:rFonts w:ascii="Avenir" w:hAnsi="Avenir" w:eastAsia="Avenir"/>
+                      <w:b w:val="0"/>
+                      <w:i w:val="0"/>
+                      <w:sz w:val="19"/>
+                    </w:rPr>
+                    <w:t>1.</w:t>
+                    <w:tab/>
+                  </w:r>
+                  <w:r>
+                    <w:rPr>
+                      <w:rFonts w:ascii="Avenir" w:hAnsi="Avenir" w:eastAsia="Avenir"/>
+                      <w:b w:val="0"/>
+                      <w:i w:val="0"/>
+                      <w:sz w:val="19"/>
+                    </w:rPr>
+                    <w:t>Turtle Walk: walk a triangle, a hexagon, and a decagon. Record the total turn each time.</w:t>
+                  </w:r>
+                </w:p>
+                <w:p>
+                  <w:pPr>
+                    <w:tabs>
+                      <w:tab w:pos="260" w:val="left"/>
+                    </w:tabs>
+                    <w:spacing w:before="0" w:after="20" w:line="240" w:lineRule="auto"/>
+                    <w:ind w:left="260" w:hanging="260"/>
+                  </w:pPr>
+                  <w:r>
+                    <w:rPr>
+                      <w:rFonts w:ascii="Avenir" w:hAnsi="Avenir" w:eastAsia="Avenir"/>
+                      <w:b w:val="0"/>
+                      <w:i w:val="0"/>
+                      <w:sz w:val="19"/>
+                    </w:rPr>
+                    <w:t>2.</w:t>
+                    <w:tab/>
+                  </w:r>
+                  <w:r>
+                    <w:rPr>
+                      <w:rFonts w:ascii="Avenir" w:hAnsi="Avenir" w:eastAsia="Avenir"/>
+                      <w:b w:val="0"/>
+                      <w:i w:val="0"/>
+                      <w:sz w:val="19"/>
+                    </w:rPr>
+                    <w:t>Honeycomb Test: add copies of each regular polygon around a point.</w:t>
+                  </w:r>
+                </w:p>
+                <w:p>
+                  <w:pPr>
+                    <w:spacing w:before="0" w:after="20" w:line="240" w:lineRule="auto"/>
+                  </w:pPr>
+                  <w:r>
+                    <w:rPr>
+                      <w:rFonts w:ascii="Avenir" w:hAnsi="Avenir" w:eastAsia="Avenir"/>
+                      <w:b/>
+                      <w:i w:val="0"/>
+                      <w:sz w:val="19"/>
+                    </w:rPr>
+                    <w:t>Notice and Wonder:</w:t>
+                  </w:r>
+                </w:p>
+                <w:p>
+                  <w:pPr>
+                    <w:tabs>
+                      <w:tab w:pos="260" w:val="left"/>
+                    </w:tabs>
+                    <w:spacing w:before="0" w:after="20" w:line="240" w:lineRule="auto"/>
+                    <w:ind w:left="260" w:hanging="260"/>
+                  </w:pPr>
+                  <w:r>
+                    <w:rPr>
+                      <w:rFonts w:ascii="Avenir" w:hAnsi="Avenir" w:eastAsia="Avenir"/>
+                      <w:b w:val="0"/>
+                      <w:i w:val="0"/>
+                      <w:sz w:val="19"/>
+                    </w:rPr>
+                    <w:t>?</w:t>
+                    <w:tab/>
+                  </w:r>
+                  <w:r>
+                    <w:rPr>
+                      <w:rFonts w:ascii="Avenir" w:hAnsi="Avenir" w:eastAsia="Avenir"/>
+                      <w:b w:val="0"/>
+                      <w:i w:val="0"/>
+                      <w:sz w:val="19"/>
+                    </w:rPr>
+                    <w:t>What is the total turn for every polygon?</w:t>
+                  </w:r>
+                </w:p>
+                <w:p>
+                  <w:pPr>
+                    <w:tabs>
+                      <w:tab w:pos="260" w:val="left"/>
+                    </w:tabs>
+                    <w:spacing w:before="0" w:after="20" w:line="240" w:lineRule="auto"/>
+                    <w:ind w:left="260" w:hanging="260"/>
+                  </w:pPr>
+                  <w:r>
+                    <w:rPr>
+                      <w:rFonts w:ascii="Avenir" w:hAnsi="Avenir" w:eastAsia="Avenir"/>
+                      <w:b w:val="0"/>
+                      <w:i w:val="0"/>
+                      <w:sz w:val="19"/>
+                    </w:rPr>
+                    <w:t>?</w:t>
+                    <w:tab/>
+                  </w:r>
+                  <w:r>
+                    <w:rPr>
+                      <w:rFonts w:ascii="Avenir" w:hAnsi="Avenir" w:eastAsia="Avenir"/>
+                      <w:b w:val="0"/>
+                      <w:i w:val="0"/>
+                      <w:sz w:val="19"/>
+                    </w:rPr>
+                    <w:t>Which polygons fit around a point with no gaps?</w:t>
+                  </w:r>
+                </w:p>
+                <w:p>
+                  <w:pPr>
+                    <w:spacing w:before="0" w:after="20" w:line="240" w:lineRule="auto"/>
+                  </w:pPr>
+                  <w:r>
+                    <w:rPr>
+                      <w:rFonts w:ascii="Avenir" w:hAnsi="Avenir" w:eastAsia="Avenir"/>
+                      <w:b/>
+                      <w:i w:val="0"/>
+                      <w:sz w:val="19"/>
+                    </w:rPr>
+                    <w:t>Expected discovery:</w:t>
+                  </w:r>
+                  <w:r>
+                    <w:rPr>
+                      <w:rFonts w:ascii="Avenir" w:hAnsi="Avenir" w:eastAsia="Avenir"/>
+                      <w:b w:val="0"/>
+                      <w:i w:val="0"/>
+                      <w:sz w:val="19"/>
+                    </w:rPr>
+                    <w:t xml:space="preserve"> </w:t>
+                  </w:r>
+                  <w:r>
+                    <w:rPr>
+                      <w:rFonts w:ascii="Avenir" w:hAnsi="Avenir" w:eastAsia="Avenir"/>
+                      <w:b w:val="0"/>
+                      <w:i/>
+                      <w:sz w:val="19"/>
+                    </w:rPr>
+                    <w:t>The exterior angles of a convex polygon add up to 360°; triangles, squares, and hexagons tile because their angles divide 360° exactly.</w:t>
+                  </w:r>
+                </w:p>
+              </w:tc>
+            </w:tr>
+          </w:tbl>
+          <w:p/>
+          <w:p>
+            <w:pPr>
+              <w:spacing w:after="0"/>
+            </w:pPr>
+          </w:p>
           <w:p>
             <w:pPr>
               <w:tabs>
@@ -13721,6 +15771,34 @@
                 <w:i w:val="0"/>
                 <w:sz w:val="20"/>
               </w:rPr>
+              <w:t>LSGH Math 7 SimBook - Lesson 3 (https://claude.ai/artifact/LrpohtVMd8ifUt7nkd7FFr#lesson3)</w:t>
+            </w:r>
+          </w:p>
+          <w:p>
+            <w:pPr>
+              <w:tabs>
+                <w:tab w:pos="260" w:val="left"/>
+              </w:tabs>
+              <w:spacing w:before="0" w:after="40" w:line="240" w:lineRule="auto"/>
+              <w:ind w:left="260" w:hanging="260"/>
+            </w:pPr>
+            <w:r>
+              <w:rPr>
+                <w:rFonts w:ascii="Avenir" w:hAnsi="Avenir" w:eastAsia="Avenir"/>
+                <w:b w:val="0"/>
+                <w:i w:val="0"/>
+                <w:sz w:val="20"/>
+              </w:rPr>
+              <w:t>•</w:t>
+              <w:tab/>
+            </w:r>
+            <w:r>
+              <w:rPr>
+                <w:rFonts w:ascii="Avenir" w:hAnsi="Avenir" w:eastAsia="Avenir"/>
+                <w:b w:val="0"/>
+                <w:i w:val="0"/>
+                <w:sz w:val="20"/>
+              </w:rPr>
               <w:t>Teacher’s Google presentation - Lesson 3: Angles of Polygons</w:t>
             </w:r>
           </w:p>
@@ -14783,6 +16861,342 @@
               <w:spacing w:after="0"/>
             </w:pPr>
           </w:p>
+          <w:tbl>
+            <w:tblPr>
+              <w:tblW w:type="dxa" w:w="8562"/>
+              <w:tblLook w:firstColumn="1" w:firstRow="1" w:lastColumn="0" w:lastRow="0" w:noHBand="0" w:noVBand="1" w:val="04A0"/>
+              <w:jc w:val="center"/>
+              <w:tblBorders>
+                <w:top w:val="single" w:sz="8" w:space="0" w:color="9DC3E6"/>
+                <w:left w:val="single" w:sz="8" w:space="0" w:color="9DC3E6"/>
+                <w:bottom w:val="single" w:sz="8" w:space="0" w:color="9DC3E6"/>
+                <w:right w:val="single" w:sz="8" w:space="0" w:color="9DC3E6"/>
+                <w:insideH w:val="single" w:sz="8" w:space="0" w:color="9DC3E6"/>
+                <w:insideV w:val="single" w:sz="8" w:space="0" w:color="9DC3E6"/>
+              </w:tblBorders>
+              <w:tblLayout w:type="fixed"/>
+            </w:tblPr>
+            <w:tblGrid>
+              <w:gridCol w:w="8562"/>
+            </w:tblGrid>
+            <w:tr>
+              <w:trPr>
+                <w:cantSplit/>
+              </w:trPr>
+              <w:tc>
+                <w:tcPr>
+                  <w:tcW w:type="dxa" w:w="8562"/>
+                  <w:shd w:val="clear" w:color="auto" w:fill="DDEBF7"/>
+                  <w:tcMar>
+                    <w:top w:w="90" w:type="dxa"/>
+                    <w:bottom w:w="90" w:type="dxa"/>
+                    <w:start w:w="150" w:type="dxa"/>
+                    <w:end w:w="150" w:type="dxa"/>
+                  </w:tcMar>
+                </w:tcPr>
+                <w:p>
+                  <w:pPr>
+                    <w:spacing w:before="0" w:after="60" w:line="240" w:lineRule="auto"/>
+                  </w:pPr>
+                  <w:r>
+                    <w:rPr>
+                      <w:rFonts w:ascii="Avenir" w:hAnsi="Avenir" w:eastAsia="Avenir"/>
+                      <w:b/>
+                      <w:i w:val="0"/>
+                      <w:color w:val="1F4E79"/>
+                      <w:sz w:val="20"/>
+                    </w:rPr>
+                    <w:t xml:space="preserve">SIM LAB  ·  </w:t>
+                  </w:r>
+                  <w:r>
+                    <w:rPr>
+                      <w:rFonts w:ascii="Avenir" w:hAnsi="Avenir" w:eastAsia="Avenir"/>
+                      <w:b/>
+                      <w:i w:val="0"/>
+                      <w:color w:val="1F4E79"/>
+                      <w:sz w:val="20"/>
+                    </w:rPr>
+                    <w:t>LSGH Mini Mall – Promo Lab</w:t>
+                  </w:r>
+                </w:p>
+                <w:p>
+                  <w:pPr>
+                    <w:spacing w:before="0" w:after="20" w:line="240" w:lineRule="auto"/>
+                  </w:pPr>
+                  <w:r>
+                    <w:rPr>
+                      <w:rFonts w:ascii="Avenir" w:hAnsi="Avenir" w:eastAsia="Avenir"/>
+                      <w:b/>
+                      <w:i w:val="0"/>
+                      <w:sz w:val="18"/>
+                    </w:rPr>
+                    <w:t>Tool:</w:t>
+                  </w:r>
+                  <w:r>
+                    <w:rPr>
+                      <w:rFonts w:ascii="Avenir" w:hAnsi="Avenir" w:eastAsia="Avenir"/>
+                      <w:b w:val="0"/>
+                      <w:i w:val="0"/>
+                      <w:sz w:val="18"/>
+                    </w:rPr>
+                    <w:t xml:space="preserve"> LSGH Math 7 SimBook · Lesson 4 · LSGH Mini Mall (Promo Lab tab)</w:t>
+                  </w:r>
+                </w:p>
+                <w:p>
+                  <w:pPr>
+                    <w:spacing w:before="0" w:after="20" w:line="240" w:lineRule="auto"/>
+                  </w:pPr>
+                  <w:r>
+                    <w:rPr>
+                      <w:rFonts w:ascii="Avenir" w:hAnsi="Avenir" w:eastAsia="Avenir"/>
+                      <w:b/>
+                      <w:i w:val="0"/>
+                      <w:sz w:val="18"/>
+                    </w:rPr>
+                    <w:t>Link:</w:t>
+                  </w:r>
+                  <w:r>
+                    <w:rPr>
+                      <w:rFonts w:ascii="Avenir" w:hAnsi="Avenir" w:eastAsia="Avenir"/>
+                      <w:b w:val="0"/>
+                      <w:i w:val="0"/>
+                      <w:sz w:val="18"/>
+                    </w:rPr>
+                    <w:t xml:space="preserve"> https://claude.ai/artifact/LrpohtVMd8ifUt7nkd7FFr#lesson4</w:t>
+                  </w:r>
+                </w:p>
+                <w:p>
+                  <w:pPr>
+                    <w:spacing w:before="0" w:after="20" w:line="240" w:lineRule="auto"/>
+                  </w:pPr>
+                  <w:r>
+                    <w:rPr>
+                      <w:rFonts w:ascii="Avenir" w:hAnsi="Avenir" w:eastAsia="Avenir"/>
+                      <w:b/>
+                      <w:i w:val="0"/>
+                      <w:sz w:val="18"/>
+                    </w:rPr>
+                    <w:t>Set-up:</w:t>
+                  </w:r>
+                  <w:r>
+                    <w:rPr>
+                      <w:rFonts w:ascii="Avenir" w:hAnsi="Avenir" w:eastAsia="Avenir"/>
+                      <w:b w:val="0"/>
+                      <w:i w:val="0"/>
+                      <w:sz w:val="18"/>
+                    </w:rPr>
+                    <w:t xml:space="preserve"> Pairs, one device; record findings in the notebook</w:t>
+                  </w:r>
+                </w:p>
+                <w:p>
+                  <w:pPr>
+                    <w:spacing w:before="0" w:after="20" w:line="240" w:lineRule="auto"/>
+                  </w:pPr>
+                  <w:r>
+                    <w:rPr>
+                      <w:rFonts w:ascii="Avenir" w:hAnsi="Avenir" w:eastAsia="Avenir"/>
+                      <w:b/>
+                      <w:i w:val="0"/>
+                      <w:sz w:val="19"/>
+                    </w:rPr>
+                    <w:t>Mission:</w:t>
+                  </w:r>
+                </w:p>
+                <w:p>
+                  <w:pPr>
+                    <w:tabs>
+                      <w:tab w:pos="260" w:val="left"/>
+                    </w:tabs>
+                    <w:spacing w:before="0" w:after="20" w:line="240" w:lineRule="auto"/>
+                    <w:ind w:left="260" w:hanging="260"/>
+                  </w:pPr>
+                  <w:r>
+                    <w:rPr>
+                      <w:rFonts w:ascii="Avenir" w:hAnsi="Avenir" w:eastAsia="Avenir"/>
+                      <w:b w:val="0"/>
+                      <w:i w:val="0"/>
+                      <w:sz w:val="19"/>
+                    </w:rPr>
+                    <w:t>1.</w:t>
+                    <w:tab/>
+                  </w:r>
+                  <w:r>
+                    <w:rPr>
+                      <w:rFonts w:ascii="Avenir" w:hAnsi="Avenir" w:eastAsia="Avenir"/>
+                      <w:b w:val="0"/>
+                      <w:i w:val="0"/>
+                      <w:sz w:val="19"/>
+                    </w:rPr>
+                    <w:t>Buy 2 school shirts with 50% off, then with Buy 1 Take 1. Compare the totals.</w:t>
+                  </w:r>
+                </w:p>
+                <w:p>
+                  <w:pPr>
+                    <w:tabs>
+                      <w:tab w:pos="260" w:val="left"/>
+                    </w:tabs>
+                    <w:spacing w:before="0" w:after="20" w:line="240" w:lineRule="auto"/>
+                    <w:ind w:left="260" w:hanging="260"/>
+                  </w:pPr>
+                  <w:r>
+                    <w:rPr>
+                      <w:rFonts w:ascii="Avenir" w:hAnsi="Avenir" w:eastAsia="Avenir"/>
+                      <w:b w:val="0"/>
+                      <w:i w:val="0"/>
+                      <w:sz w:val="19"/>
+                    </w:rPr>
+                    <w:t>2.</w:t>
+                    <w:tab/>
+                  </w:r>
+                  <w:r>
+                    <w:rPr>
+                      <w:rFonts w:ascii="Avenir" w:hAnsi="Avenir" w:eastAsia="Avenir"/>
+                      <w:b w:val="0"/>
+                      <w:i w:val="0"/>
+                      <w:sz w:val="19"/>
+                    </w:rPr>
+                    <w:t>Set 30% off plus an extra 20% off. Read the REAL discount on the percent bar.</w:t>
+                  </w:r>
+                </w:p>
+                <w:p>
+                  <w:pPr>
+                    <w:tabs>
+                      <w:tab w:pos="260" w:val="left"/>
+                    </w:tabs>
+                    <w:spacing w:before="0" w:after="20" w:line="240" w:lineRule="auto"/>
+                    <w:ind w:left="260" w:hanging="260"/>
+                  </w:pPr>
+                  <w:r>
+                    <w:rPr>
+                      <w:rFonts w:ascii="Avenir" w:hAnsi="Avenir" w:eastAsia="Avenir"/>
+                      <w:b w:val="0"/>
+                      <w:i w:val="0"/>
+                      <w:sz w:val="19"/>
+                    </w:rPr>
+                    <w:t>3.</w:t>
+                    <w:tab/>
+                  </w:r>
+                  <w:r>
+                    <w:rPr>
+                      <w:rFonts w:ascii="Avenir" w:hAnsi="Avenir" w:eastAsia="Avenir"/>
+                      <w:b w:val="0"/>
+                      <w:i w:val="0"/>
+                      <w:sz w:val="19"/>
+                    </w:rPr>
+                    <w:t>Turn the 12% VAT on and off. Watch the receipt.</w:t>
+                  </w:r>
+                </w:p>
+                <w:p>
+                  <w:pPr>
+                    <w:spacing w:before="0" w:after="20" w:line="240" w:lineRule="auto"/>
+                  </w:pPr>
+                  <w:r>
+                    <w:rPr>
+                      <w:rFonts w:ascii="Avenir" w:hAnsi="Avenir" w:eastAsia="Avenir"/>
+                      <w:b/>
+                      <w:i w:val="0"/>
+                      <w:sz w:val="19"/>
+                    </w:rPr>
+                    <w:t>Notice and Wonder:</w:t>
+                  </w:r>
+                </w:p>
+                <w:p>
+                  <w:pPr>
+                    <w:tabs>
+                      <w:tab w:pos="260" w:val="left"/>
+                    </w:tabs>
+                    <w:spacing w:before="0" w:after="20" w:line="240" w:lineRule="auto"/>
+                    <w:ind w:left="260" w:hanging="260"/>
+                  </w:pPr>
+                  <w:r>
+                    <w:rPr>
+                      <w:rFonts w:ascii="Avenir" w:hAnsi="Avenir" w:eastAsia="Avenir"/>
+                      <w:b w:val="0"/>
+                      <w:i w:val="0"/>
+                      <w:sz w:val="19"/>
+                    </w:rPr>
+                    <w:t>?</w:t>
+                    <w:tab/>
+                  </w:r>
+                  <w:r>
+                    <w:rPr>
+                      <w:rFonts w:ascii="Avenir" w:hAnsi="Avenir" w:eastAsia="Avenir"/>
+                      <w:b w:val="0"/>
+                      <w:i w:val="0"/>
+                      <w:sz w:val="19"/>
+                    </w:rPr>
+                    <w:t>Why is 30% + 20% off not 50% off?</w:t>
+                  </w:r>
+                </w:p>
+                <w:p>
+                  <w:pPr>
+                    <w:tabs>
+                      <w:tab w:pos="260" w:val="left"/>
+                    </w:tabs>
+                    <w:spacing w:before="0" w:after="20" w:line="240" w:lineRule="auto"/>
+                    <w:ind w:left="260" w:hanging="260"/>
+                  </w:pPr>
+                  <w:r>
+                    <w:rPr>
+                      <w:rFonts w:ascii="Avenir" w:hAnsi="Avenir" w:eastAsia="Avenir"/>
+                      <w:b w:val="0"/>
+                      <w:i w:val="0"/>
+                      <w:sz w:val="19"/>
+                    </w:rPr>
+                    <w:t>?</w:t>
+                    <w:tab/>
+                  </w:r>
+                  <w:r>
+                    <w:rPr>
+                      <w:rFonts w:ascii="Avenir" w:hAnsi="Avenir" w:eastAsia="Avenir"/>
+                      <w:b w:val="0"/>
+                      <w:i w:val="0"/>
+                      <w:sz w:val="19"/>
+                    </w:rPr>
+                    <w:t>When is Buy 1 Take 1 the same as 50% off?</w:t>
+                  </w:r>
+                </w:p>
+                <w:p>
+                  <w:pPr>
+                    <w:spacing w:before="0" w:after="20" w:line="240" w:lineRule="auto"/>
+                  </w:pPr>
+                  <w:r>
+                    <w:rPr>
+                      <w:rFonts w:ascii="Avenir" w:hAnsi="Avenir" w:eastAsia="Avenir"/>
+                      <w:b/>
+                      <w:i w:val="0"/>
+                      <w:sz w:val="19"/>
+                    </w:rPr>
+                    <w:t>Expected discovery:</w:t>
+                  </w:r>
+                  <w:r>
+                    <w:rPr>
+                      <w:rFonts w:ascii="Avenir" w:hAnsi="Avenir" w:eastAsia="Avenir"/>
+                      <w:b w:val="0"/>
+                      <w:i w:val="0"/>
+                      <w:sz w:val="19"/>
+                    </w:rPr>
+                    <w:t xml:space="preserve"> </w:t>
+                  </w:r>
+                  <w:r>
+                    <w:rPr>
+                      <w:rFonts w:ascii="Avenir" w:hAnsi="Avenir" w:eastAsia="Avenir"/>
+                      <w:b w:val="0"/>
+                      <w:i/>
+                      <w:sz w:val="19"/>
+                    </w:rPr>
+                    <w:t>Each percentage is taken of a base; successive discounts use different bases, so 30% + 20% off is only 44% off.</w:t>
+                  </w:r>
+                </w:p>
+              </w:tc>
+            </w:tr>
+          </w:tbl>
+          <w:p/>
+          <w:p>
+            <w:pPr>
+              <w:spacing w:after="0"/>
+            </w:pPr>
+          </w:p>
           <w:p>
             <w:pPr>
               <w:tabs>
@@ -14861,6 +17275,286 @@
               </w:rPr>
               <w:t>“Prices go up and down all the time. How do we describe these changes fairly?”</w:t>
             </w:r>
+          </w:p>
+          <w:tbl>
+            <w:tblPr>
+              <w:tblW w:type="dxa" w:w="8562"/>
+              <w:tblLook w:firstColumn="1" w:firstRow="1" w:lastColumn="0" w:lastRow="0" w:noHBand="0" w:noVBand="1" w:val="04A0"/>
+              <w:jc w:val="center"/>
+              <w:tblBorders>
+                <w:top w:val="single" w:sz="8" w:space="0" w:color="9DC3E6"/>
+                <w:left w:val="single" w:sz="8" w:space="0" w:color="9DC3E6"/>
+                <w:bottom w:val="single" w:sz="8" w:space="0" w:color="9DC3E6"/>
+                <w:right w:val="single" w:sz="8" w:space="0" w:color="9DC3E6"/>
+                <w:insideH w:val="single" w:sz="8" w:space="0" w:color="9DC3E6"/>
+                <w:insideV w:val="single" w:sz="8" w:space="0" w:color="9DC3E6"/>
+              </w:tblBorders>
+              <w:tblLayout w:type="fixed"/>
+            </w:tblPr>
+            <w:tblGrid>
+              <w:gridCol w:w="8562"/>
+            </w:tblGrid>
+            <w:tr>
+              <w:trPr>
+                <w:cantSplit/>
+              </w:trPr>
+              <w:tc>
+                <w:tcPr>
+                  <w:tcW w:type="dxa" w:w="8562"/>
+                  <w:shd w:val="clear" w:color="auto" w:fill="DDEBF7"/>
+                  <w:tcMar>
+                    <w:top w:w="90" w:type="dxa"/>
+                    <w:bottom w:w="90" w:type="dxa"/>
+                    <w:start w:w="150" w:type="dxa"/>
+                    <w:end w:w="150" w:type="dxa"/>
+                  </w:tcMar>
+                </w:tcPr>
+                <w:p>
+                  <w:pPr>
+                    <w:spacing w:before="0" w:after="60" w:line="240" w:lineRule="auto"/>
+                  </w:pPr>
+                  <w:r>
+                    <w:rPr>
+                      <w:rFonts w:ascii="Avenir" w:hAnsi="Avenir" w:eastAsia="Avenir"/>
+                      <w:b/>
+                      <w:i w:val="0"/>
+                      <w:color w:val="1F4E79"/>
+                      <w:sz w:val="20"/>
+                    </w:rPr>
+                    <w:t xml:space="preserve">SIM LAB  ·  </w:t>
+                  </w:r>
+                  <w:r>
+                    <w:rPr>
+                      <w:rFonts w:ascii="Avenir" w:hAnsi="Avenir" w:eastAsia="Avenir"/>
+                      <w:b/>
+                      <w:i w:val="0"/>
+                      <w:color w:val="1F4E79"/>
+                      <w:sz w:val="20"/>
+                    </w:rPr>
+                    <w:t>LSGH Mini Mall – Price Change</w:t>
+                  </w:r>
+                </w:p>
+                <w:p>
+                  <w:pPr>
+                    <w:spacing w:before="0" w:after="20" w:line="240" w:lineRule="auto"/>
+                  </w:pPr>
+                  <w:r>
+                    <w:rPr>
+                      <w:rFonts w:ascii="Avenir" w:hAnsi="Avenir" w:eastAsia="Avenir"/>
+                      <w:b/>
+                      <w:i w:val="0"/>
+                      <w:sz w:val="18"/>
+                    </w:rPr>
+                    <w:t>Tool:</w:t>
+                  </w:r>
+                  <w:r>
+                    <w:rPr>
+                      <w:rFonts w:ascii="Avenir" w:hAnsi="Avenir" w:eastAsia="Avenir"/>
+                      <w:b w:val="0"/>
+                      <w:i w:val="0"/>
+                      <w:sz w:val="18"/>
+                    </w:rPr>
+                    <w:t xml:space="preserve"> LSGH Math 7 SimBook · Lesson 4 · LSGH Mini Mall (Price Change tab)</w:t>
+                  </w:r>
+                </w:p>
+                <w:p>
+                  <w:pPr>
+                    <w:spacing w:before="0" w:after="20" w:line="240" w:lineRule="auto"/>
+                  </w:pPr>
+                  <w:r>
+                    <w:rPr>
+                      <w:rFonts w:ascii="Avenir" w:hAnsi="Avenir" w:eastAsia="Avenir"/>
+                      <w:b/>
+                      <w:i w:val="0"/>
+                      <w:sz w:val="18"/>
+                    </w:rPr>
+                    <w:t>Link:</w:t>
+                  </w:r>
+                  <w:r>
+                    <w:rPr>
+                      <w:rFonts w:ascii="Avenir" w:hAnsi="Avenir" w:eastAsia="Avenir"/>
+                      <w:b w:val="0"/>
+                      <w:i w:val="0"/>
+                      <w:sz w:val="18"/>
+                    </w:rPr>
+                    <w:t xml:space="preserve"> https://claude.ai/artifact/LrpohtVMd8ifUt7nkd7FFr#lesson4</w:t>
+                  </w:r>
+                </w:p>
+                <w:p>
+                  <w:pPr>
+                    <w:spacing w:before="0" w:after="20" w:line="240" w:lineRule="auto"/>
+                  </w:pPr>
+                  <w:r>
+                    <w:rPr>
+                      <w:rFonts w:ascii="Avenir" w:hAnsi="Avenir" w:eastAsia="Avenir"/>
+                      <w:b/>
+                      <w:i w:val="0"/>
+                      <w:sz w:val="18"/>
+                    </w:rPr>
+                    <w:t>Set-up:</w:t>
+                  </w:r>
+                  <w:r>
+                    <w:rPr>
+                      <w:rFonts w:ascii="Avenir" w:hAnsi="Avenir" w:eastAsia="Avenir"/>
+                      <w:b w:val="0"/>
+                      <w:i w:val="0"/>
+                      <w:sz w:val="18"/>
+                    </w:rPr>
+                    <w:t xml:space="preserve"> Pairs, one device; record findings in the notebook</w:t>
+                  </w:r>
+                </w:p>
+                <w:p>
+                  <w:pPr>
+                    <w:spacing w:before="0" w:after="20" w:line="240" w:lineRule="auto"/>
+                  </w:pPr>
+                  <w:r>
+                    <w:rPr>
+                      <w:rFonts w:ascii="Avenir" w:hAnsi="Avenir" w:eastAsia="Avenir"/>
+                      <w:b/>
+                      <w:i w:val="0"/>
+                      <w:sz w:val="19"/>
+                    </w:rPr>
+                    <w:t>Mission:</w:t>
+                  </w:r>
+                </w:p>
+                <w:p>
+                  <w:pPr>
+                    <w:tabs>
+                      <w:tab w:pos="260" w:val="left"/>
+                    </w:tabs>
+                    <w:spacing w:before="0" w:after="20" w:line="240" w:lineRule="auto"/>
+                    <w:ind w:left="260" w:hanging="260"/>
+                  </w:pPr>
+                  <w:r>
+                    <w:rPr>
+                      <w:rFonts w:ascii="Avenir" w:hAnsi="Avenir" w:eastAsia="Avenir"/>
+                      <w:b w:val="0"/>
+                      <w:i w:val="0"/>
+                      <w:sz w:val="19"/>
+                    </w:rPr>
+                    <w:t>1.</w:t>
+                    <w:tab/>
+                  </w:r>
+                  <w:r>
+                    <w:rPr>
+                      <w:rFonts w:ascii="Avenir" w:hAnsi="Avenir" w:eastAsia="Avenir"/>
+                      <w:b w:val="0"/>
+                      <w:i w:val="0"/>
+                      <w:sz w:val="19"/>
+                    </w:rPr>
+                    <w:t>Enter ₱50 → ₱55, then ₱600 → ₱800, then ₱800 → ₱600.</w:t>
+                  </w:r>
+                </w:p>
+                <w:p>
+                  <w:pPr>
+                    <w:tabs>
+                      <w:tab w:pos="260" w:val="left"/>
+                    </w:tabs>
+                    <w:spacing w:before="0" w:after="20" w:line="240" w:lineRule="auto"/>
+                    <w:ind w:left="260" w:hanging="260"/>
+                  </w:pPr>
+                  <w:r>
+                    <w:rPr>
+                      <w:rFonts w:ascii="Avenir" w:hAnsi="Avenir" w:eastAsia="Avenir"/>
+                      <w:b w:val="0"/>
+                      <w:i w:val="0"/>
+                      <w:sz w:val="19"/>
+                    </w:rPr>
+                    <w:t>2.</w:t>
+                    <w:tab/>
+                  </w:r>
+                  <w:r>
+                    <w:rPr>
+                      <w:rFonts w:ascii="Avenir" w:hAnsi="Avenir" w:eastAsia="Avenir"/>
+                      <w:b w:val="0"/>
+                      <w:i w:val="0"/>
+                      <w:sz w:val="19"/>
+                    </w:rPr>
+                    <w:t>Compare each percentage change with its reverse change.</w:t>
+                  </w:r>
+                </w:p>
+                <w:p>
+                  <w:pPr>
+                    <w:spacing w:before="0" w:after="20" w:line="240" w:lineRule="auto"/>
+                  </w:pPr>
+                  <w:r>
+                    <w:rPr>
+                      <w:rFonts w:ascii="Avenir" w:hAnsi="Avenir" w:eastAsia="Avenir"/>
+                      <w:b/>
+                      <w:i w:val="0"/>
+                      <w:sz w:val="19"/>
+                    </w:rPr>
+                    <w:t>Notice and Wonder:</w:t>
+                  </w:r>
+                </w:p>
+                <w:p>
+                  <w:pPr>
+                    <w:tabs>
+                      <w:tab w:pos="260" w:val="left"/>
+                    </w:tabs>
+                    <w:spacing w:before="0" w:after="20" w:line="240" w:lineRule="auto"/>
+                    <w:ind w:left="260" w:hanging="260"/>
+                  </w:pPr>
+                  <w:r>
+                    <w:rPr>
+                      <w:rFonts w:ascii="Avenir" w:hAnsi="Avenir" w:eastAsia="Avenir"/>
+                      <w:b w:val="0"/>
+                      <w:i w:val="0"/>
+                      <w:sz w:val="19"/>
+                    </w:rPr>
+                    <w:t>?</w:t>
+                    <w:tab/>
+                  </w:r>
+                  <w:r>
+                    <w:rPr>
+                      <w:rFonts w:ascii="Avenir" w:hAnsi="Avenir" w:eastAsia="Avenir"/>
+                      <w:b w:val="0"/>
+                      <w:i w:val="0"/>
+                      <w:sz w:val="19"/>
+                    </w:rPr>
+                    <w:t>Why do ₱600 → ₱800 and ₱800 → ₱600 give different percentages?</w:t>
+                  </w:r>
+                </w:p>
+                <w:p>
+                  <w:pPr>
+                    <w:spacing w:before="0" w:after="20" w:line="240" w:lineRule="auto"/>
+                  </w:pPr>
+                  <w:r>
+                    <w:rPr>
+                      <w:rFonts w:ascii="Avenir" w:hAnsi="Avenir" w:eastAsia="Avenir"/>
+                      <w:b/>
+                      <w:i w:val="0"/>
+                      <w:sz w:val="19"/>
+                    </w:rPr>
+                    <w:t>Expected discovery:</w:t>
+                  </w:r>
+                  <w:r>
+                    <w:rPr>
+                      <w:rFonts w:ascii="Avenir" w:hAnsi="Avenir" w:eastAsia="Avenir"/>
+                      <w:b w:val="0"/>
+                      <w:i w:val="0"/>
+                      <w:sz w:val="19"/>
+                    </w:rPr>
+                    <w:t xml:space="preserve"> </w:t>
+                  </w:r>
+                  <w:r>
+                    <w:rPr>
+                      <w:rFonts w:ascii="Avenir" w:hAnsi="Avenir" w:eastAsia="Avenir"/>
+                      <w:b w:val="0"/>
+                      <w:i/>
+                      <w:sz w:val="19"/>
+                    </w:rPr>
+                    <w:t>Percentage change is always computed from the ORIGINAL amount.</w:t>
+                  </w:r>
+                </w:p>
+              </w:tc>
+            </w:tr>
+          </w:tbl>
+          <w:p/>
+          <w:p>
+            <w:pPr>
+              <w:spacing w:after="0"/>
+            </w:pPr>
           </w:p>
           <w:p>
             <w:pPr>
@@ -15226,6 +17920,286 @@
               <w:t>“Percentages are everywhere in business: in discounts, taxes, commissions, and interest. Let’s learn each one.”</w:t>
             </w:r>
           </w:p>
+          <w:tbl>
+            <w:tblPr>
+              <w:tblW w:type="dxa" w:w="8562"/>
+              <w:tblLook w:firstColumn="1" w:firstRow="1" w:lastColumn="0" w:lastRow="0" w:noHBand="0" w:noVBand="1" w:val="04A0"/>
+              <w:jc w:val="center"/>
+              <w:tblBorders>
+                <w:top w:val="single" w:sz="8" w:space="0" w:color="9DC3E6"/>
+                <w:left w:val="single" w:sz="8" w:space="0" w:color="9DC3E6"/>
+                <w:bottom w:val="single" w:sz="8" w:space="0" w:color="9DC3E6"/>
+                <w:right w:val="single" w:sz="8" w:space="0" w:color="9DC3E6"/>
+                <w:insideH w:val="single" w:sz="8" w:space="0" w:color="9DC3E6"/>
+                <w:insideV w:val="single" w:sz="8" w:space="0" w:color="9DC3E6"/>
+              </w:tblBorders>
+              <w:tblLayout w:type="fixed"/>
+            </w:tblPr>
+            <w:tblGrid>
+              <w:gridCol w:w="8562"/>
+            </w:tblGrid>
+            <w:tr>
+              <w:trPr>
+                <w:cantSplit/>
+              </w:trPr>
+              <w:tc>
+                <w:tcPr>
+                  <w:tcW w:type="dxa" w:w="8562"/>
+                  <w:shd w:val="clear" w:color="auto" w:fill="DDEBF7"/>
+                  <w:tcMar>
+                    <w:top w:w="90" w:type="dxa"/>
+                    <w:bottom w:w="90" w:type="dxa"/>
+                    <w:start w:w="150" w:type="dxa"/>
+                    <w:end w:w="150" w:type="dxa"/>
+                  </w:tcMar>
+                </w:tcPr>
+                <w:p>
+                  <w:pPr>
+                    <w:spacing w:before="0" w:after="60" w:line="240" w:lineRule="auto"/>
+                  </w:pPr>
+                  <w:r>
+                    <w:rPr>
+                      <w:rFonts w:ascii="Avenir" w:hAnsi="Avenir" w:eastAsia="Avenir"/>
+                      <w:b/>
+                      <w:i w:val="0"/>
+                      <w:color w:val="1F4E79"/>
+                      <w:sz w:val="20"/>
+                    </w:rPr>
+                    <w:t xml:space="preserve">SIM LAB  ·  </w:t>
+                  </w:r>
+                  <w:r>
+                    <w:rPr>
+                      <w:rFonts w:ascii="Avenir" w:hAnsi="Avenir" w:eastAsia="Avenir"/>
+                      <w:b/>
+                      <w:i w:val="0"/>
+                      <w:color w:val="1F4E79"/>
+                      <w:sz w:val="20"/>
+                    </w:rPr>
+                    <w:t>LSGH Mini Mall – Money Tools</w:t>
+                  </w:r>
+                </w:p>
+                <w:p>
+                  <w:pPr>
+                    <w:spacing w:before="0" w:after="20" w:line="240" w:lineRule="auto"/>
+                  </w:pPr>
+                  <w:r>
+                    <w:rPr>
+                      <w:rFonts w:ascii="Avenir" w:hAnsi="Avenir" w:eastAsia="Avenir"/>
+                      <w:b/>
+                      <w:i w:val="0"/>
+                      <w:sz w:val="18"/>
+                    </w:rPr>
+                    <w:t>Tool:</w:t>
+                  </w:r>
+                  <w:r>
+                    <w:rPr>
+                      <w:rFonts w:ascii="Avenir" w:hAnsi="Avenir" w:eastAsia="Avenir"/>
+                      <w:b w:val="0"/>
+                      <w:i w:val="0"/>
+                      <w:sz w:val="18"/>
+                    </w:rPr>
+                    <w:t xml:space="preserve"> LSGH Math 7 SimBook · Lesson 4 · LSGH Mini Mall (Money Tools tab)</w:t>
+                  </w:r>
+                </w:p>
+                <w:p>
+                  <w:pPr>
+                    <w:spacing w:before="0" w:after="20" w:line="240" w:lineRule="auto"/>
+                  </w:pPr>
+                  <w:r>
+                    <w:rPr>
+                      <w:rFonts w:ascii="Avenir" w:hAnsi="Avenir" w:eastAsia="Avenir"/>
+                      <w:b/>
+                      <w:i w:val="0"/>
+                      <w:sz w:val="18"/>
+                    </w:rPr>
+                    <w:t>Link:</w:t>
+                  </w:r>
+                  <w:r>
+                    <w:rPr>
+                      <w:rFonts w:ascii="Avenir" w:hAnsi="Avenir" w:eastAsia="Avenir"/>
+                      <w:b w:val="0"/>
+                      <w:i w:val="0"/>
+                      <w:sz w:val="18"/>
+                    </w:rPr>
+                    <w:t xml:space="preserve"> https://claude.ai/artifact/LrpohtVMd8ifUt7nkd7FFr#lesson4</w:t>
+                  </w:r>
+                </w:p>
+                <w:p>
+                  <w:pPr>
+                    <w:spacing w:before="0" w:after="20" w:line="240" w:lineRule="auto"/>
+                  </w:pPr>
+                  <w:r>
+                    <w:rPr>
+                      <w:rFonts w:ascii="Avenir" w:hAnsi="Avenir" w:eastAsia="Avenir"/>
+                      <w:b/>
+                      <w:i w:val="0"/>
+                      <w:sz w:val="18"/>
+                    </w:rPr>
+                    <w:t>Set-up:</w:t>
+                  </w:r>
+                  <w:r>
+                    <w:rPr>
+                      <w:rFonts w:ascii="Avenir" w:hAnsi="Avenir" w:eastAsia="Avenir"/>
+                      <w:b w:val="0"/>
+                      <w:i w:val="0"/>
+                      <w:sz w:val="18"/>
+                    </w:rPr>
+                    <w:t xml:space="preserve"> Pairs, one device; record findings in the notebook</w:t>
+                  </w:r>
+                </w:p>
+                <w:p>
+                  <w:pPr>
+                    <w:spacing w:before="0" w:after="20" w:line="240" w:lineRule="auto"/>
+                  </w:pPr>
+                  <w:r>
+                    <w:rPr>
+                      <w:rFonts w:ascii="Avenir" w:hAnsi="Avenir" w:eastAsia="Avenir"/>
+                      <w:b/>
+                      <w:i w:val="0"/>
+                      <w:sz w:val="19"/>
+                    </w:rPr>
+                    <w:t>Mission:</w:t>
+                  </w:r>
+                </w:p>
+                <w:p>
+                  <w:pPr>
+                    <w:tabs>
+                      <w:tab w:pos="260" w:val="left"/>
+                    </w:tabs>
+                    <w:spacing w:before="0" w:after="20" w:line="240" w:lineRule="auto"/>
+                    <w:ind w:left="260" w:hanging="260"/>
+                  </w:pPr>
+                  <w:r>
+                    <w:rPr>
+                      <w:rFonts w:ascii="Avenir" w:hAnsi="Avenir" w:eastAsia="Avenir"/>
+                      <w:b w:val="0"/>
+                      <w:i w:val="0"/>
+                      <w:sz w:val="19"/>
+                    </w:rPr>
+                    <w:t>1.</w:t>
+                    <w:tab/>
+                  </w:r>
+                  <w:r>
+                    <w:rPr>
+                      <w:rFonts w:ascii="Avenir" w:hAnsi="Avenir" w:eastAsia="Avenir"/>
+                      <w:b w:val="0"/>
+                      <w:i w:val="0"/>
+                      <w:sz w:val="19"/>
+                    </w:rPr>
+                    <w:t>Compute the commission on ₱80 000 at 5%.</w:t>
+                  </w:r>
+                </w:p>
+                <w:p>
+                  <w:pPr>
+                    <w:tabs>
+                      <w:tab w:pos="260" w:val="left"/>
+                    </w:tabs>
+                    <w:spacing w:before="0" w:after="20" w:line="240" w:lineRule="auto"/>
+                    <w:ind w:left="260" w:hanging="260"/>
+                  </w:pPr>
+                  <w:r>
+                    <w:rPr>
+                      <w:rFonts w:ascii="Avenir" w:hAnsi="Avenir" w:eastAsia="Avenir"/>
+                      <w:b w:val="0"/>
+                      <w:i w:val="0"/>
+                      <w:sz w:val="19"/>
+                    </w:rPr>
+                    <w:t>2.</w:t>
+                    <w:tab/>
+                  </w:r>
+                  <w:r>
+                    <w:rPr>
+                      <w:rFonts w:ascii="Avenir" w:hAnsi="Avenir" w:eastAsia="Avenir"/>
+                      <w:b w:val="0"/>
+                      <w:i w:val="0"/>
+                      <w:sz w:val="19"/>
+                    </w:rPr>
+                    <w:t>Find the simple interest on ₱10 000 at 3% for 2 years, then for 5 years.</w:t>
+                  </w:r>
+                </w:p>
+                <w:p>
+                  <w:pPr>
+                    <w:spacing w:before="0" w:after="20" w:line="240" w:lineRule="auto"/>
+                  </w:pPr>
+                  <w:r>
+                    <w:rPr>
+                      <w:rFonts w:ascii="Avenir" w:hAnsi="Avenir" w:eastAsia="Avenir"/>
+                      <w:b/>
+                      <w:i w:val="0"/>
+                      <w:sz w:val="19"/>
+                    </w:rPr>
+                    <w:t>Notice and Wonder:</w:t>
+                  </w:r>
+                </w:p>
+                <w:p>
+                  <w:pPr>
+                    <w:tabs>
+                      <w:tab w:pos="260" w:val="left"/>
+                    </w:tabs>
+                    <w:spacing w:before="0" w:after="20" w:line="240" w:lineRule="auto"/>
+                    <w:ind w:left="260" w:hanging="260"/>
+                  </w:pPr>
+                  <w:r>
+                    <w:rPr>
+                      <w:rFonts w:ascii="Avenir" w:hAnsi="Avenir" w:eastAsia="Avenir"/>
+                      <w:b w:val="0"/>
+                      <w:i w:val="0"/>
+                      <w:sz w:val="19"/>
+                    </w:rPr>
+                    <w:t>?</w:t>
+                    <w:tab/>
+                  </w:r>
+                  <w:r>
+                    <w:rPr>
+                      <w:rFonts w:ascii="Avenir" w:hAnsi="Avenir" w:eastAsia="Avenir"/>
+                      <w:b w:val="0"/>
+                      <w:i w:val="0"/>
+                      <w:sz w:val="19"/>
+                    </w:rPr>
+                    <w:t>How does the interest grow each year?</w:t>
+                  </w:r>
+                </w:p>
+                <w:p>
+                  <w:pPr>
+                    <w:spacing w:before="0" w:after="20" w:line="240" w:lineRule="auto"/>
+                  </w:pPr>
+                  <w:r>
+                    <w:rPr>
+                      <w:rFonts w:ascii="Avenir" w:hAnsi="Avenir" w:eastAsia="Avenir"/>
+                      <w:b/>
+                      <w:i w:val="0"/>
+                      <w:sz w:val="19"/>
+                    </w:rPr>
+                    <w:t>Expected discovery:</w:t>
+                  </w:r>
+                  <w:r>
+                    <w:rPr>
+                      <w:rFonts w:ascii="Avenir" w:hAnsi="Avenir" w:eastAsia="Avenir"/>
+                      <w:b w:val="0"/>
+                      <w:i w:val="0"/>
+                      <w:sz w:val="19"/>
+                    </w:rPr>
+                    <w:t xml:space="preserve"> </w:t>
+                  </w:r>
+                  <w:r>
+                    <w:rPr>
+                      <w:rFonts w:ascii="Avenir" w:hAnsi="Avenir" w:eastAsia="Avenir"/>
+                      <w:b w:val="0"/>
+                      <w:i/>
+                      <w:sz w:val="19"/>
+                    </w:rPr>
+                    <w:t>Commission and simple interest are a rate times a base; simple interest grows by the same amount every year (I = P × r × t).</w:t>
+                  </w:r>
+                </w:p>
+              </w:tc>
+            </w:tr>
+          </w:tbl>
+          <w:p/>
+          <w:p>
+            <w:pPr>
+              <w:spacing w:after="0"/>
+            </w:pPr>
+          </w:p>
           <w:p>
             <w:pPr>
               <w:tabs>
@@ -16333,7 +19307,7 @@
                 <w:i w:val="0"/>
                 <w:sz w:val="20"/>
               </w:rPr>
-              <w:t>Teacher’s Google presentation - Lesson 4: Percentages in Real Life</w:t>
+              <w:t>LSGH Math 7 SimBook - Lesson 4 (https://claude.ai/artifact/LrpohtVMd8ifUt7nkd7FFr#lesson4)</w:t>
             </w:r>
           </w:p>
           <w:p>
@@ -16361,7 +19335,7 @@
                 <w:i w:val="0"/>
                 <w:sz w:val="20"/>
               </w:rPr>
-              <w:t>Mall flyers and online store screenshots</w:t>
+              <w:t>Teacher’s Google presentation - Lesson 4: Percentages in Real Life</w:t>
             </w:r>
           </w:p>
           <w:p>
@@ -16389,7 +19363,7 @@
                 <w:i w:val="0"/>
                 <w:sz w:val="20"/>
               </w:rPr>
-              <w:t>Calculator</w:t>
+              <w:t>Mall flyers and online store screenshots</w:t>
             </w:r>
           </w:p>
           <w:p>
@@ -16417,7 +19391,7 @@
                 <w:i w:val="0"/>
                 <w:sz w:val="20"/>
               </w:rPr>
-              <w:t>Materials uploaded in Ranger360</w:t>
+              <w:t>Calculator</w:t>
             </w:r>
           </w:p>
           <w:p>
@@ -16445,6 +19419,34 @@
                 <w:i w:val="0"/>
                 <w:sz w:val="20"/>
               </w:rPr>
+              <w:t>Materials uploaded in Ranger360</w:t>
+            </w:r>
+          </w:p>
+          <w:p>
+            <w:pPr>
+              <w:tabs>
+                <w:tab w:pos="260" w:val="left"/>
+              </w:tabs>
+              <w:spacing w:before="0" w:after="40" w:line="240" w:lineRule="auto"/>
+              <w:ind w:left="260" w:hanging="260"/>
+            </w:pPr>
+            <w:r>
+              <w:rPr>
+                <w:rFonts w:ascii="Avenir" w:hAnsi="Avenir" w:eastAsia="Avenir"/>
+                <w:b w:val="0"/>
+                <w:i w:val="0"/>
+                <w:sz w:val="20"/>
+              </w:rPr>
+              <w:t>•</w:t>
+              <w:tab/>
+            </w:r>
+            <w:r>
+              <w:rPr>
+                <w:rFonts w:ascii="Avenir" w:hAnsi="Avenir" w:eastAsia="Avenir"/>
+                <w:b w:val="0"/>
+                <w:i w:val="0"/>
+                <w:sz w:val="20"/>
+              </w:rPr>
               <w:t>Uploaded students’ LW1.3 Discount Showdown output in Ranger360</w:t>
             </w:r>
           </w:p>
@@ -16837,6 +19839,342 @@
               </w:rPr>
               <w:t xml:space="preserve"> “₱500 Baon Challenge” – Students list how they would spend ₱500 for five school days, then compare plans with a partner.</w:t>
             </w:r>
+          </w:p>
+          <w:tbl>
+            <w:tblPr>
+              <w:tblW w:type="dxa" w:w="8562"/>
+              <w:tblLook w:firstColumn="1" w:firstRow="1" w:lastColumn="0" w:lastRow="0" w:noHBand="0" w:noVBand="1" w:val="04A0"/>
+              <w:jc w:val="center"/>
+              <w:tblBorders>
+                <w:top w:val="single" w:sz="8" w:space="0" w:color="9DC3E6"/>
+                <w:left w:val="single" w:sz="8" w:space="0" w:color="9DC3E6"/>
+                <w:bottom w:val="single" w:sz="8" w:space="0" w:color="9DC3E6"/>
+                <w:right w:val="single" w:sz="8" w:space="0" w:color="9DC3E6"/>
+                <w:insideH w:val="single" w:sz="8" w:space="0" w:color="9DC3E6"/>
+                <w:insideV w:val="single" w:sz="8" w:space="0" w:color="9DC3E6"/>
+              </w:tblBorders>
+              <w:tblLayout w:type="fixed"/>
+            </w:tblPr>
+            <w:tblGrid>
+              <w:gridCol w:w="8562"/>
+            </w:tblGrid>
+            <w:tr>
+              <w:trPr>
+                <w:cantSplit/>
+              </w:trPr>
+              <w:tc>
+                <w:tcPr>
+                  <w:tcW w:type="dxa" w:w="8562"/>
+                  <w:shd w:val="clear" w:color="auto" w:fill="DDEBF7"/>
+                  <w:tcMar>
+                    <w:top w:w="90" w:type="dxa"/>
+                    <w:bottom w:w="90" w:type="dxa"/>
+                    <w:start w:w="150" w:type="dxa"/>
+                    <w:end w:w="150" w:type="dxa"/>
+                  </w:tcMar>
+                </w:tcPr>
+                <w:p>
+                  <w:pPr>
+                    <w:spacing w:before="0" w:after="60" w:line="240" w:lineRule="auto"/>
+                  </w:pPr>
+                  <w:r>
+                    <w:rPr>
+                      <w:rFonts w:ascii="Avenir" w:hAnsi="Avenir" w:eastAsia="Avenir"/>
+                      <w:b/>
+                      <w:i w:val="0"/>
+                      <w:color w:val="1F4E79"/>
+                      <w:sz w:val="20"/>
+                    </w:rPr>
+                    <w:t xml:space="preserve">SIM LAB  ·  </w:t>
+                  </w:r>
+                  <w:r>
+                    <w:rPr>
+                      <w:rFonts w:ascii="Avenir" w:hAnsi="Avenir" w:eastAsia="Avenir"/>
+                      <w:b/>
+                      <w:i w:val="0"/>
+                      <w:color w:val="1F4E79"/>
+                      <w:sz w:val="20"/>
+                    </w:rPr>
+                    <w:t>Baon Life Sim – Plan and Live the Week</w:t>
+                  </w:r>
+                </w:p>
+                <w:p>
+                  <w:pPr>
+                    <w:spacing w:before="0" w:after="20" w:line="240" w:lineRule="auto"/>
+                  </w:pPr>
+                  <w:r>
+                    <w:rPr>
+                      <w:rFonts w:ascii="Avenir" w:hAnsi="Avenir" w:eastAsia="Avenir"/>
+                      <w:b/>
+                      <w:i w:val="0"/>
+                      <w:sz w:val="18"/>
+                    </w:rPr>
+                    <w:t>Tool:</w:t>
+                  </w:r>
+                  <w:r>
+                    <w:rPr>
+                      <w:rFonts w:ascii="Avenir" w:hAnsi="Avenir" w:eastAsia="Avenir"/>
+                      <w:b w:val="0"/>
+                      <w:i w:val="0"/>
+                      <w:sz w:val="18"/>
+                    </w:rPr>
+                    <w:t xml:space="preserve"> LSGH Math 7 SimBook · Lesson 5 · Baon Life Sim (Plan and Live the Week tab)</w:t>
+                  </w:r>
+                </w:p>
+                <w:p>
+                  <w:pPr>
+                    <w:spacing w:before="0" w:after="20" w:line="240" w:lineRule="auto"/>
+                  </w:pPr>
+                  <w:r>
+                    <w:rPr>
+                      <w:rFonts w:ascii="Avenir" w:hAnsi="Avenir" w:eastAsia="Avenir"/>
+                      <w:b/>
+                      <w:i w:val="0"/>
+                      <w:sz w:val="18"/>
+                    </w:rPr>
+                    <w:t>Link:</w:t>
+                  </w:r>
+                  <w:r>
+                    <w:rPr>
+                      <w:rFonts w:ascii="Avenir" w:hAnsi="Avenir" w:eastAsia="Avenir"/>
+                      <w:b w:val="0"/>
+                      <w:i w:val="0"/>
+                      <w:sz w:val="18"/>
+                    </w:rPr>
+                    <w:t xml:space="preserve"> https://claude.ai/artifact/LrpohtVMd8ifUt7nkd7FFr#lesson5</w:t>
+                  </w:r>
+                </w:p>
+                <w:p>
+                  <w:pPr>
+                    <w:spacing w:before="0" w:after="20" w:line="240" w:lineRule="auto"/>
+                  </w:pPr>
+                  <w:r>
+                    <w:rPr>
+                      <w:rFonts w:ascii="Avenir" w:hAnsi="Avenir" w:eastAsia="Avenir"/>
+                      <w:b/>
+                      <w:i w:val="0"/>
+                      <w:sz w:val="18"/>
+                    </w:rPr>
+                    <w:t>Set-up:</w:t>
+                  </w:r>
+                  <w:r>
+                    <w:rPr>
+                      <w:rFonts w:ascii="Avenir" w:hAnsi="Avenir" w:eastAsia="Avenir"/>
+                      <w:b w:val="0"/>
+                      <w:i w:val="0"/>
+                      <w:sz w:val="18"/>
+                    </w:rPr>
+                    <w:t xml:space="preserve"> Individual, one device each</w:t>
+                  </w:r>
+                </w:p>
+                <w:p>
+                  <w:pPr>
+                    <w:spacing w:before="0" w:after="20" w:line="240" w:lineRule="auto"/>
+                  </w:pPr>
+                  <w:r>
+                    <w:rPr>
+                      <w:rFonts w:ascii="Avenir" w:hAnsi="Avenir" w:eastAsia="Avenir"/>
+                      <w:b/>
+                      <w:i w:val="0"/>
+                      <w:sz w:val="19"/>
+                    </w:rPr>
+                    <w:t>Mission:</w:t>
+                  </w:r>
+                </w:p>
+                <w:p>
+                  <w:pPr>
+                    <w:tabs>
+                      <w:tab w:pos="260" w:val="left"/>
+                    </w:tabs>
+                    <w:spacing w:before="0" w:after="20" w:line="240" w:lineRule="auto"/>
+                    <w:ind w:left="260" w:hanging="260"/>
+                  </w:pPr>
+                  <w:r>
+                    <w:rPr>
+                      <w:rFonts w:ascii="Avenir" w:hAnsi="Avenir" w:eastAsia="Avenir"/>
+                      <w:b w:val="0"/>
+                      <w:i w:val="0"/>
+                      <w:sz w:val="19"/>
+                    </w:rPr>
+                    <w:t>1.</w:t>
+                    <w:tab/>
+                  </w:r>
+                  <w:r>
+                    <w:rPr>
+                      <w:rFonts w:ascii="Avenir" w:hAnsi="Avenir" w:eastAsia="Avenir"/>
+                      <w:b w:val="0"/>
+                      <w:i w:val="0"/>
+                      <w:sz w:val="19"/>
+                    </w:rPr>
+                    <w:t>Plan: split a ₱500 baon using 50-30-20.</w:t>
+                  </w:r>
+                </w:p>
+                <w:p>
+                  <w:pPr>
+                    <w:tabs>
+                      <w:tab w:pos="260" w:val="left"/>
+                    </w:tabs>
+                    <w:spacing w:before="0" w:after="20" w:line="240" w:lineRule="auto"/>
+                    <w:ind w:left="260" w:hanging="260"/>
+                  </w:pPr>
+                  <w:r>
+                    <w:rPr>
+                      <w:rFonts w:ascii="Avenir" w:hAnsi="Avenir" w:eastAsia="Avenir"/>
+                      <w:b w:val="0"/>
+                      <w:i w:val="0"/>
+                      <w:sz w:val="19"/>
+                    </w:rPr>
+                    <w:t>2.</w:t>
+                    <w:tab/>
+                  </w:r>
+                  <w:r>
+                    <w:rPr>
+                      <w:rFonts w:ascii="Avenir" w:hAnsi="Avenir" w:eastAsia="Avenir"/>
+                      <w:b w:val="0"/>
+                      <w:i w:val="0"/>
+                      <w:sz w:val="19"/>
+                    </w:rPr>
+                    <w:t>Live the Week: play five days of Life Cards and decide on every optional card.</w:t>
+                  </w:r>
+                </w:p>
+                <w:p>
+                  <w:pPr>
+                    <w:tabs>
+                      <w:tab w:pos="260" w:val="left"/>
+                    </w:tabs>
+                    <w:spacing w:before="0" w:after="20" w:line="240" w:lineRule="auto"/>
+                    <w:ind w:left="260" w:hanging="260"/>
+                  </w:pPr>
+                  <w:r>
+                    <w:rPr>
+                      <w:rFonts w:ascii="Avenir" w:hAnsi="Avenir" w:eastAsia="Avenir"/>
+                      <w:b w:val="0"/>
+                      <w:i w:val="0"/>
+                      <w:sz w:val="19"/>
+                    </w:rPr>
+                    <w:t>3.</w:t>
+                    <w:tab/>
+                  </w:r>
+                  <w:r>
+                    <w:rPr>
+                      <w:rFonts w:ascii="Avenir" w:hAnsi="Avenir" w:eastAsia="Avenir"/>
+                      <w:b w:val="0"/>
+                      <w:i w:val="0"/>
+                      <w:sz w:val="19"/>
+                    </w:rPr>
+                    <w:t>Change your plan and play again. Compare the two weeks.</w:t>
+                  </w:r>
+                </w:p>
+                <w:p>
+                  <w:pPr>
+                    <w:spacing w:before="0" w:after="20" w:line="240" w:lineRule="auto"/>
+                  </w:pPr>
+                  <w:r>
+                    <w:rPr>
+                      <w:rFonts w:ascii="Avenir" w:hAnsi="Avenir" w:eastAsia="Avenir"/>
+                      <w:b/>
+                      <w:i w:val="0"/>
+                      <w:sz w:val="19"/>
+                    </w:rPr>
+                    <w:t>Notice and Wonder:</w:t>
+                  </w:r>
+                </w:p>
+                <w:p>
+                  <w:pPr>
+                    <w:tabs>
+                      <w:tab w:pos="260" w:val="left"/>
+                    </w:tabs>
+                    <w:spacing w:before="0" w:after="20" w:line="240" w:lineRule="auto"/>
+                    <w:ind w:left="260" w:hanging="260"/>
+                  </w:pPr>
+                  <w:r>
+                    <w:rPr>
+                      <w:rFonts w:ascii="Avenir" w:hAnsi="Avenir" w:eastAsia="Avenir"/>
+                      <w:b w:val="0"/>
+                      <w:i w:val="0"/>
+                      <w:sz w:val="19"/>
+                    </w:rPr>
+                    <w:t>?</w:t>
+                    <w:tab/>
+                  </w:r>
+                  <w:r>
+                    <w:rPr>
+                      <w:rFonts w:ascii="Avenir" w:hAnsi="Avenir" w:eastAsia="Avenir"/>
+                      <w:b w:val="0"/>
+                      <w:i w:val="0"/>
+                      <w:sz w:val="19"/>
+                    </w:rPr>
+                    <w:t>Which Life Card hurt your budget the most?</w:t>
+                  </w:r>
+                </w:p>
+                <w:p>
+                  <w:pPr>
+                    <w:tabs>
+                      <w:tab w:pos="260" w:val="left"/>
+                    </w:tabs>
+                    <w:spacing w:before="0" w:after="20" w:line="240" w:lineRule="auto"/>
+                    <w:ind w:left="260" w:hanging="260"/>
+                  </w:pPr>
+                  <w:r>
+                    <w:rPr>
+                      <w:rFonts w:ascii="Avenir" w:hAnsi="Avenir" w:eastAsia="Avenir"/>
+                      <w:b w:val="0"/>
+                      <w:i w:val="0"/>
+                      <w:sz w:val="19"/>
+                    </w:rPr>
+                    <w:t>?</w:t>
+                    <w:tab/>
+                  </w:r>
+                  <w:r>
+                    <w:rPr>
+                      <w:rFonts w:ascii="Avenir" w:hAnsi="Avenir" w:eastAsia="Avenir"/>
+                      <w:b w:val="0"/>
+                      <w:i w:val="0"/>
+                      <w:sz w:val="19"/>
+                    </w:rPr>
+                    <w:t>Did you reach your savings target?</w:t>
+                  </w:r>
+                </w:p>
+                <w:p>
+                  <w:pPr>
+                    <w:spacing w:before="0" w:after="20" w:line="240" w:lineRule="auto"/>
+                  </w:pPr>
+                  <w:r>
+                    <w:rPr>
+                      <w:rFonts w:ascii="Avenir" w:hAnsi="Avenir" w:eastAsia="Avenir"/>
+                      <w:b/>
+                      <w:i w:val="0"/>
+                      <w:sz w:val="19"/>
+                    </w:rPr>
+                    <w:t>Expected discovery:</w:t>
+                  </w:r>
+                  <w:r>
+                    <w:rPr>
+                      <w:rFonts w:ascii="Avenir" w:hAnsi="Avenir" w:eastAsia="Avenir"/>
+                      <w:b w:val="0"/>
+                      <w:i w:val="0"/>
+                      <w:sz w:val="19"/>
+                    </w:rPr>
+                    <w:t xml:space="preserve"> </w:t>
+                  </w:r>
+                  <w:r>
+                    <w:rPr>
+                      <w:rFonts w:ascii="Avenir" w:hAnsi="Avenir" w:eastAsia="Avenir"/>
+                      <w:b w:val="0"/>
+                      <w:i/>
+                      <w:sz w:val="19"/>
+                    </w:rPr>
+                    <w:t>A financial plan gives every peso a job before the week starts; a reserve and daily tracking keep the savings goal within reach.</w:t>
+                  </w:r>
+                </w:p>
+              </w:tc>
+            </w:tr>
+          </w:tbl>
+          <w:p/>
+          <w:p>
+            <w:pPr>
+              <w:spacing w:after="0"/>
+            </w:pPr>
           </w:p>
           <w:p>
             <w:pPr>
@@ -17911,6 +21249,244 @@
               <w:spacing w:after="0"/>
             </w:pPr>
           </w:p>
+          <w:tbl>
+            <w:tblPr>
+              <w:tblW w:type="dxa" w:w="8562"/>
+              <w:tblLook w:firstColumn="1" w:firstRow="1" w:lastColumn="0" w:lastRow="0" w:noHBand="0" w:noVBand="1" w:val="04A0"/>
+              <w:jc w:val="center"/>
+              <w:tblBorders>
+                <w:top w:val="single" w:sz="8" w:space="0" w:color="9DC3E6"/>
+                <w:left w:val="single" w:sz="8" w:space="0" w:color="9DC3E6"/>
+                <w:bottom w:val="single" w:sz="8" w:space="0" w:color="9DC3E6"/>
+                <w:right w:val="single" w:sz="8" w:space="0" w:color="9DC3E6"/>
+                <w:insideH w:val="single" w:sz="8" w:space="0" w:color="9DC3E6"/>
+                <w:insideV w:val="single" w:sz="8" w:space="0" w:color="9DC3E6"/>
+              </w:tblBorders>
+              <w:tblLayout w:type="fixed"/>
+            </w:tblPr>
+            <w:tblGrid>
+              <w:gridCol w:w="8562"/>
+            </w:tblGrid>
+            <w:tr>
+              <w:trPr>
+                <w:cantSplit/>
+              </w:trPr>
+              <w:tc>
+                <w:tcPr>
+                  <w:tcW w:type="dxa" w:w="8562"/>
+                  <w:shd w:val="clear" w:color="auto" w:fill="DDEBF7"/>
+                  <w:tcMar>
+                    <w:top w:w="90" w:type="dxa"/>
+                    <w:bottom w:w="90" w:type="dxa"/>
+                    <w:start w:w="150" w:type="dxa"/>
+                    <w:end w:w="150" w:type="dxa"/>
+                  </w:tcMar>
+                </w:tcPr>
+                <w:p>
+                  <w:pPr>
+                    <w:spacing w:before="0" w:after="60" w:line="240" w:lineRule="auto"/>
+                  </w:pPr>
+                  <w:r>
+                    <w:rPr>
+                      <w:rFonts w:ascii="Avenir" w:hAnsi="Avenir" w:eastAsia="Avenir"/>
+                      <w:b/>
+                      <w:i w:val="0"/>
+                      <w:color w:val="1F4E79"/>
+                      <w:sz w:val="20"/>
+                    </w:rPr>
+                    <w:t xml:space="preserve">SIM LAB  ·  </w:t>
+                  </w:r>
+                  <w:r>
+                    <w:rPr>
+                      <w:rFonts w:ascii="Avenir" w:hAnsi="Avenir" w:eastAsia="Avenir"/>
+                      <w:b/>
+                      <w:i w:val="0"/>
+                      <w:color w:val="1F4E79"/>
+                      <w:sz w:val="20"/>
+                    </w:rPr>
+                    <w:t>Baon Life Sim – Savings Goal</w:t>
+                  </w:r>
+                </w:p>
+                <w:p>
+                  <w:pPr>
+                    <w:spacing w:before="0" w:after="20" w:line="240" w:lineRule="auto"/>
+                  </w:pPr>
+                  <w:r>
+                    <w:rPr>
+                      <w:rFonts w:ascii="Avenir" w:hAnsi="Avenir" w:eastAsia="Avenir"/>
+                      <w:b/>
+                      <w:i w:val="0"/>
+                      <w:sz w:val="18"/>
+                    </w:rPr>
+                    <w:t>Tool:</w:t>
+                  </w:r>
+                  <w:r>
+                    <w:rPr>
+                      <w:rFonts w:ascii="Avenir" w:hAnsi="Avenir" w:eastAsia="Avenir"/>
+                      <w:b w:val="0"/>
+                      <w:i w:val="0"/>
+                      <w:sz w:val="18"/>
+                    </w:rPr>
+                    <w:t xml:space="preserve"> LSGH Math 7 SimBook · Lesson 5 · Baon Life Sim (Savings Goal tab)</w:t>
+                  </w:r>
+                </w:p>
+                <w:p>
+                  <w:pPr>
+                    <w:spacing w:before="0" w:after="20" w:line="240" w:lineRule="auto"/>
+                  </w:pPr>
+                  <w:r>
+                    <w:rPr>
+                      <w:rFonts w:ascii="Avenir" w:hAnsi="Avenir" w:eastAsia="Avenir"/>
+                      <w:b/>
+                      <w:i w:val="0"/>
+                      <w:sz w:val="18"/>
+                    </w:rPr>
+                    <w:t>Link:</w:t>
+                  </w:r>
+                  <w:r>
+                    <w:rPr>
+                      <w:rFonts w:ascii="Avenir" w:hAnsi="Avenir" w:eastAsia="Avenir"/>
+                      <w:b w:val="0"/>
+                      <w:i w:val="0"/>
+                      <w:sz w:val="18"/>
+                    </w:rPr>
+                    <w:t xml:space="preserve"> https://claude.ai/artifact/LrpohtVMd8ifUt7nkd7FFr#lesson5</w:t>
+                  </w:r>
+                </w:p>
+                <w:p>
+                  <w:pPr>
+                    <w:spacing w:before="0" w:after="20" w:line="240" w:lineRule="auto"/>
+                  </w:pPr>
+                  <w:r>
+                    <w:rPr>
+                      <w:rFonts w:ascii="Avenir" w:hAnsi="Avenir" w:eastAsia="Avenir"/>
+                      <w:b/>
+                      <w:i w:val="0"/>
+                      <w:sz w:val="18"/>
+                    </w:rPr>
+                    <w:t>Set-up:</w:t>
+                  </w:r>
+                  <w:r>
+                    <w:rPr>
+                      <w:rFonts w:ascii="Avenir" w:hAnsi="Avenir" w:eastAsia="Avenir"/>
+                      <w:b w:val="0"/>
+                      <w:i w:val="0"/>
+                      <w:sz w:val="18"/>
+                    </w:rPr>
+                    <w:t xml:space="preserve"> Pairs, one device; record findings in the notebook</w:t>
+                  </w:r>
+                </w:p>
+                <w:p>
+                  <w:pPr>
+                    <w:spacing w:before="0" w:after="20" w:line="240" w:lineRule="auto"/>
+                  </w:pPr>
+                  <w:r>
+                    <w:rPr>
+                      <w:rFonts w:ascii="Avenir" w:hAnsi="Avenir" w:eastAsia="Avenir"/>
+                      <w:b/>
+                      <w:i w:val="0"/>
+                      <w:sz w:val="19"/>
+                    </w:rPr>
+                    <w:t>Mission:</w:t>
+                  </w:r>
+                </w:p>
+                <w:p>
+                  <w:pPr>
+                    <w:tabs>
+                      <w:tab w:pos="260" w:val="left"/>
+                    </w:tabs>
+                    <w:spacing w:before="0" w:after="20" w:line="240" w:lineRule="auto"/>
+                    <w:ind w:left="260" w:hanging="260"/>
+                  </w:pPr>
+                  <w:r>
+                    <w:rPr>
+                      <w:rFonts w:ascii="Avenir" w:hAnsi="Avenir" w:eastAsia="Avenir"/>
+                      <w:b w:val="0"/>
+                      <w:i w:val="0"/>
+                      <w:sz w:val="19"/>
+                    </w:rPr>
+                    <w:t>1.</w:t>
+                    <w:tab/>
+                  </w:r>
+                  <w:r>
+                    <w:rPr>
+                      <w:rFonts w:ascii="Avenir" w:hAnsi="Avenir" w:eastAsia="Avenir"/>
+                      <w:b w:val="0"/>
+                      <w:i w:val="0"/>
+                      <w:sz w:val="19"/>
+                    </w:rPr>
+                    <w:t>How many weeks to save ₱1 800 at ₱100 a week?</w:t>
+                  </w:r>
+                </w:p>
+                <w:p>
+                  <w:pPr>
+                    <w:tabs>
+                      <w:tab w:pos="260" w:val="left"/>
+                    </w:tabs>
+                    <w:spacing w:before="0" w:after="20" w:line="240" w:lineRule="auto"/>
+                    <w:ind w:left="260" w:hanging="260"/>
+                  </w:pPr>
+                  <w:r>
+                    <w:rPr>
+                      <w:rFonts w:ascii="Avenir" w:hAnsi="Avenir" w:eastAsia="Avenir"/>
+                      <w:b w:val="0"/>
+                      <w:i w:val="0"/>
+                      <w:sz w:val="19"/>
+                    </w:rPr>
+                    <w:t>2.</w:t>
+                    <w:tab/>
+                  </w:r>
+                  <w:r>
+                    <w:rPr>
+                      <w:rFonts w:ascii="Avenir" w:hAnsi="Avenir" w:eastAsia="Avenir"/>
+                      <w:b w:val="0"/>
+                      <w:i w:val="0"/>
+                      <w:sz w:val="19"/>
+                    </w:rPr>
+                    <w:t>How much a week to reach ₱1 800 in 12 weeks? What percent of the baon is that?</w:t>
+                  </w:r>
+                </w:p>
+                <w:p>
+                  <w:pPr>
+                    <w:spacing w:before="0" w:after="20" w:line="240" w:lineRule="auto"/>
+                  </w:pPr>
+                  <w:r>
+                    <w:rPr>
+                      <w:rFonts w:ascii="Avenir" w:hAnsi="Avenir" w:eastAsia="Avenir"/>
+                      <w:b/>
+                      <w:i w:val="0"/>
+                      <w:sz w:val="19"/>
+                    </w:rPr>
+                    <w:t>Expected discovery:</w:t>
+                  </w:r>
+                  <w:r>
+                    <w:rPr>
+                      <w:rFonts w:ascii="Avenir" w:hAnsi="Avenir" w:eastAsia="Avenir"/>
+                      <w:b w:val="0"/>
+                      <w:i w:val="0"/>
+                      <w:sz w:val="19"/>
+                    </w:rPr>
+                    <w:t xml:space="preserve"> </w:t>
+                  </w:r>
+                  <w:r>
+                    <w:rPr>
+                      <w:rFonts w:ascii="Avenir" w:hAnsi="Avenir" w:eastAsia="Avenir"/>
+                      <w:b w:val="0"/>
+                      <w:i/>
+                      <w:sz w:val="19"/>
+                    </w:rPr>
+                    <w:t>weeks = goal ÷ weekly savings; weekly savings = goal ÷ weeks.</w:t>
+                  </w:r>
+                </w:p>
+              </w:tc>
+            </w:tr>
+          </w:tbl>
+          <w:p/>
+          <w:p>
+            <w:pPr>
+              <w:spacing w:after="0"/>
+            </w:pPr>
+          </w:p>
           <w:p>
             <w:pPr>
               <w:tabs>
@@ -18581,7 +22157,7 @@
                 <w:i w:val="0"/>
                 <w:sz w:val="20"/>
               </w:rPr>
-              <w:t>Teacher’s Google presentation - Lesson 5: Creating a Financial Plan</w:t>
+              <w:t>LSGH Math 7 SimBook - Lesson 5 (https://claude.ai/artifact/LrpohtVMd8ifUt7nkd7FFr#lesson5)</w:t>
             </w:r>
           </w:p>
           <w:p>
@@ -18609,7 +22185,7 @@
                 <w:i w:val="0"/>
                 <w:sz w:val="20"/>
               </w:rPr>
-              <w:t>Google Sheets budget template</w:t>
+              <w:t>Teacher’s Google presentation - Lesson 5: Creating a Financial Plan</w:t>
             </w:r>
           </w:p>
           <w:p>
@@ -18637,7 +22213,7 @@
                 <w:i w:val="0"/>
                 <w:sz w:val="20"/>
               </w:rPr>
-              <w:t>Teacher-prepared PT1.1 Guidelines and Rubric</w:t>
+              <w:t>Google Sheets budget template</w:t>
             </w:r>
           </w:p>
           <w:p>
@@ -18665,6 +22241,34 @@
                 <w:i w:val="0"/>
                 <w:sz w:val="20"/>
               </w:rPr>
+              <w:t>Teacher-prepared PT1.1 Guidelines and Rubric</w:t>
+            </w:r>
+          </w:p>
+          <w:p>
+            <w:pPr>
+              <w:tabs>
+                <w:tab w:pos="260" w:val="left"/>
+              </w:tabs>
+              <w:spacing w:before="0" w:after="40" w:line="240" w:lineRule="auto"/>
+              <w:ind w:left="260" w:hanging="260"/>
+            </w:pPr>
+            <w:r>
+              <w:rPr>
+                <w:rFonts w:ascii="Avenir" w:hAnsi="Avenir" w:eastAsia="Avenir"/>
+                <w:b w:val="0"/>
+                <w:i w:val="0"/>
+                <w:sz w:val="20"/>
+              </w:rPr>
+              <w:t>•</w:t>
+              <w:tab/>
+            </w:r>
+            <w:r>
+              <w:rPr>
+                <w:rFonts w:ascii="Avenir" w:hAnsi="Avenir" w:eastAsia="Avenir"/>
+                <w:b w:val="0"/>
+                <w:i w:val="0"/>
+                <w:sz w:val="20"/>
+              </w:rPr>
               <w:t>Materials uploaded in Ranger360</w:t>
             </w:r>
           </w:p>
@@ -19055,6 +22659,314 @@
               </w:rPr>
               <w:t xml:space="preserve"> “Hallway Speed Trial” – In pairs, students time each other walking 20 meters and compute their walking speed (e.g., 20 m in 16 s = 1.25 m/s).</w:t>
             </w:r>
+          </w:p>
+          <w:tbl>
+            <w:tblPr>
+              <w:tblW w:type="dxa" w:w="8562"/>
+              <w:tblLook w:firstColumn="1" w:firstRow="1" w:lastColumn="0" w:lastRow="0" w:noHBand="0" w:noVBand="1" w:val="04A0"/>
+              <w:jc w:val="center"/>
+              <w:tblBorders>
+                <w:top w:val="single" w:sz="8" w:space="0" w:color="9DC3E6"/>
+                <w:left w:val="single" w:sz="8" w:space="0" w:color="9DC3E6"/>
+                <w:bottom w:val="single" w:sz="8" w:space="0" w:color="9DC3E6"/>
+                <w:right w:val="single" w:sz="8" w:space="0" w:color="9DC3E6"/>
+                <w:insideH w:val="single" w:sz="8" w:space="0" w:color="9DC3E6"/>
+                <w:insideV w:val="single" w:sz="8" w:space="0" w:color="9DC3E6"/>
+              </w:tblBorders>
+              <w:tblLayout w:type="fixed"/>
+            </w:tblPr>
+            <w:tblGrid>
+              <w:gridCol w:w="8562"/>
+            </w:tblGrid>
+            <w:tr>
+              <w:trPr>
+                <w:cantSplit/>
+              </w:trPr>
+              <w:tc>
+                <w:tcPr>
+                  <w:tcW w:type="dxa" w:w="8562"/>
+                  <w:shd w:val="clear" w:color="auto" w:fill="DDEBF7"/>
+                  <w:tcMar>
+                    <w:top w:w="90" w:type="dxa"/>
+                    <w:bottom w:w="90" w:type="dxa"/>
+                    <w:start w:w="150" w:type="dxa"/>
+                    <w:end w:w="150" w:type="dxa"/>
+                  </w:tcMar>
+                </w:tcPr>
+                <w:p>
+                  <w:pPr>
+                    <w:spacing w:before="0" w:after="60" w:line="240" w:lineRule="auto"/>
+                  </w:pPr>
+                  <w:r>
+                    <w:rPr>
+                      <w:rFonts w:ascii="Avenir" w:hAnsi="Avenir" w:eastAsia="Avenir"/>
+                      <w:b/>
+                      <w:i w:val="0"/>
+                      <w:color w:val="1F4E79"/>
+                      <w:sz w:val="20"/>
+                    </w:rPr>
+                    <w:t xml:space="preserve">SIM LAB  ·  </w:t>
+                  </w:r>
+                  <w:r>
+                    <w:rPr>
+                      <w:rFonts w:ascii="Avenir" w:hAnsi="Avenir" w:eastAsia="Avenir"/>
+                      <w:b/>
+                      <w:i w:val="0"/>
+                      <w:color w:val="1F4E79"/>
+                      <w:sz w:val="20"/>
+                    </w:rPr>
+                    <w:t>Rate Racer – Race</w:t>
+                  </w:r>
+                </w:p>
+                <w:p>
+                  <w:pPr>
+                    <w:spacing w:before="0" w:after="20" w:line="240" w:lineRule="auto"/>
+                  </w:pPr>
+                  <w:r>
+                    <w:rPr>
+                      <w:rFonts w:ascii="Avenir" w:hAnsi="Avenir" w:eastAsia="Avenir"/>
+                      <w:b/>
+                      <w:i w:val="0"/>
+                      <w:sz w:val="18"/>
+                    </w:rPr>
+                    <w:t>Tool:</w:t>
+                  </w:r>
+                  <w:r>
+                    <w:rPr>
+                      <w:rFonts w:ascii="Avenir" w:hAnsi="Avenir" w:eastAsia="Avenir"/>
+                      <w:b w:val="0"/>
+                      <w:i w:val="0"/>
+                      <w:sz w:val="18"/>
+                    </w:rPr>
+                    <w:t xml:space="preserve"> LSGH Math 7 SimBook · Lesson 6 · Rate Racer (Race tab)</w:t>
+                  </w:r>
+                </w:p>
+                <w:p>
+                  <w:pPr>
+                    <w:spacing w:before="0" w:after="20" w:line="240" w:lineRule="auto"/>
+                  </w:pPr>
+                  <w:r>
+                    <w:rPr>
+                      <w:rFonts w:ascii="Avenir" w:hAnsi="Avenir" w:eastAsia="Avenir"/>
+                      <w:b/>
+                      <w:i w:val="0"/>
+                      <w:sz w:val="18"/>
+                    </w:rPr>
+                    <w:t>Link:</w:t>
+                  </w:r>
+                  <w:r>
+                    <w:rPr>
+                      <w:rFonts w:ascii="Avenir" w:hAnsi="Avenir" w:eastAsia="Avenir"/>
+                      <w:b w:val="0"/>
+                      <w:i w:val="0"/>
+                      <w:sz w:val="18"/>
+                    </w:rPr>
+                    <w:t xml:space="preserve"> https://claude.ai/artifact/LrpohtVMd8ifUt7nkd7FFr#lesson6</w:t>
+                  </w:r>
+                </w:p>
+                <w:p>
+                  <w:pPr>
+                    <w:spacing w:before="0" w:after="20" w:line="240" w:lineRule="auto"/>
+                  </w:pPr>
+                  <w:r>
+                    <w:rPr>
+                      <w:rFonts w:ascii="Avenir" w:hAnsi="Avenir" w:eastAsia="Avenir"/>
+                      <w:b/>
+                      <w:i w:val="0"/>
+                      <w:sz w:val="18"/>
+                    </w:rPr>
+                    <w:t>Set-up:</w:t>
+                  </w:r>
+                  <w:r>
+                    <w:rPr>
+                      <w:rFonts w:ascii="Avenir" w:hAnsi="Avenir" w:eastAsia="Avenir"/>
+                      <w:b w:val="0"/>
+                      <w:i w:val="0"/>
+                      <w:sz w:val="18"/>
+                    </w:rPr>
+                    <w:t xml:space="preserve"> Pairs, one device; record findings in the notebook</w:t>
+                  </w:r>
+                </w:p>
+                <w:p>
+                  <w:pPr>
+                    <w:spacing w:before="0" w:after="20" w:line="240" w:lineRule="auto"/>
+                  </w:pPr>
+                  <w:r>
+                    <w:rPr>
+                      <w:rFonts w:ascii="Avenir" w:hAnsi="Avenir" w:eastAsia="Avenir"/>
+                      <w:b/>
+                      <w:i w:val="0"/>
+                      <w:sz w:val="19"/>
+                    </w:rPr>
+                    <w:t>Mission:</w:t>
+                  </w:r>
+                </w:p>
+                <w:p>
+                  <w:pPr>
+                    <w:tabs>
+                      <w:tab w:pos="260" w:val="left"/>
+                    </w:tabs>
+                    <w:spacing w:before="0" w:after="20" w:line="240" w:lineRule="auto"/>
+                    <w:ind w:left="260" w:hanging="260"/>
+                  </w:pPr>
+                  <w:r>
+                    <w:rPr>
+                      <w:rFonts w:ascii="Avenir" w:hAnsi="Avenir" w:eastAsia="Avenir"/>
+                      <w:b w:val="0"/>
+                      <w:i w:val="0"/>
+                      <w:sz w:val="19"/>
+                    </w:rPr>
+                    <w:t>1.</w:t>
+                    <w:tab/>
+                  </w:r>
+                  <w:r>
+                    <w:rPr>
+                      <w:rFonts w:ascii="Avenir" w:hAnsi="Avenir" w:eastAsia="Avenir"/>
+                      <w:b w:val="0"/>
+                      <w:i w:val="0"/>
+                      <w:sz w:val="19"/>
+                    </w:rPr>
+                    <w:t>Predict the faster vehicle, then race: jeepney 12 km in 45 min vs. train 12 km in 30 min.</w:t>
+                  </w:r>
+                </w:p>
+                <w:p>
+                  <w:pPr>
+                    <w:tabs>
+                      <w:tab w:pos="260" w:val="left"/>
+                    </w:tabs>
+                    <w:spacing w:before="0" w:after="20" w:line="240" w:lineRule="auto"/>
+                    <w:ind w:left="260" w:hanging="260"/>
+                  </w:pPr>
+                  <w:r>
+                    <w:rPr>
+                      <w:rFonts w:ascii="Avenir" w:hAnsi="Avenir" w:eastAsia="Avenir"/>
+                      <w:b w:val="0"/>
+                      <w:i w:val="0"/>
+                      <w:sz w:val="19"/>
+                    </w:rPr>
+                    <w:t>2.</w:t>
+                    <w:tab/>
+                  </w:r>
+                  <w:r>
+                    <w:rPr>
+                      <w:rFonts w:ascii="Avenir" w:hAnsi="Avenir" w:eastAsia="Avenir"/>
+                      <w:b w:val="0"/>
+                      <w:i w:val="0"/>
+                      <w:sz w:val="19"/>
+                    </w:rPr>
+                    <w:t>Change the train’s distance and time so both have the SAME speed.</w:t>
+                  </w:r>
+                </w:p>
+                <w:p>
+                  <w:pPr>
+                    <w:tabs>
+                      <w:tab w:pos="260" w:val="left"/>
+                    </w:tabs>
+                    <w:spacing w:before="0" w:after="20" w:line="240" w:lineRule="auto"/>
+                    <w:ind w:left="260" w:hanging="260"/>
+                  </w:pPr>
+                  <w:r>
+                    <w:rPr>
+                      <w:rFonts w:ascii="Avenir" w:hAnsi="Avenir" w:eastAsia="Avenir"/>
+                      <w:b w:val="0"/>
+                      <w:i w:val="0"/>
+                      <w:sz w:val="19"/>
+                    </w:rPr>
+                    <w:t>3.</w:t>
+                    <w:tab/>
+                  </w:r>
+                  <w:r>
+                    <w:rPr>
+                      <w:rFonts w:ascii="Avenir" w:hAnsi="Avenir" w:eastAsia="Avenir"/>
+                      <w:b w:val="0"/>
+                      <w:i w:val="0"/>
+                      <w:sz w:val="19"/>
+                    </w:rPr>
+                    <w:t>Read the double number lines: what is the distance in 1 hour?</w:t>
+                  </w:r>
+                </w:p>
+                <w:p>
+                  <w:pPr>
+                    <w:spacing w:before="0" w:after="20" w:line="240" w:lineRule="auto"/>
+                  </w:pPr>
+                  <w:r>
+                    <w:rPr>
+                      <w:rFonts w:ascii="Avenir" w:hAnsi="Avenir" w:eastAsia="Avenir"/>
+                      <w:b/>
+                      <w:i w:val="0"/>
+                      <w:sz w:val="19"/>
+                    </w:rPr>
+                    <w:t>Notice and Wonder:</w:t>
+                  </w:r>
+                </w:p>
+                <w:p>
+                  <w:pPr>
+                    <w:tabs>
+                      <w:tab w:pos="260" w:val="left"/>
+                    </w:tabs>
+                    <w:spacing w:before="0" w:after="20" w:line="240" w:lineRule="auto"/>
+                    <w:ind w:left="260" w:hanging="260"/>
+                  </w:pPr>
+                  <w:r>
+                    <w:rPr>
+                      <w:rFonts w:ascii="Avenir" w:hAnsi="Avenir" w:eastAsia="Avenir"/>
+                      <w:b w:val="0"/>
+                      <w:i w:val="0"/>
+                      <w:sz w:val="19"/>
+                    </w:rPr>
+                    <w:t>?</w:t>
+                    <w:tab/>
+                  </w:r>
+                  <w:r>
+                    <w:rPr>
+                      <w:rFonts w:ascii="Avenir" w:hAnsi="Avenir" w:eastAsia="Avenir"/>
+                      <w:b w:val="0"/>
+                      <w:i w:val="0"/>
+                      <w:sz w:val="19"/>
+                    </w:rPr>
+                    <w:t>Is the vehicle that finishes first always the faster one?</w:t>
+                  </w:r>
+                </w:p>
+                <w:p>
+                  <w:pPr>
+                    <w:spacing w:before="0" w:after="20" w:line="240" w:lineRule="auto"/>
+                  </w:pPr>
+                  <w:r>
+                    <w:rPr>
+                      <w:rFonts w:ascii="Avenir" w:hAnsi="Avenir" w:eastAsia="Avenir"/>
+                      <w:b/>
+                      <w:i w:val="0"/>
+                      <w:sz w:val="19"/>
+                    </w:rPr>
+                    <w:t>Expected discovery:</w:t>
+                  </w:r>
+                  <w:r>
+                    <w:rPr>
+                      <w:rFonts w:ascii="Avenir" w:hAnsi="Avenir" w:eastAsia="Avenir"/>
+                      <w:b w:val="0"/>
+                      <w:i w:val="0"/>
+                      <w:sz w:val="19"/>
+                    </w:rPr>
+                    <w:t xml:space="preserve"> </w:t>
+                  </w:r>
+                  <w:r>
+                    <w:rPr>
+                      <w:rFonts w:ascii="Avenir" w:hAnsi="Avenir" w:eastAsia="Avenir"/>
+                      <w:b w:val="0"/>
+                      <w:i/>
+                      <w:sz w:val="19"/>
+                    </w:rPr>
+                    <w:t>Speed is a unit rate – distance per 1 hour; equal unit rates mean equal speeds.</w:t>
+                  </w:r>
+                </w:p>
+              </w:tc>
+            </w:tr>
+          </w:tbl>
+          <w:p/>
+          <w:p>
+            <w:pPr>
+              <w:spacing w:after="0"/>
+            </w:pPr>
           </w:p>
           <w:p>
             <w:pPr>
@@ -19767,7 +23679,7 @@
                 <w:i w:val="0"/>
                 <w:sz w:val="20"/>
               </w:rPr>
-              <w:t xml:space="preserve"> The students will accomplish SA1.2 Best Buy Battle:</w:t>
+              <w:t xml:space="preserve"> The students will accomplish SA1.2 Best Buy Battle, starting with the SimBook Best Buy tab (Lesson 6) – predict first, then reveal the unit prices:</w:t>
             </w:r>
           </w:p>
           <w:tbl>
@@ -20341,7 +24253,7 @@
                 <w:i w:val="0"/>
                 <w:sz w:val="20"/>
               </w:rPr>
-              <w:t>Teacher’s Google presentation - Lesson 6: Rates</w:t>
+              <w:t>LSGH Math 7 SimBook - Lesson 6 (https://claude.ai/artifact/LrpohtVMd8ifUt7nkd7FFr#lesson6)</w:t>
             </w:r>
           </w:p>
           <w:p>
@@ -20369,7 +24281,7 @@
                 <w:i w:val="0"/>
                 <w:sz w:val="20"/>
               </w:rPr>
-              <w:t>Stopwatch app and measuring tape</w:t>
+              <w:t>Teacher’s Google presentation - Lesson 6: Rates</w:t>
             </w:r>
           </w:p>
           <w:p>
@@ -20397,7 +24309,7 @@
                 <w:i w:val="0"/>
                 <w:sz w:val="20"/>
               </w:rPr>
-              <w:t>Grocery price lists and receipts</w:t>
+              <w:t>Stopwatch app and measuring tape</w:t>
             </w:r>
           </w:p>
           <w:p>
@@ -20425,7 +24337,7 @@
                 <w:i w:val="0"/>
                 <w:sz w:val="20"/>
               </w:rPr>
-              <w:t>Materials uploaded in Ranger360</w:t>
+              <w:t>Grocery price lists and receipts</w:t>
             </w:r>
           </w:p>
           <w:p>
@@ -20453,6 +24365,34 @@
                 <w:i w:val="0"/>
                 <w:sz w:val="20"/>
               </w:rPr>
+              <w:t>Materials uploaded in Ranger360</w:t>
+            </w:r>
+          </w:p>
+          <w:p>
+            <w:pPr>
+              <w:tabs>
+                <w:tab w:pos="260" w:val="left"/>
+              </w:tabs>
+              <w:spacing w:before="0" w:after="40" w:line="240" w:lineRule="auto"/>
+              <w:ind w:left="260" w:hanging="260"/>
+            </w:pPr>
+            <w:r>
+              <w:rPr>
+                <w:rFonts w:ascii="Avenir" w:hAnsi="Avenir" w:eastAsia="Avenir"/>
+                <w:b w:val="0"/>
+                <w:i w:val="0"/>
+                <w:sz w:val="20"/>
+              </w:rPr>
+              <w:t>•</w:t>
+              <w:tab/>
+            </w:r>
+            <w:r>
+              <w:rPr>
+                <w:rFonts w:ascii="Avenir" w:hAnsi="Avenir" w:eastAsia="Avenir"/>
+                <w:b w:val="0"/>
+                <w:i w:val="0"/>
+                <w:sz w:val="20"/>
+              </w:rPr>
               <w:t>Uploaded students’ SA1.2 Best Buy Battle output in Ranger360</w:t>
             </w:r>
           </w:p>
@@ -21060,6 +25000,286 @@
               </w:rPr>
               <w:t xml:space="preserve"> “Same Number, Different Outfit” – Students race to match cards: ½, 0.5, 50%; ¾, 0.75, 75%; ⅕, 0.2, 20%; ⅛, 0.125, 12.5%.</w:t>
             </w:r>
+          </w:p>
+          <w:tbl>
+            <w:tblPr>
+              <w:tblW w:type="dxa" w:w="8562"/>
+              <w:tblLook w:firstColumn="1" w:firstRow="1" w:lastColumn="0" w:lastRow="0" w:noHBand="0" w:noVBand="1" w:val="04A0"/>
+              <w:jc w:val="center"/>
+              <w:tblBorders>
+                <w:top w:val="single" w:sz="8" w:space="0" w:color="9DC3E6"/>
+                <w:left w:val="single" w:sz="8" w:space="0" w:color="9DC3E6"/>
+                <w:bottom w:val="single" w:sz="8" w:space="0" w:color="9DC3E6"/>
+                <w:right w:val="single" w:sz="8" w:space="0" w:color="9DC3E6"/>
+                <w:insideH w:val="single" w:sz="8" w:space="0" w:color="9DC3E6"/>
+                <w:insideV w:val="single" w:sz="8" w:space="0" w:color="9DC3E6"/>
+              </w:tblBorders>
+              <w:tblLayout w:type="fixed"/>
+            </w:tblPr>
+            <w:tblGrid>
+              <w:gridCol w:w="8562"/>
+            </w:tblGrid>
+            <w:tr>
+              <w:trPr>
+                <w:cantSplit/>
+              </w:trPr>
+              <w:tc>
+                <w:tcPr>
+                  <w:tcW w:type="dxa" w:w="8562"/>
+                  <w:shd w:val="clear" w:color="auto" w:fill="DDEBF7"/>
+                  <w:tcMar>
+                    <w:top w:w="90" w:type="dxa"/>
+                    <w:bottom w:w="90" w:type="dxa"/>
+                    <w:start w:w="150" w:type="dxa"/>
+                    <w:end w:w="150" w:type="dxa"/>
+                  </w:tcMar>
+                </w:tcPr>
+                <w:p>
+                  <w:pPr>
+                    <w:spacing w:before="0" w:after="60" w:line="240" w:lineRule="auto"/>
+                  </w:pPr>
+                  <w:r>
+                    <w:rPr>
+                      <w:rFonts w:ascii="Avenir" w:hAnsi="Avenir" w:eastAsia="Avenir"/>
+                      <w:b/>
+                      <w:i w:val="0"/>
+                      <w:color w:val="1F4E79"/>
+                      <w:sz w:val="20"/>
+                    </w:rPr>
+                    <w:t xml:space="preserve">SIM LAB  ·  </w:t>
+                  </w:r>
+                  <w:r>
+                    <w:rPr>
+                      <w:rFonts w:ascii="Avenir" w:hAnsi="Avenir" w:eastAsia="Avenir"/>
+                      <w:b/>
+                      <w:i w:val="0"/>
+                      <w:color w:val="1F4E79"/>
+                      <w:sz w:val="20"/>
+                    </w:rPr>
+                    <w:t>Number Line Explorer – Converter</w:t>
+                  </w:r>
+                </w:p>
+                <w:p>
+                  <w:pPr>
+                    <w:spacing w:before="0" w:after="20" w:line="240" w:lineRule="auto"/>
+                  </w:pPr>
+                  <w:r>
+                    <w:rPr>
+                      <w:rFonts w:ascii="Avenir" w:hAnsi="Avenir" w:eastAsia="Avenir"/>
+                      <w:b/>
+                      <w:i w:val="0"/>
+                      <w:sz w:val="18"/>
+                    </w:rPr>
+                    <w:t>Tool:</w:t>
+                  </w:r>
+                  <w:r>
+                    <w:rPr>
+                      <w:rFonts w:ascii="Avenir" w:hAnsi="Avenir" w:eastAsia="Avenir"/>
+                      <w:b w:val="0"/>
+                      <w:i w:val="0"/>
+                      <w:sz w:val="18"/>
+                    </w:rPr>
+                    <w:t xml:space="preserve"> LSGH Math 7 SimBook · Lesson 7 · Number Line Explorer (Converter tab)</w:t>
+                  </w:r>
+                </w:p>
+                <w:p>
+                  <w:pPr>
+                    <w:spacing w:before="0" w:after="20" w:line="240" w:lineRule="auto"/>
+                  </w:pPr>
+                  <w:r>
+                    <w:rPr>
+                      <w:rFonts w:ascii="Avenir" w:hAnsi="Avenir" w:eastAsia="Avenir"/>
+                      <w:b/>
+                      <w:i w:val="0"/>
+                      <w:sz w:val="18"/>
+                    </w:rPr>
+                    <w:t>Link:</w:t>
+                  </w:r>
+                  <w:r>
+                    <w:rPr>
+                      <w:rFonts w:ascii="Avenir" w:hAnsi="Avenir" w:eastAsia="Avenir"/>
+                      <w:b w:val="0"/>
+                      <w:i w:val="0"/>
+                      <w:sz w:val="18"/>
+                    </w:rPr>
+                    <w:t xml:space="preserve"> https://claude.ai/artifact/LrpohtVMd8ifUt7nkd7FFr#lesson7</w:t>
+                  </w:r>
+                </w:p>
+                <w:p>
+                  <w:pPr>
+                    <w:spacing w:before="0" w:after="20" w:line="240" w:lineRule="auto"/>
+                  </w:pPr>
+                  <w:r>
+                    <w:rPr>
+                      <w:rFonts w:ascii="Avenir" w:hAnsi="Avenir" w:eastAsia="Avenir"/>
+                      <w:b/>
+                      <w:i w:val="0"/>
+                      <w:sz w:val="18"/>
+                    </w:rPr>
+                    <w:t>Set-up:</w:t>
+                  </w:r>
+                  <w:r>
+                    <w:rPr>
+                      <w:rFonts w:ascii="Avenir" w:hAnsi="Avenir" w:eastAsia="Avenir"/>
+                      <w:b w:val="0"/>
+                      <w:i w:val="0"/>
+                      <w:sz w:val="18"/>
+                    </w:rPr>
+                    <w:t xml:space="preserve"> Pairs, one device; record findings in the notebook</w:t>
+                  </w:r>
+                </w:p>
+                <w:p>
+                  <w:pPr>
+                    <w:spacing w:before="0" w:after="20" w:line="240" w:lineRule="auto"/>
+                  </w:pPr>
+                  <w:r>
+                    <w:rPr>
+                      <w:rFonts w:ascii="Avenir" w:hAnsi="Avenir" w:eastAsia="Avenir"/>
+                      <w:b/>
+                      <w:i w:val="0"/>
+                      <w:sz w:val="19"/>
+                    </w:rPr>
+                    <w:t>Mission:</w:t>
+                  </w:r>
+                </w:p>
+                <w:p>
+                  <w:pPr>
+                    <w:tabs>
+                      <w:tab w:pos="260" w:val="left"/>
+                    </w:tabs>
+                    <w:spacing w:before="0" w:after="20" w:line="240" w:lineRule="auto"/>
+                    <w:ind w:left="260" w:hanging="260"/>
+                  </w:pPr>
+                  <w:r>
+                    <w:rPr>
+                      <w:rFonts w:ascii="Avenir" w:hAnsi="Avenir" w:eastAsia="Avenir"/>
+                      <w:b w:val="0"/>
+                      <w:i w:val="0"/>
+                      <w:sz w:val="19"/>
+                    </w:rPr>
+                    <w:t>1.</w:t>
+                    <w:tab/>
+                  </w:r>
+                  <w:r>
+                    <w:rPr>
+                      <w:rFonts w:ascii="Avenir" w:hAnsi="Avenir" w:eastAsia="Avenir"/>
+                      <w:b w:val="0"/>
+                      <w:i w:val="0"/>
+                      <w:sz w:val="19"/>
+                    </w:rPr>
+                    <w:t>Type 3/8, 2/3, 7/20, and 5/12. Record each decimal and percentage.</w:t>
+                  </w:r>
+                </w:p>
+                <w:p>
+                  <w:pPr>
+                    <w:tabs>
+                      <w:tab w:pos="260" w:val="left"/>
+                    </w:tabs>
+                    <w:spacing w:before="0" w:after="20" w:line="240" w:lineRule="auto"/>
+                    <w:ind w:left="260" w:hanging="260"/>
+                  </w:pPr>
+                  <w:r>
+                    <w:rPr>
+                      <w:rFonts w:ascii="Avenir" w:hAnsi="Avenir" w:eastAsia="Avenir"/>
+                      <w:b w:val="0"/>
+                      <w:i w:val="0"/>
+                      <w:sz w:val="19"/>
+                    </w:rPr>
+                    <w:t>2.</w:t>
+                    <w:tab/>
+                  </w:r>
+                  <w:r>
+                    <w:rPr>
+                      <w:rFonts w:ascii="Avenir" w:hAnsi="Avenir" w:eastAsia="Avenir"/>
+                      <w:b w:val="0"/>
+                      <w:i w:val="0"/>
+                      <w:sz w:val="19"/>
+                    </w:rPr>
+                    <w:t>Read why each decimal terminates or repeats.</w:t>
+                  </w:r>
+                </w:p>
+                <w:p>
+                  <w:pPr>
+                    <w:spacing w:before="0" w:after="20" w:line="240" w:lineRule="auto"/>
+                  </w:pPr>
+                  <w:r>
+                    <w:rPr>
+                      <w:rFonts w:ascii="Avenir" w:hAnsi="Avenir" w:eastAsia="Avenir"/>
+                      <w:b/>
+                      <w:i w:val="0"/>
+                      <w:sz w:val="19"/>
+                    </w:rPr>
+                    <w:t>Notice and Wonder:</w:t>
+                  </w:r>
+                </w:p>
+                <w:p>
+                  <w:pPr>
+                    <w:tabs>
+                      <w:tab w:pos="260" w:val="left"/>
+                    </w:tabs>
+                    <w:spacing w:before="0" w:after="20" w:line="240" w:lineRule="auto"/>
+                    <w:ind w:left="260" w:hanging="260"/>
+                  </w:pPr>
+                  <w:r>
+                    <w:rPr>
+                      <w:rFonts w:ascii="Avenir" w:hAnsi="Avenir" w:eastAsia="Avenir"/>
+                      <w:b w:val="0"/>
+                      <w:i w:val="0"/>
+                      <w:sz w:val="19"/>
+                    </w:rPr>
+                    <w:t>?</w:t>
+                    <w:tab/>
+                  </w:r>
+                  <w:r>
+                    <w:rPr>
+                      <w:rFonts w:ascii="Avenir" w:hAnsi="Avenir" w:eastAsia="Avenir"/>
+                      <w:b w:val="0"/>
+                      <w:i w:val="0"/>
+                      <w:sz w:val="19"/>
+                    </w:rPr>
+                    <w:t>Which denominators give terminating decimals?</w:t>
+                  </w:r>
+                </w:p>
+                <w:p>
+                  <w:pPr>
+                    <w:spacing w:before="0" w:after="20" w:line="240" w:lineRule="auto"/>
+                  </w:pPr>
+                  <w:r>
+                    <w:rPr>
+                      <w:rFonts w:ascii="Avenir" w:hAnsi="Avenir" w:eastAsia="Avenir"/>
+                      <w:b/>
+                      <w:i w:val="0"/>
+                      <w:sz w:val="19"/>
+                    </w:rPr>
+                    <w:t>Expected discovery:</w:t>
+                  </w:r>
+                  <w:r>
+                    <w:rPr>
+                      <w:rFonts w:ascii="Avenir" w:hAnsi="Avenir" w:eastAsia="Avenir"/>
+                      <w:b w:val="0"/>
+                      <w:i w:val="0"/>
+                      <w:sz w:val="19"/>
+                    </w:rPr>
+                    <w:t xml:space="preserve"> </w:t>
+                  </w:r>
+                  <w:r>
+                    <w:rPr>
+                      <w:rFonts w:ascii="Avenir" w:hAnsi="Avenir" w:eastAsia="Avenir"/>
+                      <w:b w:val="0"/>
+                      <w:i/>
+                      <w:sz w:val="19"/>
+                    </w:rPr>
+                    <w:t>A fraction in lowest terms terminates only when its denominator has no prime factors other than 2 and 5.</w:t>
+                  </w:r>
+                </w:p>
+              </w:tc>
+            </w:tr>
+          </w:tbl>
+          <w:p/>
+          <w:p>
+            <w:pPr>
+              <w:spacing w:after="0"/>
+            </w:pPr>
           </w:p>
           <w:p>
             <w:pPr>
@@ -21636,6 +25856,314 @@
               <w:t>Meeting 3 (C7, M3): Human Number Line</w:t>
             </w:r>
           </w:p>
+          <w:tbl>
+            <w:tblPr>
+              <w:tblW w:type="dxa" w:w="8562"/>
+              <w:tblLook w:firstColumn="1" w:firstRow="1" w:lastColumn="0" w:lastRow="0" w:noHBand="0" w:noVBand="1" w:val="04A0"/>
+              <w:jc w:val="center"/>
+              <w:tblBorders>
+                <w:top w:val="single" w:sz="8" w:space="0" w:color="9DC3E6"/>
+                <w:left w:val="single" w:sz="8" w:space="0" w:color="9DC3E6"/>
+                <w:bottom w:val="single" w:sz="8" w:space="0" w:color="9DC3E6"/>
+                <w:right w:val="single" w:sz="8" w:space="0" w:color="9DC3E6"/>
+                <w:insideH w:val="single" w:sz="8" w:space="0" w:color="9DC3E6"/>
+                <w:insideV w:val="single" w:sz="8" w:space="0" w:color="9DC3E6"/>
+              </w:tblBorders>
+              <w:tblLayout w:type="fixed"/>
+            </w:tblPr>
+            <w:tblGrid>
+              <w:gridCol w:w="8562"/>
+            </w:tblGrid>
+            <w:tr>
+              <w:trPr>
+                <w:cantSplit/>
+              </w:trPr>
+              <w:tc>
+                <w:tcPr>
+                  <w:tcW w:type="dxa" w:w="8562"/>
+                  <w:shd w:val="clear" w:color="auto" w:fill="DDEBF7"/>
+                  <w:tcMar>
+                    <w:top w:w="90" w:type="dxa"/>
+                    <w:bottom w:w="90" w:type="dxa"/>
+                    <w:start w:w="150" w:type="dxa"/>
+                    <w:end w:w="150" w:type="dxa"/>
+                  </w:tcMar>
+                </w:tcPr>
+                <w:p>
+                  <w:pPr>
+                    <w:spacing w:before="0" w:after="60" w:line="240" w:lineRule="auto"/>
+                  </w:pPr>
+                  <w:r>
+                    <w:rPr>
+                      <w:rFonts w:ascii="Avenir" w:hAnsi="Avenir" w:eastAsia="Avenir"/>
+                      <w:b/>
+                      <w:i w:val="0"/>
+                      <w:color w:val="1F4E79"/>
+                      <w:sz w:val="20"/>
+                    </w:rPr>
+                    <w:t xml:space="preserve">SIM LAB  ·  </w:t>
+                  </w:r>
+                  <w:r>
+                    <w:rPr>
+                      <w:rFonts w:ascii="Avenir" w:hAnsi="Avenir" w:eastAsia="Avenir"/>
+                      <w:b/>
+                      <w:i w:val="0"/>
+                      <w:color w:val="1F4E79"/>
+                      <w:sz w:val="20"/>
+                    </w:rPr>
+                    <w:t>Number Line Explorer – Order It and Zoom Between</w:t>
+                  </w:r>
+                </w:p>
+                <w:p>
+                  <w:pPr>
+                    <w:spacing w:before="0" w:after="20" w:line="240" w:lineRule="auto"/>
+                  </w:pPr>
+                  <w:r>
+                    <w:rPr>
+                      <w:rFonts w:ascii="Avenir" w:hAnsi="Avenir" w:eastAsia="Avenir"/>
+                      <w:b/>
+                      <w:i w:val="0"/>
+                      <w:sz w:val="18"/>
+                    </w:rPr>
+                    <w:t>Tool:</w:t>
+                  </w:r>
+                  <w:r>
+                    <w:rPr>
+                      <w:rFonts w:ascii="Avenir" w:hAnsi="Avenir" w:eastAsia="Avenir"/>
+                      <w:b w:val="0"/>
+                      <w:i w:val="0"/>
+                      <w:sz w:val="18"/>
+                    </w:rPr>
+                    <w:t xml:space="preserve"> LSGH Math 7 SimBook · Lesson 7 · Number Line Explorer (Order It and Zoom Between tab)</w:t>
+                  </w:r>
+                </w:p>
+                <w:p>
+                  <w:pPr>
+                    <w:spacing w:before="0" w:after="20" w:line="240" w:lineRule="auto"/>
+                  </w:pPr>
+                  <w:r>
+                    <w:rPr>
+                      <w:rFonts w:ascii="Avenir" w:hAnsi="Avenir" w:eastAsia="Avenir"/>
+                      <w:b/>
+                      <w:i w:val="0"/>
+                      <w:sz w:val="18"/>
+                    </w:rPr>
+                    <w:t>Link:</w:t>
+                  </w:r>
+                  <w:r>
+                    <w:rPr>
+                      <w:rFonts w:ascii="Avenir" w:hAnsi="Avenir" w:eastAsia="Avenir"/>
+                      <w:b w:val="0"/>
+                      <w:i w:val="0"/>
+                      <w:sz w:val="18"/>
+                    </w:rPr>
+                    <w:t xml:space="preserve"> https://claude.ai/artifact/LrpohtVMd8ifUt7nkd7FFr#lesson7</w:t>
+                  </w:r>
+                </w:p>
+                <w:p>
+                  <w:pPr>
+                    <w:spacing w:before="0" w:after="20" w:line="240" w:lineRule="auto"/>
+                  </w:pPr>
+                  <w:r>
+                    <w:rPr>
+                      <w:rFonts w:ascii="Avenir" w:hAnsi="Avenir" w:eastAsia="Avenir"/>
+                      <w:b/>
+                      <w:i w:val="0"/>
+                      <w:sz w:val="18"/>
+                    </w:rPr>
+                    <w:t>Set-up:</w:t>
+                  </w:r>
+                  <w:r>
+                    <w:rPr>
+                      <w:rFonts w:ascii="Avenir" w:hAnsi="Avenir" w:eastAsia="Avenir"/>
+                      <w:b w:val="0"/>
+                      <w:i w:val="0"/>
+                      <w:sz w:val="18"/>
+                    </w:rPr>
+                    <w:t xml:space="preserve"> Pairs, one device; record findings in the notebook</w:t>
+                  </w:r>
+                </w:p>
+                <w:p>
+                  <w:pPr>
+                    <w:spacing w:before="0" w:after="20" w:line="240" w:lineRule="auto"/>
+                  </w:pPr>
+                  <w:r>
+                    <w:rPr>
+                      <w:rFonts w:ascii="Avenir" w:hAnsi="Avenir" w:eastAsia="Avenir"/>
+                      <w:b/>
+                      <w:i w:val="0"/>
+                      <w:sz w:val="19"/>
+                    </w:rPr>
+                    <w:t>Mission:</w:t>
+                  </w:r>
+                </w:p>
+                <w:p>
+                  <w:pPr>
+                    <w:tabs>
+                      <w:tab w:pos="260" w:val="left"/>
+                    </w:tabs>
+                    <w:spacing w:before="0" w:after="20" w:line="240" w:lineRule="auto"/>
+                    <w:ind w:left="260" w:hanging="260"/>
+                  </w:pPr>
+                  <w:r>
+                    <w:rPr>
+                      <w:rFonts w:ascii="Avenir" w:hAnsi="Avenir" w:eastAsia="Avenir"/>
+                      <w:b w:val="0"/>
+                      <w:i w:val="0"/>
+                      <w:sz w:val="19"/>
+                    </w:rPr>
+                    <w:t>1.</w:t>
+                    <w:tab/>
+                  </w:r>
+                  <w:r>
+                    <w:rPr>
+                      <w:rFonts w:ascii="Avenir" w:hAnsi="Avenir" w:eastAsia="Avenir"/>
+                      <w:b w:val="0"/>
+                      <w:i w:val="0"/>
+                      <w:sz w:val="19"/>
+                    </w:rPr>
+                    <w:t>Order It: deal three sets of mixed cards and order them from least to greatest.</w:t>
+                  </w:r>
+                </w:p>
+                <w:p>
+                  <w:pPr>
+                    <w:tabs>
+                      <w:tab w:pos="260" w:val="left"/>
+                    </w:tabs>
+                    <w:spacing w:before="0" w:after="20" w:line="240" w:lineRule="auto"/>
+                    <w:ind w:left="260" w:hanging="260"/>
+                  </w:pPr>
+                  <w:r>
+                    <w:rPr>
+                      <w:rFonts w:ascii="Avenir" w:hAnsi="Avenir" w:eastAsia="Avenir"/>
+                      <w:b w:val="0"/>
+                      <w:i w:val="0"/>
+                      <w:sz w:val="19"/>
+                    </w:rPr>
+                    <w:t>2.</w:t>
+                    <w:tab/>
+                  </w:r>
+                  <w:r>
+                    <w:rPr>
+                      <w:rFonts w:ascii="Avenir" w:hAnsi="Avenir" w:eastAsia="Avenir"/>
+                      <w:b w:val="0"/>
+                      <w:i w:val="0"/>
+                      <w:sz w:val="19"/>
+                    </w:rPr>
+                    <w:t>Zoom Between: find three numbers between 0.7 and 0.72.</w:t>
+                  </w:r>
+                </w:p>
+                <w:p>
+                  <w:pPr>
+                    <w:spacing w:before="0" w:after="20" w:line="240" w:lineRule="auto"/>
+                  </w:pPr>
+                  <w:r>
+                    <w:rPr>
+                      <w:rFonts w:ascii="Avenir" w:hAnsi="Avenir" w:eastAsia="Avenir"/>
+                      <w:b/>
+                      <w:i w:val="0"/>
+                      <w:sz w:val="19"/>
+                    </w:rPr>
+                    <w:t>Notice and Wonder:</w:t>
+                  </w:r>
+                </w:p>
+                <w:p>
+                  <w:pPr>
+                    <w:tabs>
+                      <w:tab w:pos="260" w:val="left"/>
+                    </w:tabs>
+                    <w:spacing w:before="0" w:after="20" w:line="240" w:lineRule="auto"/>
+                    <w:ind w:left="260" w:hanging="260"/>
+                  </w:pPr>
+                  <w:r>
+                    <w:rPr>
+                      <w:rFonts w:ascii="Avenir" w:hAnsi="Avenir" w:eastAsia="Avenir"/>
+                      <w:b w:val="0"/>
+                      <w:i w:val="0"/>
+                      <w:sz w:val="19"/>
+                    </w:rPr>
+                    <w:t>?</w:t>
+                    <w:tab/>
+                  </w:r>
+                  <w:r>
+                    <w:rPr>
+                      <w:rFonts w:ascii="Avenir" w:hAnsi="Avenir" w:eastAsia="Avenir"/>
+                      <w:b w:val="0"/>
+                      <w:i w:val="0"/>
+                      <w:sz w:val="19"/>
+                    </w:rPr>
+                    <w:t>Which strategy made ordering easiest?</w:t>
+                  </w:r>
+                </w:p>
+                <w:p>
+                  <w:pPr>
+                    <w:tabs>
+                      <w:tab w:pos="260" w:val="left"/>
+                    </w:tabs>
+                    <w:spacing w:before="0" w:after="20" w:line="240" w:lineRule="auto"/>
+                    <w:ind w:left="260" w:hanging="260"/>
+                  </w:pPr>
+                  <w:r>
+                    <w:rPr>
+                      <w:rFonts w:ascii="Avenir" w:hAnsi="Avenir" w:eastAsia="Avenir"/>
+                      <w:b w:val="0"/>
+                      <w:i w:val="0"/>
+                      <w:sz w:val="19"/>
+                    </w:rPr>
+                    <w:t>?</w:t>
+                    <w:tab/>
+                  </w:r>
+                  <w:r>
+                    <w:rPr>
+                      <w:rFonts w:ascii="Avenir" w:hAnsi="Avenir" w:eastAsia="Avenir"/>
+                      <w:b w:val="0"/>
+                      <w:i w:val="0"/>
+                      <w:sz w:val="19"/>
+                    </w:rPr>
+                    <w:t>Do you ever run out of numbers in between?</w:t>
+                  </w:r>
+                </w:p>
+                <w:p>
+                  <w:pPr>
+                    <w:spacing w:before="0" w:after="20" w:line="240" w:lineRule="auto"/>
+                  </w:pPr>
+                  <w:r>
+                    <w:rPr>
+                      <w:rFonts w:ascii="Avenir" w:hAnsi="Avenir" w:eastAsia="Avenir"/>
+                      <w:b/>
+                      <w:i w:val="0"/>
+                      <w:sz w:val="19"/>
+                    </w:rPr>
+                    <w:t>Expected discovery:</w:t>
+                  </w:r>
+                  <w:r>
+                    <w:rPr>
+                      <w:rFonts w:ascii="Avenir" w:hAnsi="Avenir" w:eastAsia="Avenir"/>
+                      <w:b w:val="0"/>
+                      <w:i w:val="0"/>
+                      <w:sz w:val="19"/>
+                    </w:rPr>
+                    <w:t xml:space="preserve"> </w:t>
+                  </w:r>
+                  <w:r>
+                    <w:rPr>
+                      <w:rFonts w:ascii="Avenir" w:hAnsi="Avenir" w:eastAsia="Avenir"/>
+                      <w:b w:val="0"/>
+                      <w:i/>
+                      <w:sz w:val="19"/>
+                    </w:rPr>
+                    <w:t>Converting to one form (decimals) makes ordering easy; between any two rational numbers there is always another.</w:t>
+                  </w:r>
+                </w:p>
+              </w:tc>
+            </w:tr>
+          </w:tbl>
+          <w:p/>
+          <w:p>
+            <w:pPr>
+              <w:spacing w:after="0"/>
+            </w:pPr>
+          </w:p>
           <w:p>
             <w:pPr>
               <w:tabs>
@@ -22139,7 +26667,7 @@
                 <w:i w:val="0"/>
                 <w:sz w:val="20"/>
               </w:rPr>
-              <w:t>Teacher’s Google presentation - Lesson 7: Rational Numbers</w:t>
+              <w:t>LSGH Math 7 SimBook - Lesson 7 (https://claude.ai/artifact/LrpohtVMd8ifUt7nkd7FFr#lesson7)</w:t>
             </w:r>
           </w:p>
           <w:p>
@@ -22167,7 +26695,7 @@
                 <w:i w:val="0"/>
                 <w:sz w:val="20"/>
               </w:rPr>
-              <w:t>Number cards and a rope number line</w:t>
+              <w:t>Teacher’s Google presentation - Lesson 7: Rational Numbers</w:t>
             </w:r>
           </w:p>
           <w:p>
@@ -22195,7 +26723,7 @@
                 <w:i w:val="0"/>
                 <w:sz w:val="20"/>
               </w:rPr>
-              <w:t>Desmos or GeoGebra number line</w:t>
+              <w:t>Number cards and a rope number line</w:t>
             </w:r>
           </w:p>
           <w:p>
@@ -22223,6 +26751,34 @@
                 <w:i w:val="0"/>
                 <w:sz w:val="20"/>
               </w:rPr>
+              <w:t>Desmos or GeoGebra number line</w:t>
+            </w:r>
+          </w:p>
+          <w:p>
+            <w:pPr>
+              <w:tabs>
+                <w:tab w:pos="260" w:val="left"/>
+              </w:tabs>
+              <w:spacing w:before="0" w:after="40" w:line="240" w:lineRule="auto"/>
+              <w:ind w:left="260" w:hanging="260"/>
+            </w:pPr>
+            <w:r>
+              <w:rPr>
+                <w:rFonts w:ascii="Avenir" w:hAnsi="Avenir" w:eastAsia="Avenir"/>
+                <w:b w:val="0"/>
+                <w:i w:val="0"/>
+                <w:sz w:val="20"/>
+              </w:rPr>
+              <w:t>•</w:t>
+              <w:tab/>
+            </w:r>
+            <w:r>
+              <w:rPr>
+                <w:rFonts w:ascii="Avenir" w:hAnsi="Avenir" w:eastAsia="Avenir"/>
+                <w:b w:val="0"/>
+                <w:i w:val="0"/>
+                <w:sz w:val="20"/>
+              </w:rPr>
               <w:t>Materials uploaded in Ranger360</w:t>
             </w:r>
           </w:p>
@@ -22615,6 +27171,314 @@
               </w:rPr>
               <w:t xml:space="preserve"> “Recipe Rescale” – A leche flan recipe needs ¾ cup of sugar. How much is needed for half a recipe? (⅜ cup) For three times the recipe? (2¼ cups)</w:t>
             </w:r>
+          </w:p>
+          <w:tbl>
+            <w:tblPr>
+              <w:tblW w:type="dxa" w:w="8562"/>
+              <w:tblLook w:firstColumn="1" w:firstRow="1" w:lastColumn="0" w:lastRow="0" w:noHBand="0" w:noVBand="1" w:val="04A0"/>
+              <w:jc w:val="center"/>
+              <w:tblBorders>
+                <w:top w:val="single" w:sz="8" w:space="0" w:color="9DC3E6"/>
+                <w:left w:val="single" w:sz="8" w:space="0" w:color="9DC3E6"/>
+                <w:bottom w:val="single" w:sz="8" w:space="0" w:color="9DC3E6"/>
+                <w:right w:val="single" w:sz="8" w:space="0" w:color="9DC3E6"/>
+                <w:insideH w:val="single" w:sz="8" w:space="0" w:color="9DC3E6"/>
+                <w:insideV w:val="single" w:sz="8" w:space="0" w:color="9DC3E6"/>
+              </w:tblBorders>
+              <w:tblLayout w:type="fixed"/>
+            </w:tblPr>
+            <w:tblGrid>
+              <w:gridCol w:w="8562"/>
+            </w:tblGrid>
+            <w:tr>
+              <w:trPr>
+                <w:cantSplit/>
+              </w:trPr>
+              <w:tc>
+                <w:tcPr>
+                  <w:tcW w:type="dxa" w:w="8562"/>
+                  <w:shd w:val="clear" w:color="auto" w:fill="DDEBF7"/>
+                  <w:tcMar>
+                    <w:top w:w="90" w:type="dxa"/>
+                    <w:bottom w:w="90" w:type="dxa"/>
+                    <w:start w:w="150" w:type="dxa"/>
+                    <w:end w:w="150" w:type="dxa"/>
+                  </w:tcMar>
+                </w:tcPr>
+                <w:p>
+                  <w:pPr>
+                    <w:spacing w:before="0" w:after="60" w:line="240" w:lineRule="auto"/>
+                  </w:pPr>
+                  <w:r>
+                    <w:rPr>
+                      <w:rFonts w:ascii="Avenir" w:hAnsi="Avenir" w:eastAsia="Avenir"/>
+                      <w:b/>
+                      <w:i w:val="0"/>
+                      <w:color w:val="1F4E79"/>
+                      <w:sz w:val="20"/>
+                    </w:rPr>
+                    <w:t xml:space="preserve">SIM LAB  ·  </w:t>
+                  </w:r>
+                  <w:r>
+                    <w:rPr>
+                      <w:rFonts w:ascii="Avenir" w:hAnsi="Avenir" w:eastAsia="Avenir"/>
+                      <w:b/>
+                      <w:i w:val="0"/>
+                      <w:color w:val="1F4E79"/>
+                      <w:sz w:val="20"/>
+                    </w:rPr>
+                    <w:t>Fraction Kitchen – Kakanin Kitchen and Fraction Bars</w:t>
+                  </w:r>
+                </w:p>
+                <w:p>
+                  <w:pPr>
+                    <w:spacing w:before="0" w:after="20" w:line="240" w:lineRule="auto"/>
+                  </w:pPr>
+                  <w:r>
+                    <w:rPr>
+                      <w:rFonts w:ascii="Avenir" w:hAnsi="Avenir" w:eastAsia="Avenir"/>
+                      <w:b/>
+                      <w:i w:val="0"/>
+                      <w:sz w:val="18"/>
+                    </w:rPr>
+                    <w:t>Tool:</w:t>
+                  </w:r>
+                  <w:r>
+                    <w:rPr>
+                      <w:rFonts w:ascii="Avenir" w:hAnsi="Avenir" w:eastAsia="Avenir"/>
+                      <w:b w:val="0"/>
+                      <w:i w:val="0"/>
+                      <w:sz w:val="18"/>
+                    </w:rPr>
+                    <w:t xml:space="preserve"> LSGH Math 7 SimBook · Lesson 8 · Fraction Kitchen (Kakanin Kitchen and Fraction Bars tab)</w:t>
+                  </w:r>
+                </w:p>
+                <w:p>
+                  <w:pPr>
+                    <w:spacing w:before="0" w:after="20" w:line="240" w:lineRule="auto"/>
+                  </w:pPr>
+                  <w:r>
+                    <w:rPr>
+                      <w:rFonts w:ascii="Avenir" w:hAnsi="Avenir" w:eastAsia="Avenir"/>
+                      <w:b/>
+                      <w:i w:val="0"/>
+                      <w:sz w:val="18"/>
+                    </w:rPr>
+                    <w:t>Link:</w:t>
+                  </w:r>
+                  <w:r>
+                    <w:rPr>
+                      <w:rFonts w:ascii="Avenir" w:hAnsi="Avenir" w:eastAsia="Avenir"/>
+                      <w:b w:val="0"/>
+                      <w:i w:val="0"/>
+                      <w:sz w:val="18"/>
+                    </w:rPr>
+                    <w:t xml:space="preserve"> https://claude.ai/artifact/LrpohtVMd8ifUt7nkd7FFr#lesson8</w:t>
+                  </w:r>
+                </w:p>
+                <w:p>
+                  <w:pPr>
+                    <w:spacing w:before="0" w:after="20" w:line="240" w:lineRule="auto"/>
+                  </w:pPr>
+                  <w:r>
+                    <w:rPr>
+                      <w:rFonts w:ascii="Avenir" w:hAnsi="Avenir" w:eastAsia="Avenir"/>
+                      <w:b/>
+                      <w:i w:val="0"/>
+                      <w:sz w:val="18"/>
+                    </w:rPr>
+                    <w:t>Set-up:</w:t>
+                  </w:r>
+                  <w:r>
+                    <w:rPr>
+                      <w:rFonts w:ascii="Avenir" w:hAnsi="Avenir" w:eastAsia="Avenir"/>
+                      <w:b w:val="0"/>
+                      <w:i w:val="0"/>
+                      <w:sz w:val="18"/>
+                    </w:rPr>
+                    <w:t xml:space="preserve"> Pairs, one device; record findings in the notebook</w:t>
+                  </w:r>
+                </w:p>
+                <w:p>
+                  <w:pPr>
+                    <w:spacing w:before="0" w:after="20" w:line="240" w:lineRule="auto"/>
+                  </w:pPr>
+                  <w:r>
+                    <w:rPr>
+                      <w:rFonts w:ascii="Avenir" w:hAnsi="Avenir" w:eastAsia="Avenir"/>
+                      <w:b/>
+                      <w:i w:val="0"/>
+                      <w:sz w:val="19"/>
+                    </w:rPr>
+                    <w:t>Mission:</w:t>
+                  </w:r>
+                </w:p>
+                <w:p>
+                  <w:pPr>
+                    <w:tabs>
+                      <w:tab w:pos="260" w:val="left"/>
+                    </w:tabs>
+                    <w:spacing w:before="0" w:after="20" w:line="240" w:lineRule="auto"/>
+                    <w:ind w:left="260" w:hanging="260"/>
+                  </w:pPr>
+                  <w:r>
+                    <w:rPr>
+                      <w:rFonts w:ascii="Avenir" w:hAnsi="Avenir" w:eastAsia="Avenir"/>
+                      <w:b w:val="0"/>
+                      <w:i w:val="0"/>
+                      <w:sz w:val="19"/>
+                    </w:rPr>
+                    <w:t>1.</w:t>
+                    <w:tab/>
+                  </w:r>
+                  <w:r>
+                    <w:rPr>
+                      <w:rFonts w:ascii="Avenir" w:hAnsi="Avenir" w:eastAsia="Avenir"/>
+                      <w:b w:val="0"/>
+                      <w:i w:val="0"/>
+                      <w:sz w:val="19"/>
+                    </w:rPr>
+                    <w:t>Kakanin Kitchen: scale the puto recipe for ½, 2½, and 3 batches.</w:t>
+                  </w:r>
+                </w:p>
+                <w:p>
+                  <w:pPr>
+                    <w:tabs>
+                      <w:tab w:pos="260" w:val="left"/>
+                    </w:tabs>
+                    <w:spacing w:before="0" w:after="20" w:line="240" w:lineRule="auto"/>
+                    <w:ind w:left="260" w:hanging="260"/>
+                  </w:pPr>
+                  <w:r>
+                    <w:rPr>
+                      <w:rFonts w:ascii="Avenir" w:hAnsi="Avenir" w:eastAsia="Avenir"/>
+                      <w:b w:val="0"/>
+                      <w:i w:val="0"/>
+                      <w:sz w:val="19"/>
+                    </w:rPr>
+                    <w:t>2.</w:t>
+                    <w:tab/>
+                  </w:r>
+                  <w:r>
+                    <w:rPr>
+                      <w:rFonts w:ascii="Avenir" w:hAnsi="Avenir" w:eastAsia="Avenir"/>
+                      <w:b w:val="0"/>
+                      <w:i w:val="0"/>
+                      <w:sz w:val="19"/>
+                    </w:rPr>
+                    <w:t>Serve five orders for the kitchen inspector.</w:t>
+                  </w:r>
+                </w:p>
+                <w:p>
+                  <w:pPr>
+                    <w:tabs>
+                      <w:tab w:pos="260" w:val="left"/>
+                    </w:tabs>
+                    <w:spacing w:before="0" w:after="20" w:line="240" w:lineRule="auto"/>
+                    <w:ind w:left="260" w:hanging="260"/>
+                  </w:pPr>
+                  <w:r>
+                    <w:rPr>
+                      <w:rFonts w:ascii="Avenir" w:hAnsi="Avenir" w:eastAsia="Avenir"/>
+                      <w:b w:val="0"/>
+                      <w:i w:val="0"/>
+                      <w:sz w:val="19"/>
+                    </w:rPr>
+                    <w:t>3.</w:t>
+                    <w:tab/>
+                  </w:r>
+                  <w:r>
+                    <w:rPr>
+                      <w:rFonts w:ascii="Avenir" w:hAnsi="Avenir" w:eastAsia="Avenir"/>
+                      <w:b w:val="0"/>
+                      <w:i w:val="0"/>
+                      <w:sz w:val="19"/>
+                    </w:rPr>
+                    <w:t>Fraction Bars: show 2/3 + 3/4 and 5/6 − 1/4.</w:t>
+                  </w:r>
+                </w:p>
+                <w:p>
+                  <w:pPr>
+                    <w:spacing w:before="0" w:after="20" w:line="240" w:lineRule="auto"/>
+                  </w:pPr>
+                  <w:r>
+                    <w:rPr>
+                      <w:rFonts w:ascii="Avenir" w:hAnsi="Avenir" w:eastAsia="Avenir"/>
+                      <w:b/>
+                      <w:i w:val="0"/>
+                      <w:sz w:val="19"/>
+                    </w:rPr>
+                    <w:t>Notice and Wonder:</w:t>
+                  </w:r>
+                </w:p>
+                <w:p>
+                  <w:pPr>
+                    <w:tabs>
+                      <w:tab w:pos="260" w:val="left"/>
+                    </w:tabs>
+                    <w:spacing w:before="0" w:after="20" w:line="240" w:lineRule="auto"/>
+                    <w:ind w:left="260" w:hanging="260"/>
+                  </w:pPr>
+                  <w:r>
+                    <w:rPr>
+                      <w:rFonts w:ascii="Avenir" w:hAnsi="Avenir" w:eastAsia="Avenir"/>
+                      <w:b w:val="0"/>
+                      <w:i w:val="0"/>
+                      <w:sz w:val="19"/>
+                    </w:rPr>
+                    <w:t>?</w:t>
+                    <w:tab/>
+                  </w:r>
+                  <w:r>
+                    <w:rPr>
+                      <w:rFonts w:ascii="Avenir" w:hAnsi="Avenir" w:eastAsia="Avenir"/>
+                      <w:b w:val="0"/>
+                      <w:i w:val="0"/>
+                      <w:sz w:val="19"/>
+                    </w:rPr>
+                    <w:t>Why must both bars be cut into the same-size pieces?</w:t>
+                  </w:r>
+                </w:p>
+                <w:p>
+                  <w:pPr>
+                    <w:spacing w:before="0" w:after="20" w:line="240" w:lineRule="auto"/>
+                  </w:pPr>
+                  <w:r>
+                    <w:rPr>
+                      <w:rFonts w:ascii="Avenir" w:hAnsi="Avenir" w:eastAsia="Avenir"/>
+                      <w:b/>
+                      <w:i w:val="0"/>
+                      <w:sz w:val="19"/>
+                    </w:rPr>
+                    <w:t>Expected discovery:</w:t>
+                  </w:r>
+                  <w:r>
+                    <w:rPr>
+                      <w:rFonts w:ascii="Avenir" w:hAnsi="Avenir" w:eastAsia="Avenir"/>
+                      <w:b w:val="0"/>
+                      <w:i w:val="0"/>
+                      <w:sz w:val="19"/>
+                    </w:rPr>
+                    <w:t xml:space="preserve"> </w:t>
+                  </w:r>
+                  <w:r>
+                    <w:rPr>
+                      <w:rFonts w:ascii="Avenir" w:hAnsi="Avenir" w:eastAsia="Avenir"/>
+                      <w:b w:val="0"/>
+                      <w:i/>
+                      <w:sz w:val="19"/>
+                    </w:rPr>
+                    <w:t>Adding and subtracting need a common denominator; scaling a recipe multiplies every amount by the same number.</w:t>
+                  </w:r>
+                </w:p>
+              </w:tc>
+            </w:tr>
+          </w:tbl>
+          <w:p/>
+          <w:p>
+            <w:pPr>
+              <w:spacing w:after="0"/>
+            </w:pPr>
           </w:p>
           <w:p>
             <w:pPr>
@@ -23098,6 +27962,286 @@
               <w:t>Meeting 3 (C8, M2): Multiplying and Dividing Fractions</w:t>
             </w:r>
           </w:p>
+          <w:tbl>
+            <w:tblPr>
+              <w:tblW w:type="dxa" w:w="8562"/>
+              <w:tblLook w:firstColumn="1" w:firstRow="1" w:lastColumn="0" w:lastRow="0" w:noHBand="0" w:noVBand="1" w:val="04A0"/>
+              <w:jc w:val="center"/>
+              <w:tblBorders>
+                <w:top w:val="single" w:sz="8" w:space="0" w:color="9DC3E6"/>
+                <w:left w:val="single" w:sz="8" w:space="0" w:color="9DC3E6"/>
+                <w:bottom w:val="single" w:sz="8" w:space="0" w:color="9DC3E6"/>
+                <w:right w:val="single" w:sz="8" w:space="0" w:color="9DC3E6"/>
+                <w:insideH w:val="single" w:sz="8" w:space="0" w:color="9DC3E6"/>
+                <w:insideV w:val="single" w:sz="8" w:space="0" w:color="9DC3E6"/>
+              </w:tblBorders>
+              <w:tblLayout w:type="fixed"/>
+            </w:tblPr>
+            <w:tblGrid>
+              <w:gridCol w:w="8562"/>
+            </w:tblGrid>
+            <w:tr>
+              <w:trPr>
+                <w:cantSplit/>
+              </w:trPr>
+              <w:tc>
+                <w:tcPr>
+                  <w:tcW w:type="dxa" w:w="8562"/>
+                  <w:shd w:val="clear" w:color="auto" w:fill="DDEBF7"/>
+                  <w:tcMar>
+                    <w:top w:w="90" w:type="dxa"/>
+                    <w:bottom w:w="90" w:type="dxa"/>
+                    <w:start w:w="150" w:type="dxa"/>
+                    <w:end w:w="150" w:type="dxa"/>
+                  </w:tcMar>
+                </w:tcPr>
+                <w:p>
+                  <w:pPr>
+                    <w:spacing w:before="0" w:after="60" w:line="240" w:lineRule="auto"/>
+                  </w:pPr>
+                  <w:r>
+                    <w:rPr>
+                      <w:rFonts w:ascii="Avenir" w:hAnsi="Avenir" w:eastAsia="Avenir"/>
+                      <w:b/>
+                      <w:i w:val="0"/>
+                      <w:color w:val="1F4E79"/>
+                      <w:sz w:val="20"/>
+                    </w:rPr>
+                    <w:t xml:space="preserve">SIM LAB  ·  </w:t>
+                  </w:r>
+                  <w:r>
+                    <w:rPr>
+                      <w:rFonts w:ascii="Avenir" w:hAnsi="Avenir" w:eastAsia="Avenir"/>
+                      <w:b/>
+                      <w:i w:val="0"/>
+                      <w:color w:val="1F4E79"/>
+                      <w:sz w:val="20"/>
+                    </w:rPr>
+                    <w:t>Fraction Kitchen – Fraction Bars (× and ÷)</w:t>
+                  </w:r>
+                </w:p>
+                <w:p>
+                  <w:pPr>
+                    <w:spacing w:before="0" w:after="20" w:line="240" w:lineRule="auto"/>
+                  </w:pPr>
+                  <w:r>
+                    <w:rPr>
+                      <w:rFonts w:ascii="Avenir" w:hAnsi="Avenir" w:eastAsia="Avenir"/>
+                      <w:b/>
+                      <w:i w:val="0"/>
+                      <w:sz w:val="18"/>
+                    </w:rPr>
+                    <w:t>Tool:</w:t>
+                  </w:r>
+                  <w:r>
+                    <w:rPr>
+                      <w:rFonts w:ascii="Avenir" w:hAnsi="Avenir" w:eastAsia="Avenir"/>
+                      <w:b w:val="0"/>
+                      <w:i w:val="0"/>
+                      <w:sz w:val="18"/>
+                    </w:rPr>
+                    <w:t xml:space="preserve"> LSGH Math 7 SimBook · Lesson 8 · Fraction Kitchen (Fraction Bars (× and ÷) tab)</w:t>
+                  </w:r>
+                </w:p>
+                <w:p>
+                  <w:pPr>
+                    <w:spacing w:before="0" w:after="20" w:line="240" w:lineRule="auto"/>
+                  </w:pPr>
+                  <w:r>
+                    <w:rPr>
+                      <w:rFonts w:ascii="Avenir" w:hAnsi="Avenir" w:eastAsia="Avenir"/>
+                      <w:b/>
+                      <w:i w:val="0"/>
+                      <w:sz w:val="18"/>
+                    </w:rPr>
+                    <w:t>Link:</w:t>
+                  </w:r>
+                  <w:r>
+                    <w:rPr>
+                      <w:rFonts w:ascii="Avenir" w:hAnsi="Avenir" w:eastAsia="Avenir"/>
+                      <w:b w:val="0"/>
+                      <w:i w:val="0"/>
+                      <w:sz w:val="18"/>
+                    </w:rPr>
+                    <w:t xml:space="preserve"> https://claude.ai/artifact/LrpohtVMd8ifUt7nkd7FFr#lesson8</w:t>
+                  </w:r>
+                </w:p>
+                <w:p>
+                  <w:pPr>
+                    <w:spacing w:before="0" w:after="20" w:line="240" w:lineRule="auto"/>
+                  </w:pPr>
+                  <w:r>
+                    <w:rPr>
+                      <w:rFonts w:ascii="Avenir" w:hAnsi="Avenir" w:eastAsia="Avenir"/>
+                      <w:b/>
+                      <w:i w:val="0"/>
+                      <w:sz w:val="18"/>
+                    </w:rPr>
+                    <w:t>Set-up:</w:t>
+                  </w:r>
+                  <w:r>
+                    <w:rPr>
+                      <w:rFonts w:ascii="Avenir" w:hAnsi="Avenir" w:eastAsia="Avenir"/>
+                      <w:b w:val="0"/>
+                      <w:i w:val="0"/>
+                      <w:sz w:val="18"/>
+                    </w:rPr>
+                    <w:t xml:space="preserve"> Pairs, one device; record findings in the notebook</w:t>
+                  </w:r>
+                </w:p>
+                <w:p>
+                  <w:pPr>
+                    <w:spacing w:before="0" w:after="20" w:line="240" w:lineRule="auto"/>
+                  </w:pPr>
+                  <w:r>
+                    <w:rPr>
+                      <w:rFonts w:ascii="Avenir" w:hAnsi="Avenir" w:eastAsia="Avenir"/>
+                      <w:b/>
+                      <w:i w:val="0"/>
+                      <w:sz w:val="19"/>
+                    </w:rPr>
+                    <w:t>Mission:</w:t>
+                  </w:r>
+                </w:p>
+                <w:p>
+                  <w:pPr>
+                    <w:tabs>
+                      <w:tab w:pos="260" w:val="left"/>
+                    </w:tabs>
+                    <w:spacing w:before="0" w:after="20" w:line="240" w:lineRule="auto"/>
+                    <w:ind w:left="260" w:hanging="260"/>
+                  </w:pPr>
+                  <w:r>
+                    <w:rPr>
+                      <w:rFonts w:ascii="Avenir" w:hAnsi="Avenir" w:eastAsia="Avenir"/>
+                      <w:b w:val="0"/>
+                      <w:i w:val="0"/>
+                      <w:sz w:val="19"/>
+                    </w:rPr>
+                    <w:t>1.</w:t>
+                    <w:tab/>
+                  </w:r>
+                  <w:r>
+                    <w:rPr>
+                      <w:rFonts w:ascii="Avenir" w:hAnsi="Avenir" w:eastAsia="Avenir"/>
+                      <w:b w:val="0"/>
+                      <w:i w:val="0"/>
+                      <w:sz w:val="19"/>
+                    </w:rPr>
+                    <w:t>Show 2/5 × 15/8 with the area model.</w:t>
+                  </w:r>
+                </w:p>
+                <w:p>
+                  <w:pPr>
+                    <w:tabs>
+                      <w:tab w:pos="260" w:val="left"/>
+                    </w:tabs>
+                    <w:spacing w:before="0" w:after="20" w:line="240" w:lineRule="auto"/>
+                    <w:ind w:left="260" w:hanging="260"/>
+                  </w:pPr>
+                  <w:r>
+                    <w:rPr>
+                      <w:rFonts w:ascii="Avenir" w:hAnsi="Avenir" w:eastAsia="Avenir"/>
+                      <w:b w:val="0"/>
+                      <w:i w:val="0"/>
+                      <w:sz w:val="19"/>
+                    </w:rPr>
+                    <w:t>2.</w:t>
+                    <w:tab/>
+                  </w:r>
+                  <w:r>
+                    <w:rPr>
+                      <w:rFonts w:ascii="Avenir" w:hAnsi="Avenir" w:eastAsia="Avenir"/>
+                      <w:b w:val="0"/>
+                      <w:i w:val="0"/>
+                      <w:sz w:val="19"/>
+                    </w:rPr>
+                    <w:t>Show 3/4 ÷ 3/8 and 2½ ÷ 1/4.</w:t>
+                  </w:r>
+                </w:p>
+                <w:p>
+                  <w:pPr>
+                    <w:spacing w:before="0" w:after="20" w:line="240" w:lineRule="auto"/>
+                  </w:pPr>
+                  <w:r>
+                    <w:rPr>
+                      <w:rFonts w:ascii="Avenir" w:hAnsi="Avenir" w:eastAsia="Avenir"/>
+                      <w:b/>
+                      <w:i w:val="0"/>
+                      <w:sz w:val="19"/>
+                    </w:rPr>
+                    <w:t>Notice and Wonder:</w:t>
+                  </w:r>
+                </w:p>
+                <w:p>
+                  <w:pPr>
+                    <w:tabs>
+                      <w:tab w:pos="260" w:val="left"/>
+                    </w:tabs>
+                    <w:spacing w:before="0" w:after="20" w:line="240" w:lineRule="auto"/>
+                    <w:ind w:left="260" w:hanging="260"/>
+                  </w:pPr>
+                  <w:r>
+                    <w:rPr>
+                      <w:rFonts w:ascii="Avenir" w:hAnsi="Avenir" w:eastAsia="Avenir"/>
+                      <w:b w:val="0"/>
+                      <w:i w:val="0"/>
+                      <w:sz w:val="19"/>
+                    </w:rPr>
+                    <w:t>?</w:t>
+                    <w:tab/>
+                  </w:r>
+                  <w:r>
+                    <w:rPr>
+                      <w:rFonts w:ascii="Avenir" w:hAnsi="Avenir" w:eastAsia="Avenir"/>
+                      <w:b w:val="0"/>
+                      <w:i w:val="0"/>
+                      <w:sz w:val="19"/>
+                    </w:rPr>
+                    <w:t>Why can dividing by a fraction give a bigger answer?</w:t>
+                  </w:r>
+                </w:p>
+                <w:p>
+                  <w:pPr>
+                    <w:spacing w:before="0" w:after="20" w:line="240" w:lineRule="auto"/>
+                  </w:pPr>
+                  <w:r>
+                    <w:rPr>
+                      <w:rFonts w:ascii="Avenir" w:hAnsi="Avenir" w:eastAsia="Avenir"/>
+                      <w:b/>
+                      <w:i w:val="0"/>
+                      <w:sz w:val="19"/>
+                    </w:rPr>
+                    <w:t>Expected discovery:</w:t>
+                  </w:r>
+                  <w:r>
+                    <w:rPr>
+                      <w:rFonts w:ascii="Avenir" w:hAnsi="Avenir" w:eastAsia="Avenir"/>
+                      <w:b w:val="0"/>
+                      <w:i w:val="0"/>
+                      <w:sz w:val="19"/>
+                    </w:rPr>
+                    <w:t xml:space="preserve"> </w:t>
+                  </w:r>
+                  <w:r>
+                    <w:rPr>
+                      <w:rFonts w:ascii="Avenir" w:hAnsi="Avenir" w:eastAsia="Avenir"/>
+                      <w:b w:val="0"/>
+                      <w:i/>
+                      <w:sz w:val="19"/>
+                    </w:rPr>
+                    <w:t>Dividing asks “how many of these fit?”, so dividing by a number less than 1 gives a larger result.</w:t>
+                  </w:r>
+                </w:p>
+              </w:tc>
+            </w:tr>
+          </w:tbl>
+          <w:p/>
+          <w:p>
+            <w:pPr>
+              <w:spacing w:after="0"/>
+            </w:pPr>
+          </w:p>
           <w:p>
             <w:pPr>
               <w:tabs>
@@ -23366,6 +28510,258 @@
               <w:t>Meeting 4 (C8, M3): Multiplying and Dividing Decimals; Practice Set #3</w:t>
             </w:r>
           </w:p>
+          <w:tbl>
+            <w:tblPr>
+              <w:tblW w:type="dxa" w:w="8562"/>
+              <w:tblLook w:firstColumn="1" w:firstRow="1" w:lastColumn="0" w:lastRow="0" w:noHBand="0" w:noVBand="1" w:val="04A0"/>
+              <w:jc w:val="center"/>
+              <w:tblBorders>
+                <w:top w:val="single" w:sz="8" w:space="0" w:color="9DC3E6"/>
+                <w:left w:val="single" w:sz="8" w:space="0" w:color="9DC3E6"/>
+                <w:bottom w:val="single" w:sz="8" w:space="0" w:color="9DC3E6"/>
+                <w:right w:val="single" w:sz="8" w:space="0" w:color="9DC3E6"/>
+                <w:insideH w:val="single" w:sz="8" w:space="0" w:color="9DC3E6"/>
+                <w:insideV w:val="single" w:sz="8" w:space="0" w:color="9DC3E6"/>
+              </w:tblBorders>
+              <w:tblLayout w:type="fixed"/>
+            </w:tblPr>
+            <w:tblGrid>
+              <w:gridCol w:w="8562"/>
+            </w:tblGrid>
+            <w:tr>
+              <w:trPr>
+                <w:cantSplit/>
+              </w:trPr>
+              <w:tc>
+                <w:tcPr>
+                  <w:tcW w:type="dxa" w:w="8562"/>
+                  <w:shd w:val="clear" w:color="auto" w:fill="DDEBF7"/>
+                  <w:tcMar>
+                    <w:top w:w="90" w:type="dxa"/>
+                    <w:bottom w:w="90" w:type="dxa"/>
+                    <w:start w:w="150" w:type="dxa"/>
+                    <w:end w:w="150" w:type="dxa"/>
+                  </w:tcMar>
+                </w:tcPr>
+                <w:p>
+                  <w:pPr>
+                    <w:spacing w:before="0" w:after="60" w:line="240" w:lineRule="auto"/>
+                  </w:pPr>
+                  <w:r>
+                    <w:rPr>
+                      <w:rFonts w:ascii="Avenir" w:hAnsi="Avenir" w:eastAsia="Avenir"/>
+                      <w:b/>
+                      <w:i w:val="0"/>
+                      <w:color w:val="1F4E79"/>
+                      <w:sz w:val="20"/>
+                    </w:rPr>
+                    <w:t xml:space="preserve">SIM LAB  ·  </w:t>
+                  </w:r>
+                  <w:r>
+                    <w:rPr>
+                      <w:rFonts w:ascii="Avenir" w:hAnsi="Avenir" w:eastAsia="Avenir"/>
+                      <w:b/>
+                      <w:i w:val="0"/>
+                      <w:color w:val="1F4E79"/>
+                      <w:sz w:val="20"/>
+                    </w:rPr>
+                    <w:t>Fraction Kitchen – Decimal Grid</w:t>
+                  </w:r>
+                </w:p>
+                <w:p>
+                  <w:pPr>
+                    <w:spacing w:before="0" w:after="20" w:line="240" w:lineRule="auto"/>
+                  </w:pPr>
+                  <w:r>
+                    <w:rPr>
+                      <w:rFonts w:ascii="Avenir" w:hAnsi="Avenir" w:eastAsia="Avenir"/>
+                      <w:b/>
+                      <w:i w:val="0"/>
+                      <w:sz w:val="18"/>
+                    </w:rPr>
+                    <w:t>Tool:</w:t>
+                  </w:r>
+                  <w:r>
+                    <w:rPr>
+                      <w:rFonts w:ascii="Avenir" w:hAnsi="Avenir" w:eastAsia="Avenir"/>
+                      <w:b w:val="0"/>
+                      <w:i w:val="0"/>
+                      <w:sz w:val="18"/>
+                    </w:rPr>
+                    <w:t xml:space="preserve"> LSGH Math 7 SimBook · Lesson 8 · Fraction Kitchen (Decimal Grid tab)</w:t>
+                  </w:r>
+                </w:p>
+                <w:p>
+                  <w:pPr>
+                    <w:spacing w:before="0" w:after="20" w:line="240" w:lineRule="auto"/>
+                  </w:pPr>
+                  <w:r>
+                    <w:rPr>
+                      <w:rFonts w:ascii="Avenir" w:hAnsi="Avenir" w:eastAsia="Avenir"/>
+                      <w:b/>
+                      <w:i w:val="0"/>
+                      <w:sz w:val="18"/>
+                    </w:rPr>
+                    <w:t>Link:</w:t>
+                  </w:r>
+                  <w:r>
+                    <w:rPr>
+                      <w:rFonts w:ascii="Avenir" w:hAnsi="Avenir" w:eastAsia="Avenir"/>
+                      <w:b w:val="0"/>
+                      <w:i w:val="0"/>
+                      <w:sz w:val="18"/>
+                    </w:rPr>
+                    <w:t xml:space="preserve"> https://claude.ai/artifact/LrpohtVMd8ifUt7nkd7FFr#lesson8</w:t>
+                  </w:r>
+                </w:p>
+                <w:p>
+                  <w:pPr>
+                    <w:spacing w:before="0" w:after="20" w:line="240" w:lineRule="auto"/>
+                  </w:pPr>
+                  <w:r>
+                    <w:rPr>
+                      <w:rFonts w:ascii="Avenir" w:hAnsi="Avenir" w:eastAsia="Avenir"/>
+                      <w:b/>
+                      <w:i w:val="0"/>
+                      <w:sz w:val="18"/>
+                    </w:rPr>
+                    <w:t>Set-up:</w:t>
+                  </w:r>
+                  <w:r>
+                    <w:rPr>
+                      <w:rFonts w:ascii="Avenir" w:hAnsi="Avenir" w:eastAsia="Avenir"/>
+                      <w:b w:val="0"/>
+                      <w:i w:val="0"/>
+                      <w:sz w:val="18"/>
+                    </w:rPr>
+                    <w:t xml:space="preserve"> Pairs, one device; record findings in the notebook</w:t>
+                  </w:r>
+                </w:p>
+                <w:p>
+                  <w:pPr>
+                    <w:spacing w:before="0" w:after="20" w:line="240" w:lineRule="auto"/>
+                  </w:pPr>
+                  <w:r>
+                    <w:rPr>
+                      <w:rFonts w:ascii="Avenir" w:hAnsi="Avenir" w:eastAsia="Avenir"/>
+                      <w:b/>
+                      <w:i w:val="0"/>
+                      <w:sz w:val="19"/>
+                    </w:rPr>
+                    <w:t>Mission:</w:t>
+                  </w:r>
+                </w:p>
+                <w:p>
+                  <w:pPr>
+                    <w:tabs>
+                      <w:tab w:pos="260" w:val="left"/>
+                    </w:tabs>
+                    <w:spacing w:before="0" w:after="20" w:line="240" w:lineRule="auto"/>
+                    <w:ind w:left="260" w:hanging="260"/>
+                  </w:pPr>
+                  <w:r>
+                    <w:rPr>
+                      <w:rFonts w:ascii="Avenir" w:hAnsi="Avenir" w:eastAsia="Avenir"/>
+                      <w:b w:val="0"/>
+                      <w:i w:val="0"/>
+                      <w:sz w:val="19"/>
+                    </w:rPr>
+                    <w:t>1.</w:t>
+                    <w:tab/>
+                  </w:r>
+                  <w:r>
+                    <w:rPr>
+                      <w:rFonts w:ascii="Avenir" w:hAnsi="Avenir" w:eastAsia="Avenir"/>
+                      <w:b w:val="0"/>
+                      <w:i w:val="0"/>
+                      <w:sz w:val="19"/>
+                    </w:rPr>
+                    <w:t>Show 0.6 × 0.5, 0.3 × 0.4, and 0.8 × 0.9 on the hundred grid.</w:t>
+                  </w:r>
+                </w:p>
+                <w:p>
+                  <w:pPr>
+                    <w:spacing w:before="0" w:after="20" w:line="240" w:lineRule="auto"/>
+                  </w:pPr>
+                  <w:r>
+                    <w:rPr>
+                      <w:rFonts w:ascii="Avenir" w:hAnsi="Avenir" w:eastAsia="Avenir"/>
+                      <w:b/>
+                      <w:i w:val="0"/>
+                      <w:sz w:val="19"/>
+                    </w:rPr>
+                    <w:t>Notice and Wonder:</w:t>
+                  </w:r>
+                </w:p>
+                <w:p>
+                  <w:pPr>
+                    <w:tabs>
+                      <w:tab w:pos="260" w:val="left"/>
+                    </w:tabs>
+                    <w:spacing w:before="0" w:after="20" w:line="240" w:lineRule="auto"/>
+                    <w:ind w:left="260" w:hanging="260"/>
+                  </w:pPr>
+                  <w:r>
+                    <w:rPr>
+                      <w:rFonts w:ascii="Avenir" w:hAnsi="Avenir" w:eastAsia="Avenir"/>
+                      <w:b w:val="0"/>
+                      <w:i w:val="0"/>
+                      <w:sz w:val="19"/>
+                    </w:rPr>
+                    <w:t>?</w:t>
+                    <w:tab/>
+                  </w:r>
+                  <w:r>
+                    <w:rPr>
+                      <w:rFonts w:ascii="Avenir" w:hAnsi="Avenir" w:eastAsia="Avenir"/>
+                      <w:b w:val="0"/>
+                      <w:i w:val="0"/>
+                      <w:sz w:val="19"/>
+                    </w:rPr>
+                    <w:t>Why is the product smaller than both factors?</w:t>
+                  </w:r>
+                </w:p>
+                <w:p>
+                  <w:pPr>
+                    <w:spacing w:before="0" w:after="20" w:line="240" w:lineRule="auto"/>
+                  </w:pPr>
+                  <w:r>
+                    <w:rPr>
+                      <w:rFonts w:ascii="Avenir" w:hAnsi="Avenir" w:eastAsia="Avenir"/>
+                      <w:b/>
+                      <w:i w:val="0"/>
+                      <w:sz w:val="19"/>
+                    </w:rPr>
+                    <w:t>Expected discovery:</w:t>
+                  </w:r>
+                  <w:r>
+                    <w:rPr>
+                      <w:rFonts w:ascii="Avenir" w:hAnsi="Avenir" w:eastAsia="Avenir"/>
+                      <w:b w:val="0"/>
+                      <w:i w:val="0"/>
+                      <w:sz w:val="19"/>
+                    </w:rPr>
+                    <w:t xml:space="preserve"> </w:t>
+                  </w:r>
+                  <w:r>
+                    <w:rPr>
+                      <w:rFonts w:ascii="Avenir" w:hAnsi="Avenir" w:eastAsia="Avenir"/>
+                      <w:b w:val="0"/>
+                      <w:i/>
+                      <w:sz w:val="19"/>
+                    </w:rPr>
+                    <w:t>Multiplying by a number less than 1 gives a smaller product; the number of decimal places adds up.</w:t>
+                  </w:r>
+                </w:p>
+              </w:tc>
+            </w:tr>
+          </w:tbl>
+          <w:p/>
+          <w:p>
+            <w:pPr>
+              <w:spacing w:after="0"/>
+            </w:pPr>
+          </w:p>
           <w:p>
             <w:pPr>
               <w:tabs>
@@ -24812,7 +30208,7 @@
                 <w:i w:val="0"/>
                 <w:sz w:val="20"/>
               </w:rPr>
-              <w:t>Teacher’s Google presentation - Lesson 8: Operations on Rational Numbers</w:t>
+              <w:t>LSGH Math 7 SimBook - Lesson 8 (https://claude.ai/artifact/LrpohtVMd8ifUt7nkd7FFr#lesson8)</w:t>
             </w:r>
           </w:p>
           <w:p>
@@ -24840,7 +30236,7 @@
                 <w:i w:val="0"/>
                 <w:sz w:val="20"/>
               </w:rPr>
-              <w:t>Fraction tiles and recipe cards</w:t>
+              <w:t>Teacher’s Google presentation - Lesson 8: Operations on Rational Numbers</w:t>
             </w:r>
           </w:p>
           <w:p>
@@ -24868,7 +30264,7 @@
                 <w:i w:val="0"/>
                 <w:sz w:val="20"/>
               </w:rPr>
-              <w:t>Materials uploaded in Ranger360</w:t>
+              <w:t>Fraction tiles and recipe cards</w:t>
             </w:r>
           </w:p>
           <w:p>
@@ -24896,7 +30292,7 @@
                 <w:i w:val="0"/>
                 <w:sz w:val="20"/>
               </w:rPr>
-              <w:t>Teacher-prepared PT1.1 Guidelines and Rubric</w:t>
+              <w:t>Materials uploaded in Ranger360</w:t>
             </w:r>
           </w:p>
           <w:p>
@@ -24924,6 +30320,34 @@
                 <w:i w:val="0"/>
                 <w:sz w:val="20"/>
               </w:rPr>
+              <w:t>Teacher-prepared PT1.1 Guidelines and Rubric</w:t>
+            </w:r>
+          </w:p>
+          <w:p>
+            <w:pPr>
+              <w:tabs>
+                <w:tab w:pos="260" w:val="left"/>
+              </w:tabs>
+              <w:spacing w:before="0" w:after="40" w:line="240" w:lineRule="auto"/>
+              <w:ind w:left="260" w:hanging="260"/>
+            </w:pPr>
+            <w:r>
+              <w:rPr>
+                <w:rFonts w:ascii="Avenir" w:hAnsi="Avenir" w:eastAsia="Avenir"/>
+                <w:b w:val="0"/>
+                <w:i w:val="0"/>
+                <w:sz w:val="20"/>
+              </w:rPr>
+              <w:t>•</w:t>
+              <w:tab/>
+            </w:r>
+            <w:r>
+              <w:rPr>
+                <w:rFonts w:ascii="Avenir" w:hAnsi="Avenir" w:eastAsia="Avenir"/>
+                <w:b w:val="0"/>
+                <w:i w:val="0"/>
+                <w:sz w:val="20"/>
+              </w:rPr>
               <w:t>Uploaded students’ SA1.3 Rational Relay output in Ranger360</w:t>
             </w:r>
           </w:p>
@@ -25286,6 +30710,286 @@
               </w:rPr>
               <w:t xml:space="preserve"> “Build the Square” – Using square tiles, students find which numbers from 1 to 30 can form a complete square (1, 4, 9, 16, 25). Using unit cubes, which numbers can form a complete cube? (1, 8, 27)</w:t>
             </w:r>
+          </w:p>
+          <w:tbl>
+            <w:tblPr>
+              <w:tblW w:type="dxa" w:w="8562"/>
+              <w:tblLook w:firstColumn="1" w:firstRow="1" w:lastColumn="0" w:lastRow="0" w:noHBand="0" w:noVBand="1" w:val="04A0"/>
+              <w:jc w:val="center"/>
+              <w:tblBorders>
+                <w:top w:val="single" w:sz="8" w:space="0" w:color="9DC3E6"/>
+                <w:left w:val="single" w:sz="8" w:space="0" w:color="9DC3E6"/>
+                <w:bottom w:val="single" w:sz="8" w:space="0" w:color="9DC3E6"/>
+                <w:right w:val="single" w:sz="8" w:space="0" w:color="9DC3E6"/>
+                <w:insideH w:val="single" w:sz="8" w:space="0" w:color="9DC3E6"/>
+                <w:insideV w:val="single" w:sz="8" w:space="0" w:color="9DC3E6"/>
+              </w:tblBorders>
+              <w:tblLayout w:type="fixed"/>
+            </w:tblPr>
+            <w:tblGrid>
+              <w:gridCol w:w="8562"/>
+            </w:tblGrid>
+            <w:tr>
+              <w:trPr>
+                <w:cantSplit/>
+              </w:trPr>
+              <w:tc>
+                <w:tcPr>
+                  <w:tcW w:type="dxa" w:w="8562"/>
+                  <w:shd w:val="clear" w:color="auto" w:fill="DDEBF7"/>
+                  <w:tcMar>
+                    <w:top w:w="90" w:type="dxa"/>
+                    <w:bottom w:w="90" w:type="dxa"/>
+                    <w:start w:w="150" w:type="dxa"/>
+                    <w:end w:w="150" w:type="dxa"/>
+                  </w:tcMar>
+                </w:tcPr>
+                <w:p>
+                  <w:pPr>
+                    <w:spacing w:before="0" w:after="60" w:line="240" w:lineRule="auto"/>
+                  </w:pPr>
+                  <w:r>
+                    <w:rPr>
+                      <w:rFonts w:ascii="Avenir" w:hAnsi="Avenir" w:eastAsia="Avenir"/>
+                      <w:b/>
+                      <w:i w:val="0"/>
+                      <w:color w:val="1F4E79"/>
+                      <w:sz w:val="20"/>
+                    </w:rPr>
+                    <w:t xml:space="preserve">SIM LAB  ·  </w:t>
+                  </w:r>
+                  <w:r>
+                    <w:rPr>
+                      <w:rFonts w:ascii="Avenir" w:hAnsi="Avenir" w:eastAsia="Avenir"/>
+                      <w:b/>
+                      <w:i w:val="0"/>
+                      <w:color w:val="1F4E79"/>
+                      <w:sz w:val="20"/>
+                    </w:rPr>
+                    <w:t>Roots Lab – Square Builder and Cube Builder</w:t>
+                  </w:r>
+                </w:p>
+                <w:p>
+                  <w:pPr>
+                    <w:spacing w:before="0" w:after="20" w:line="240" w:lineRule="auto"/>
+                  </w:pPr>
+                  <w:r>
+                    <w:rPr>
+                      <w:rFonts w:ascii="Avenir" w:hAnsi="Avenir" w:eastAsia="Avenir"/>
+                      <w:b/>
+                      <w:i w:val="0"/>
+                      <w:sz w:val="18"/>
+                    </w:rPr>
+                    <w:t>Tool:</w:t>
+                  </w:r>
+                  <w:r>
+                    <w:rPr>
+                      <w:rFonts w:ascii="Avenir" w:hAnsi="Avenir" w:eastAsia="Avenir"/>
+                      <w:b w:val="0"/>
+                      <w:i w:val="0"/>
+                      <w:sz w:val="18"/>
+                    </w:rPr>
+                    <w:t xml:space="preserve"> LSGH Math 7 SimBook · Lesson 9 · Roots Lab (Square Builder and Cube Builder tab)</w:t>
+                  </w:r>
+                </w:p>
+                <w:p>
+                  <w:pPr>
+                    <w:spacing w:before="0" w:after="20" w:line="240" w:lineRule="auto"/>
+                  </w:pPr>
+                  <w:r>
+                    <w:rPr>
+                      <w:rFonts w:ascii="Avenir" w:hAnsi="Avenir" w:eastAsia="Avenir"/>
+                      <w:b/>
+                      <w:i w:val="0"/>
+                      <w:sz w:val="18"/>
+                    </w:rPr>
+                    <w:t>Link:</w:t>
+                  </w:r>
+                  <w:r>
+                    <w:rPr>
+                      <w:rFonts w:ascii="Avenir" w:hAnsi="Avenir" w:eastAsia="Avenir"/>
+                      <w:b w:val="0"/>
+                      <w:i w:val="0"/>
+                      <w:sz w:val="18"/>
+                    </w:rPr>
+                    <w:t xml:space="preserve"> https://claude.ai/artifact/LrpohtVMd8ifUt7nkd7FFr#lesson9</w:t>
+                  </w:r>
+                </w:p>
+                <w:p>
+                  <w:pPr>
+                    <w:spacing w:before="0" w:after="20" w:line="240" w:lineRule="auto"/>
+                  </w:pPr>
+                  <w:r>
+                    <w:rPr>
+                      <w:rFonts w:ascii="Avenir" w:hAnsi="Avenir" w:eastAsia="Avenir"/>
+                      <w:b/>
+                      <w:i w:val="0"/>
+                      <w:sz w:val="18"/>
+                    </w:rPr>
+                    <w:t>Set-up:</w:t>
+                  </w:r>
+                  <w:r>
+                    <w:rPr>
+                      <w:rFonts w:ascii="Avenir" w:hAnsi="Avenir" w:eastAsia="Avenir"/>
+                      <w:b w:val="0"/>
+                      <w:i w:val="0"/>
+                      <w:sz w:val="18"/>
+                    </w:rPr>
+                    <w:t xml:space="preserve"> Pairs, one device; record findings in the notebook</w:t>
+                  </w:r>
+                </w:p>
+                <w:p>
+                  <w:pPr>
+                    <w:spacing w:before="0" w:after="20" w:line="240" w:lineRule="auto"/>
+                  </w:pPr>
+                  <w:r>
+                    <w:rPr>
+                      <w:rFonts w:ascii="Avenir" w:hAnsi="Avenir" w:eastAsia="Avenir"/>
+                      <w:b/>
+                      <w:i w:val="0"/>
+                      <w:sz w:val="19"/>
+                    </w:rPr>
+                    <w:t>Mission:</w:t>
+                  </w:r>
+                </w:p>
+                <w:p>
+                  <w:pPr>
+                    <w:tabs>
+                      <w:tab w:pos="260" w:val="left"/>
+                    </w:tabs>
+                    <w:spacing w:before="0" w:after="20" w:line="240" w:lineRule="auto"/>
+                    <w:ind w:left="260" w:hanging="260"/>
+                  </w:pPr>
+                  <w:r>
+                    <w:rPr>
+                      <w:rFonts w:ascii="Avenir" w:hAnsi="Avenir" w:eastAsia="Avenir"/>
+                      <w:b w:val="0"/>
+                      <w:i w:val="0"/>
+                      <w:sz w:val="19"/>
+                    </w:rPr>
+                    <w:t>1.</w:t>
+                    <w:tab/>
+                  </w:r>
+                  <w:r>
+                    <w:rPr>
+                      <w:rFonts w:ascii="Avenir" w:hAnsi="Avenir" w:eastAsia="Avenir"/>
+                      <w:b w:val="0"/>
+                      <w:i w:val="0"/>
+                      <w:sz w:val="19"/>
+                    </w:rPr>
+                    <w:t>Square Builder: slide from 1 to 100 tiles and list every perfect square.</w:t>
+                  </w:r>
+                </w:p>
+                <w:p>
+                  <w:pPr>
+                    <w:tabs>
+                      <w:tab w:pos="260" w:val="left"/>
+                    </w:tabs>
+                    <w:spacing w:before="0" w:after="20" w:line="240" w:lineRule="auto"/>
+                    <w:ind w:left="260" w:hanging="260"/>
+                  </w:pPr>
+                  <w:r>
+                    <w:rPr>
+                      <w:rFonts w:ascii="Avenir" w:hAnsi="Avenir" w:eastAsia="Avenir"/>
+                      <w:b w:val="0"/>
+                      <w:i w:val="0"/>
+                      <w:sz w:val="19"/>
+                    </w:rPr>
+                    <w:t>2.</w:t>
+                    <w:tab/>
+                  </w:r>
+                  <w:r>
+                    <w:rPr>
+                      <w:rFonts w:ascii="Avenir" w:hAnsi="Avenir" w:eastAsia="Avenir"/>
+                      <w:b w:val="0"/>
+                      <w:i w:val="0"/>
+                      <w:sz w:val="19"/>
+                    </w:rPr>
+                    <w:t>Cube Builder: build cubes with edges 1 to 5 and list the perfect cubes.</w:t>
+                  </w:r>
+                </w:p>
+                <w:p>
+                  <w:pPr>
+                    <w:spacing w:before="0" w:after="20" w:line="240" w:lineRule="auto"/>
+                  </w:pPr>
+                  <w:r>
+                    <w:rPr>
+                      <w:rFonts w:ascii="Avenir" w:hAnsi="Avenir" w:eastAsia="Avenir"/>
+                      <w:b/>
+                      <w:i w:val="0"/>
+                      <w:sz w:val="19"/>
+                    </w:rPr>
+                    <w:t>Notice and Wonder:</w:t>
+                  </w:r>
+                </w:p>
+                <w:p>
+                  <w:pPr>
+                    <w:tabs>
+                      <w:tab w:pos="260" w:val="left"/>
+                    </w:tabs>
+                    <w:spacing w:before="0" w:after="20" w:line="240" w:lineRule="auto"/>
+                    <w:ind w:left="260" w:hanging="260"/>
+                  </w:pPr>
+                  <w:r>
+                    <w:rPr>
+                      <w:rFonts w:ascii="Avenir" w:hAnsi="Avenir" w:eastAsia="Avenir"/>
+                      <w:b w:val="0"/>
+                      <w:i w:val="0"/>
+                      <w:sz w:val="19"/>
+                    </w:rPr>
+                    <w:t>?</w:t>
+                    <w:tab/>
+                  </w:r>
+                  <w:r>
+                    <w:rPr>
+                      <w:rFonts w:ascii="Avenir" w:hAnsi="Avenir" w:eastAsia="Avenir"/>
+                      <w:b w:val="0"/>
+                      <w:i w:val="0"/>
+                      <w:sz w:val="19"/>
+                    </w:rPr>
+                    <w:t>Which numbers of tiles make a complete square?</w:t>
+                  </w:r>
+                </w:p>
+                <w:p>
+                  <w:pPr>
+                    <w:spacing w:before="0" w:after="20" w:line="240" w:lineRule="auto"/>
+                  </w:pPr>
+                  <w:r>
+                    <w:rPr>
+                      <w:rFonts w:ascii="Avenir" w:hAnsi="Avenir" w:eastAsia="Avenir"/>
+                      <w:b/>
+                      <w:i w:val="0"/>
+                      <w:sz w:val="19"/>
+                    </w:rPr>
+                    <w:t>Expected discovery:</w:t>
+                  </w:r>
+                  <w:r>
+                    <w:rPr>
+                      <w:rFonts w:ascii="Avenir" w:hAnsi="Avenir" w:eastAsia="Avenir"/>
+                      <w:b w:val="0"/>
+                      <w:i w:val="0"/>
+                      <w:sz w:val="19"/>
+                    </w:rPr>
+                    <w:t xml:space="preserve"> </w:t>
+                  </w:r>
+                  <w:r>
+                    <w:rPr>
+                      <w:rFonts w:ascii="Avenir" w:hAnsi="Avenir" w:eastAsia="Avenir"/>
+                      <w:b w:val="0"/>
+                      <w:i/>
+                      <w:sz w:val="19"/>
+                    </w:rPr>
+                    <w:t>Perfect squares and cubes are whole numbers multiplied by themselves two or three times; the side or edge is the root.</w:t>
+                  </w:r>
+                </w:p>
+              </w:tc>
+            </w:tr>
+          </w:tbl>
+          <w:p/>
+          <w:p>
+            <w:pPr>
+              <w:spacing w:after="0"/>
+            </w:pPr>
           </w:p>
           <w:p>
             <w:pPr>
@@ -26131,6 +31835,286 @@
               <w:spacing w:after="0"/>
             </w:pPr>
           </w:p>
+          <w:tbl>
+            <w:tblPr>
+              <w:tblW w:type="dxa" w:w="8562"/>
+              <w:tblLook w:firstColumn="1" w:firstRow="1" w:lastColumn="0" w:lastRow="0" w:noHBand="0" w:noVBand="1" w:val="04A0"/>
+              <w:jc w:val="center"/>
+              <w:tblBorders>
+                <w:top w:val="single" w:sz="8" w:space="0" w:color="9DC3E6"/>
+                <w:left w:val="single" w:sz="8" w:space="0" w:color="9DC3E6"/>
+                <w:bottom w:val="single" w:sz="8" w:space="0" w:color="9DC3E6"/>
+                <w:right w:val="single" w:sz="8" w:space="0" w:color="9DC3E6"/>
+                <w:insideH w:val="single" w:sz="8" w:space="0" w:color="9DC3E6"/>
+                <w:insideV w:val="single" w:sz="8" w:space="0" w:color="9DC3E6"/>
+              </w:tblBorders>
+              <w:tblLayout w:type="fixed"/>
+            </w:tblPr>
+            <w:tblGrid>
+              <w:gridCol w:w="8562"/>
+            </w:tblGrid>
+            <w:tr>
+              <w:trPr>
+                <w:cantSplit/>
+              </w:trPr>
+              <w:tc>
+                <w:tcPr>
+                  <w:tcW w:type="dxa" w:w="8562"/>
+                  <w:shd w:val="clear" w:color="auto" w:fill="DDEBF7"/>
+                  <w:tcMar>
+                    <w:top w:w="90" w:type="dxa"/>
+                    <w:bottom w:w="90" w:type="dxa"/>
+                    <w:start w:w="150" w:type="dxa"/>
+                    <w:end w:w="150" w:type="dxa"/>
+                  </w:tcMar>
+                </w:tcPr>
+                <w:p>
+                  <w:pPr>
+                    <w:spacing w:before="0" w:after="60" w:line="240" w:lineRule="auto"/>
+                  </w:pPr>
+                  <w:r>
+                    <w:rPr>
+                      <w:rFonts w:ascii="Avenir" w:hAnsi="Avenir" w:eastAsia="Avenir"/>
+                      <w:b/>
+                      <w:i w:val="0"/>
+                      <w:color w:val="1F4E79"/>
+                      <w:sz w:val="20"/>
+                    </w:rPr>
+                    <w:t xml:space="preserve">SIM LAB  ·  </w:t>
+                  </w:r>
+                  <w:r>
+                    <w:rPr>
+                      <w:rFonts w:ascii="Avenir" w:hAnsi="Avenir" w:eastAsia="Avenir"/>
+                      <w:b/>
+                      <w:i w:val="0"/>
+                      <w:color w:val="1F4E79"/>
+                      <w:sz w:val="20"/>
+                    </w:rPr>
+                    <w:t>Roots Lab – Root Estimator and Square of Area 2</w:t>
+                  </w:r>
+                </w:p>
+                <w:p>
+                  <w:pPr>
+                    <w:spacing w:before="0" w:after="20" w:line="240" w:lineRule="auto"/>
+                  </w:pPr>
+                  <w:r>
+                    <w:rPr>
+                      <w:rFonts w:ascii="Avenir" w:hAnsi="Avenir" w:eastAsia="Avenir"/>
+                      <w:b/>
+                      <w:i w:val="0"/>
+                      <w:sz w:val="18"/>
+                    </w:rPr>
+                    <w:t>Tool:</w:t>
+                  </w:r>
+                  <w:r>
+                    <w:rPr>
+                      <w:rFonts w:ascii="Avenir" w:hAnsi="Avenir" w:eastAsia="Avenir"/>
+                      <w:b w:val="0"/>
+                      <w:i w:val="0"/>
+                      <w:sz w:val="18"/>
+                    </w:rPr>
+                    <w:t xml:space="preserve"> LSGH Math 7 SimBook · Lesson 9 · Roots Lab (Root Estimator and Square of Area 2 tab)</w:t>
+                  </w:r>
+                </w:p>
+                <w:p>
+                  <w:pPr>
+                    <w:spacing w:before="0" w:after="20" w:line="240" w:lineRule="auto"/>
+                  </w:pPr>
+                  <w:r>
+                    <w:rPr>
+                      <w:rFonts w:ascii="Avenir" w:hAnsi="Avenir" w:eastAsia="Avenir"/>
+                      <w:b/>
+                      <w:i w:val="0"/>
+                      <w:sz w:val="18"/>
+                    </w:rPr>
+                    <w:t>Link:</w:t>
+                  </w:r>
+                  <w:r>
+                    <w:rPr>
+                      <w:rFonts w:ascii="Avenir" w:hAnsi="Avenir" w:eastAsia="Avenir"/>
+                      <w:b w:val="0"/>
+                      <w:i w:val="0"/>
+                      <w:sz w:val="18"/>
+                    </w:rPr>
+                    <w:t xml:space="preserve"> https://claude.ai/artifact/LrpohtVMd8ifUt7nkd7FFr#lesson9</w:t>
+                  </w:r>
+                </w:p>
+                <w:p>
+                  <w:pPr>
+                    <w:spacing w:before="0" w:after="20" w:line="240" w:lineRule="auto"/>
+                  </w:pPr>
+                  <w:r>
+                    <w:rPr>
+                      <w:rFonts w:ascii="Avenir" w:hAnsi="Avenir" w:eastAsia="Avenir"/>
+                      <w:b/>
+                      <w:i w:val="0"/>
+                      <w:sz w:val="18"/>
+                    </w:rPr>
+                    <w:t>Set-up:</w:t>
+                  </w:r>
+                  <w:r>
+                    <w:rPr>
+                      <w:rFonts w:ascii="Avenir" w:hAnsi="Avenir" w:eastAsia="Avenir"/>
+                      <w:b w:val="0"/>
+                      <w:i w:val="0"/>
+                      <w:sz w:val="18"/>
+                    </w:rPr>
+                    <w:t xml:space="preserve"> Pairs, one device; record findings in the notebook</w:t>
+                  </w:r>
+                </w:p>
+                <w:p>
+                  <w:pPr>
+                    <w:spacing w:before="0" w:after="20" w:line="240" w:lineRule="auto"/>
+                  </w:pPr>
+                  <w:r>
+                    <w:rPr>
+                      <w:rFonts w:ascii="Avenir" w:hAnsi="Avenir" w:eastAsia="Avenir"/>
+                      <w:b/>
+                      <w:i w:val="0"/>
+                      <w:sz w:val="19"/>
+                    </w:rPr>
+                    <w:t>Mission:</w:t>
+                  </w:r>
+                </w:p>
+                <w:p>
+                  <w:pPr>
+                    <w:tabs>
+                      <w:tab w:pos="260" w:val="left"/>
+                    </w:tabs>
+                    <w:spacing w:before="0" w:after="20" w:line="240" w:lineRule="auto"/>
+                    <w:ind w:left="260" w:hanging="260"/>
+                  </w:pPr>
+                  <w:r>
+                    <w:rPr>
+                      <w:rFonts w:ascii="Avenir" w:hAnsi="Avenir" w:eastAsia="Avenir"/>
+                      <w:b w:val="0"/>
+                      <w:i w:val="0"/>
+                      <w:sz w:val="19"/>
+                    </w:rPr>
+                    <w:t>1.</w:t>
+                    <w:tab/>
+                  </w:r>
+                  <w:r>
+                    <w:rPr>
+                      <w:rFonts w:ascii="Avenir" w:hAnsi="Avenir" w:eastAsia="Avenir"/>
+                      <w:b w:val="0"/>
+                      <w:i w:val="0"/>
+                      <w:sz w:val="19"/>
+                    </w:rPr>
+                    <w:t>Root Estimator: estimate √10 and ∛20 to two decimal places with as few guesses as possible.</w:t>
+                  </w:r>
+                </w:p>
+                <w:p>
+                  <w:pPr>
+                    <w:tabs>
+                      <w:tab w:pos="260" w:val="left"/>
+                    </w:tabs>
+                    <w:spacing w:before="0" w:after="20" w:line="240" w:lineRule="auto"/>
+                    <w:ind w:left="260" w:hanging="260"/>
+                  </w:pPr>
+                  <w:r>
+                    <w:rPr>
+                      <w:rFonts w:ascii="Avenir" w:hAnsi="Avenir" w:eastAsia="Avenir"/>
+                      <w:b w:val="0"/>
+                      <w:i w:val="0"/>
+                      <w:sz w:val="19"/>
+                    </w:rPr>
+                    <w:t>2.</w:t>
+                    <w:tab/>
+                  </w:r>
+                  <w:r>
+                    <w:rPr>
+                      <w:rFonts w:ascii="Avenir" w:hAnsi="Avenir" w:eastAsia="Avenir"/>
+                      <w:b w:val="0"/>
+                      <w:i w:val="0"/>
+                      <w:sz w:val="19"/>
+                    </w:rPr>
+                    <w:t>Square of Area 2: explain why the tilted square has an area of 2, then show more digits of √2.</w:t>
+                  </w:r>
+                </w:p>
+                <w:p>
+                  <w:pPr>
+                    <w:spacing w:before="0" w:after="20" w:line="240" w:lineRule="auto"/>
+                  </w:pPr>
+                  <w:r>
+                    <w:rPr>
+                      <w:rFonts w:ascii="Avenir" w:hAnsi="Avenir" w:eastAsia="Avenir"/>
+                      <w:b/>
+                      <w:i w:val="0"/>
+                      <w:sz w:val="19"/>
+                    </w:rPr>
+                    <w:t>Notice and Wonder:</w:t>
+                  </w:r>
+                </w:p>
+                <w:p>
+                  <w:pPr>
+                    <w:tabs>
+                      <w:tab w:pos="260" w:val="left"/>
+                    </w:tabs>
+                    <w:spacing w:before="0" w:after="20" w:line="240" w:lineRule="auto"/>
+                    <w:ind w:left="260" w:hanging="260"/>
+                  </w:pPr>
+                  <w:r>
+                    <w:rPr>
+                      <w:rFonts w:ascii="Avenir" w:hAnsi="Avenir" w:eastAsia="Avenir"/>
+                      <w:b w:val="0"/>
+                      <w:i w:val="0"/>
+                      <w:sz w:val="19"/>
+                    </w:rPr>
+                    <w:t>?</w:t>
+                    <w:tab/>
+                  </w:r>
+                  <w:r>
+                    <w:rPr>
+                      <w:rFonts w:ascii="Avenir" w:hAnsi="Avenir" w:eastAsia="Avenir"/>
+                      <w:b w:val="0"/>
+                      <w:i w:val="0"/>
+                      <w:sz w:val="19"/>
+                    </w:rPr>
+                    <w:t>Do the digits of √2 ever end or repeat?</w:t>
+                  </w:r>
+                </w:p>
+                <w:p>
+                  <w:pPr>
+                    <w:spacing w:before="0" w:after="20" w:line="240" w:lineRule="auto"/>
+                  </w:pPr>
+                  <w:r>
+                    <w:rPr>
+                      <w:rFonts w:ascii="Avenir" w:hAnsi="Avenir" w:eastAsia="Avenir"/>
+                      <w:b/>
+                      <w:i w:val="0"/>
+                      <w:sz w:val="19"/>
+                    </w:rPr>
+                    <w:t>Expected discovery:</w:t>
+                  </w:r>
+                  <w:r>
+                    <w:rPr>
+                      <w:rFonts w:ascii="Avenir" w:hAnsi="Avenir" w:eastAsia="Avenir"/>
+                      <w:b w:val="0"/>
+                      <w:i w:val="0"/>
+                      <w:sz w:val="19"/>
+                    </w:rPr>
+                    <w:t xml:space="preserve"> </w:t>
+                  </w:r>
+                  <w:r>
+                    <w:rPr>
+                      <w:rFonts w:ascii="Avenir" w:hAnsi="Avenir" w:eastAsia="Avenir"/>
+                      <w:b w:val="0"/>
+                      <w:i/>
+                      <w:sz w:val="19"/>
+                    </w:rPr>
+                    <w:t>Roots that are not whole numbers lie between two whole numbers; √2 is irrational – its decimal never ends and never repeats.</w:t>
+                  </w:r>
+                </w:p>
+              </w:tc>
+            </w:tr>
+          </w:tbl>
+          <w:p/>
+          <w:p>
+            <w:pPr>
+              <w:spacing w:after="0"/>
+            </w:pPr>
+          </w:p>
           <w:p>
             <w:pPr>
               <w:tabs>
@@ -26536,6 +32520,34 @@
                 <w:sz w:val="20"/>
               </w:rPr>
               <w:t>RESOURCES:</w:t>
+            </w:r>
+          </w:p>
+          <w:p>
+            <w:pPr>
+              <w:tabs>
+                <w:tab w:pos="260" w:val="left"/>
+              </w:tabs>
+              <w:spacing w:before="0" w:after="40" w:line="240" w:lineRule="auto"/>
+              <w:ind w:left="260" w:hanging="260"/>
+            </w:pPr>
+            <w:r>
+              <w:rPr>
+                <w:rFonts w:ascii="Avenir" w:hAnsi="Avenir" w:eastAsia="Avenir"/>
+                <w:b w:val="0"/>
+                <w:i w:val="0"/>
+                <w:sz w:val="20"/>
+              </w:rPr>
+              <w:t>•</w:t>
+              <w:tab/>
+            </w:r>
+            <w:r>
+              <w:rPr>
+                <w:rFonts w:ascii="Avenir" w:hAnsi="Avenir" w:eastAsia="Avenir"/>
+                <w:b w:val="0"/>
+                <w:i w:val="0"/>
+                <w:sz w:val="20"/>
+              </w:rPr>
+              <w:t>LSGH Math 7 SimBook - Lesson 9 (https://claude.ai/artifact/LrpohtVMd8ifUt7nkd7FFr#lesson9)</w:t>
             </w:r>
           </w:p>
           <w:p>

--- a/output/grade7/Grade7-LG-1st_Trim-SY2026-2027-Mathematics.docx
+++ b/output/grade7/Grade7-LG-1st_Trim-SY2026-2027-Mathematics.docx
@@ -199,7 +199,7 @@
           <w:i w:val="0"/>
           <w:sz w:val="20"/>
         </w:rPr>
-        <w:t xml:space="preserve">Every lesson is paired with its own simulation in the </w:t>
+        <w:t xml:space="preserve">Each lesson opens with a short simulation from the </w:t>
       </w:r>
       <w:r>
         <w:rPr>
@@ -217,7 +217,7 @@
           <w:i w:val="0"/>
           <w:sz w:val="20"/>
         </w:rPr>
-        <w:t xml:space="preserve"> – an interactive companion book where learners drag, build, shop, race, and cook their way to each rule before the teacher formalizes it, then check themselves with instant feedback. Each lesson below shows its SIM LAB cards: the sim, the tab, the mission, and the expected discovery.</w:t>
+        <w:t xml:space="preserve"> as its hook, to spark curiosity and a first look at the pattern. The lesson itself is then taught in the usual way – the teacher’s discussion, definitions, and step-by-step worked examples – and practiced through the SimBook’s Check Yourself items and its Exercises (Part A Skills Practice, Part B Problem Solving, Part C Challenge). Each lesson below shows its SIM HOOK cards: the sim, the tab, the mission, and the expected discovery.</w:t>
       </w:r>
     </w:p>
     <w:p>
@@ -6929,7 +6929,7 @@
                       <w:color w:val="1F4E79"/>
                       <w:sz w:val="20"/>
                     </w:rPr>
-                    <w:t xml:space="preserve">SIM LAB  ·  </w:t>
+                    <w:t xml:space="preserve">SIM HOOK  ·  </w:t>
                   </w:r>
                   <w:r>
                     <w:rPr>
@@ -7255,7 +7255,7 @@
                 <w:i w:val="0"/>
                 <w:sz w:val="20"/>
               </w:rPr>
-              <w:t xml:space="preserve"> Building on the sim findings, the teacher will formalize the definition and parts of a polygon (sides, vertices, interior angles, diagonals) and the difference between regular and irregular polygons.</w:t>
+              <w:t xml:space="preserve"> The teacher will discuss the definition and parts of a polygon (sides, vertices, interior angles, diagonals) and the difference between regular and irregular polygons.</w:t>
             </w:r>
           </w:p>
           <w:tbl>
@@ -7684,7 +7684,7 @@
                       <w:color w:val="1F4E79"/>
                       <w:sz w:val="20"/>
                     </w:rPr>
-                    <w:t xml:space="preserve">SIM LAB  ·  </w:t>
+                    <w:t xml:space="preserve">SIM HOOK  ·  </w:t>
                   </w:r>
                   <w:r>
                     <w:rPr>
@@ -8010,7 +8010,7 @@
                 <w:i w:val="0"/>
                 <w:sz w:val="20"/>
               </w:rPr>
-              <w:t xml:space="preserve"> After the sim, the teacher will demonstrate the same steps on paper, drawing a regular hexagon with sides of 4 cm.</w:t>
+              <w:t xml:space="preserve"> The teacher will demonstrate the steps in drawing a regular hexagon with sides of 4 cm.</w:t>
             </w:r>
           </w:p>
           <w:tbl>
@@ -8979,6 +8979,34 @@
                 <w:i w:val="0"/>
                 <w:sz w:val="20"/>
               </w:rPr>
+              <w:t>SimBook Exercises 1 – Part A as seatwork; Parts B and C as homework</w:t>
+            </w:r>
+          </w:p>
+          <w:p>
+            <w:pPr>
+              <w:tabs>
+                <w:tab w:pos="260" w:val="left"/>
+              </w:tabs>
+              <w:spacing w:before="0" w:after="40" w:line="240" w:lineRule="auto"/>
+              <w:ind w:left="260" w:hanging="260"/>
+            </w:pPr>
+            <w:r>
+              <w:rPr>
+                <w:rFonts w:ascii="Avenir" w:hAnsi="Avenir" w:eastAsia="Avenir"/>
+                <w:b w:val="0"/>
+                <w:i w:val="0"/>
+                <w:sz w:val="20"/>
+              </w:rPr>
+              <w:t>•</w:t>
+              <w:tab/>
+            </w:r>
+            <w:r>
+              <w:rPr>
+                <w:rFonts w:ascii="Avenir" w:hAnsi="Avenir" w:eastAsia="Avenir"/>
+                <w:b w:val="0"/>
+                <w:i w:val="0"/>
+                <w:sz w:val="20"/>
+              </w:rPr>
               <w:t>Teacher’s Google presentation - Lesson 1: Drawing Polygons</w:t>
             </w:r>
           </w:p>
@@ -9582,7 +9610,7 @@
                       <w:color w:val="1F4E79"/>
                       <w:sz w:val="20"/>
                     </w:rPr>
-                    <w:t xml:space="preserve">SIM LAB  ·  </w:t>
+                    <w:t xml:space="preserve">SIM HOOK  ·  </w:t>
                   </w:r>
                   <w:r>
                     <w:rPr>
@@ -9908,7 +9936,7 @@
                 <w:i w:val="0"/>
                 <w:sz w:val="20"/>
               </w:rPr>
-              <w:t xml:space="preserve"> Using the class’s sim data, the teacher will name and define the five kinds of angle pairs.</w:t>
+              <w:t xml:space="preserve"> The teacher will discuss the five kinds of angle pairs.</w:t>
             </w:r>
           </w:p>
           <w:tbl>
@@ -10752,7 +10780,7 @@
                       <w:color w:val="1F4E79"/>
                       <w:sz w:val="20"/>
                     </w:rPr>
-                    <w:t xml:space="preserve">SIM LAB  ·  </w:t>
+                    <w:t xml:space="preserve">SIM HOOK  ·  </w:t>
                   </w:r>
                   <w:r>
                     <w:rPr>
@@ -12395,6 +12423,34 @@
                 <w:i w:val="0"/>
                 <w:sz w:val="20"/>
               </w:rPr>
+              <w:t>SimBook Exercises 2 – Part A as seatwork; Parts B and C as homework</w:t>
+            </w:r>
+          </w:p>
+          <w:p>
+            <w:pPr>
+              <w:tabs>
+                <w:tab w:pos="260" w:val="left"/>
+              </w:tabs>
+              <w:spacing w:before="0" w:after="40" w:line="240" w:lineRule="auto"/>
+              <w:ind w:left="260" w:hanging="260"/>
+            </w:pPr>
+            <w:r>
+              <w:rPr>
+                <w:rFonts w:ascii="Avenir" w:hAnsi="Avenir" w:eastAsia="Avenir"/>
+                <w:b w:val="0"/>
+                <w:i w:val="0"/>
+                <w:sz w:val="20"/>
+              </w:rPr>
+              <w:t>•</w:t>
+              <w:tab/>
+            </w:r>
+            <w:r>
+              <w:rPr>
+                <w:rFonts w:ascii="Avenir" w:hAnsi="Avenir" w:eastAsia="Avenir"/>
+                <w:b w:val="0"/>
+                <w:i w:val="0"/>
+                <w:sz w:val="20"/>
+              </w:rPr>
               <w:t>Teacher’s Google presentation - Lesson 2: Angle Pairs and Classifying Polygons</w:t>
             </w:r>
           </w:p>
@@ -13288,7 +13344,7 @@
                       <w:color w:val="1F4E79"/>
                       <w:sz w:val="20"/>
                     </w:rPr>
-                    <w:t xml:space="preserve">SIM LAB  ·  </w:t>
+                    <w:t xml:space="preserve">SIM HOOK  ·  </w:t>
                   </w:r>
                   <w:r>
                     <w:rPr>
@@ -13586,7 +13642,7 @@
                 <w:i w:val="0"/>
                 <w:sz w:val="20"/>
               </w:rPr>
-              <w:t xml:space="preserve"> “Triangle Split” discovery table – After the sim, students confirm on paper: from one vertex, they draw all possible diagonals of each polygon, count the triangles formed, and look for the pattern.</w:t>
+              <w:t xml:space="preserve"> “Triangle Split” discovery table – From one vertex, students draw all possible diagonals of each polygon, count the triangles formed, and look for the pattern.</w:t>
             </w:r>
           </w:p>
           <w:tbl>
@@ -14622,7 +14678,7 @@
                       <w:color w:val="1F4E79"/>
                       <w:sz w:val="20"/>
                     </w:rPr>
-                    <w:t xml:space="preserve">SIM LAB  ·  </w:t>
+                    <w:t xml:space="preserve">SIM HOOK  ·  </w:t>
                   </w:r>
                   <w:r>
                     <w:rPr>
@@ -15799,6 +15855,34 @@
                 <w:i w:val="0"/>
                 <w:sz w:val="20"/>
               </w:rPr>
+              <w:t>SimBook Exercises 3 – Part A as seatwork; Parts B and C as homework</w:t>
+            </w:r>
+          </w:p>
+          <w:p>
+            <w:pPr>
+              <w:tabs>
+                <w:tab w:pos="260" w:val="left"/>
+              </w:tabs>
+              <w:spacing w:before="0" w:after="40" w:line="240" w:lineRule="auto"/>
+              <w:ind w:left="260" w:hanging="260"/>
+            </w:pPr>
+            <w:r>
+              <w:rPr>
+                <w:rFonts w:ascii="Avenir" w:hAnsi="Avenir" w:eastAsia="Avenir"/>
+                <w:b w:val="0"/>
+                <w:i w:val="0"/>
+                <w:sz w:val="20"/>
+              </w:rPr>
+              <w:t>•</w:t>
+              <w:tab/>
+            </w:r>
+            <w:r>
+              <w:rPr>
+                <w:rFonts w:ascii="Avenir" w:hAnsi="Avenir" w:eastAsia="Avenir"/>
+                <w:b w:val="0"/>
+                <w:i w:val="0"/>
+                <w:sz w:val="20"/>
+              </w:rPr>
               <w:t>Teacher’s Google presentation - Lesson 3: Angles of Polygons</w:t>
             </w:r>
           </w:p>
@@ -16906,7 +16990,7 @@
                       <w:color w:val="1F4E79"/>
                       <w:sz w:val="20"/>
                     </w:rPr>
-                    <w:t xml:space="preserve">SIM LAB  ·  </w:t>
+                    <w:t xml:space="preserve">SIM HOOK  ·  </w:t>
                   </w:r>
                   <w:r>
                     <w:rPr>
@@ -17321,7 +17405,7 @@
                       <w:color w:val="1F4E79"/>
                       <w:sz w:val="20"/>
                     </w:rPr>
-                    <w:t xml:space="preserve">SIM LAB  ·  </w:t>
+                    <w:t xml:space="preserve">SIM HOOK  ·  </w:t>
                   </w:r>
                   <w:r>
                     <w:rPr>
@@ -17965,7 +18049,7 @@
                       <w:color w:val="1F4E79"/>
                       <w:sz w:val="20"/>
                     </w:rPr>
-                    <w:t xml:space="preserve">SIM LAB  ·  </w:t>
+                    <w:t xml:space="preserve">SIM HOOK  ·  </w:t>
                   </w:r>
                   <w:r>
                     <w:rPr>
@@ -19335,6 +19419,34 @@
                 <w:i w:val="0"/>
                 <w:sz w:val="20"/>
               </w:rPr>
+              <w:t>SimBook Exercises 4 – Part A as seatwork; Parts B and C as homework</w:t>
+            </w:r>
+          </w:p>
+          <w:p>
+            <w:pPr>
+              <w:tabs>
+                <w:tab w:pos="260" w:val="left"/>
+              </w:tabs>
+              <w:spacing w:before="0" w:after="40" w:line="240" w:lineRule="auto"/>
+              <w:ind w:left="260" w:hanging="260"/>
+            </w:pPr>
+            <w:r>
+              <w:rPr>
+                <w:rFonts w:ascii="Avenir" w:hAnsi="Avenir" w:eastAsia="Avenir"/>
+                <w:b w:val="0"/>
+                <w:i w:val="0"/>
+                <w:sz w:val="20"/>
+              </w:rPr>
+              <w:t>•</w:t>
+              <w:tab/>
+            </w:r>
+            <w:r>
+              <w:rPr>
+                <w:rFonts w:ascii="Avenir" w:hAnsi="Avenir" w:eastAsia="Avenir"/>
+                <w:b w:val="0"/>
+                <w:i w:val="0"/>
+                <w:sz w:val="20"/>
+              </w:rPr>
               <w:t>Teacher’s Google presentation - Lesson 4: Percentages in Real Life</w:t>
             </w:r>
           </w:p>
@@ -19885,7 +19997,7 @@
                       <w:color w:val="1F4E79"/>
                       <w:sz w:val="20"/>
                     </w:rPr>
-                    <w:t xml:space="preserve">SIM LAB  ·  </w:t>
+                    <w:t xml:space="preserve">SIM HOOK  ·  </w:t>
                   </w:r>
                   <w:r>
                     <w:rPr>
@@ -21294,7 +21406,7 @@
                       <w:color w:val="1F4E79"/>
                       <w:sz w:val="20"/>
                     </w:rPr>
-                    <w:t xml:space="preserve">SIM LAB  ·  </w:t>
+                    <w:t xml:space="preserve">SIM HOOK  ·  </w:t>
                   </w:r>
                   <w:r>
                     <w:rPr>
@@ -22185,6 +22297,34 @@
                 <w:i w:val="0"/>
                 <w:sz w:val="20"/>
               </w:rPr>
+              <w:t>SimBook Exercises 5 – Part A as seatwork; Parts B and C as homework</w:t>
+            </w:r>
+          </w:p>
+          <w:p>
+            <w:pPr>
+              <w:tabs>
+                <w:tab w:pos="260" w:val="left"/>
+              </w:tabs>
+              <w:spacing w:before="0" w:after="40" w:line="240" w:lineRule="auto"/>
+              <w:ind w:left="260" w:hanging="260"/>
+            </w:pPr>
+            <w:r>
+              <w:rPr>
+                <w:rFonts w:ascii="Avenir" w:hAnsi="Avenir" w:eastAsia="Avenir"/>
+                <w:b w:val="0"/>
+                <w:i w:val="0"/>
+                <w:sz w:val="20"/>
+              </w:rPr>
+              <w:t>•</w:t>
+              <w:tab/>
+            </w:r>
+            <w:r>
+              <w:rPr>
+                <w:rFonts w:ascii="Avenir" w:hAnsi="Avenir" w:eastAsia="Avenir"/>
+                <w:b w:val="0"/>
+                <w:i w:val="0"/>
+                <w:sz w:val="20"/>
+              </w:rPr>
               <w:t>Teacher’s Google presentation - Lesson 5: Creating a Financial Plan</w:t>
             </w:r>
           </w:p>
@@ -22705,7 +22845,7 @@
                       <w:color w:val="1F4E79"/>
                       <w:sz w:val="20"/>
                     </w:rPr>
-                    <w:t xml:space="preserve">SIM LAB  ·  </w:t>
+                    <w:t xml:space="preserve">SIM HOOK  ·  </w:t>
                   </w:r>
                   <w:r>
                     <w:rPr>
@@ -24281,6 +24421,34 @@
                 <w:i w:val="0"/>
                 <w:sz w:val="20"/>
               </w:rPr>
+              <w:t>SimBook Exercises 6 – Part A as seatwork; Parts B and C as homework</w:t>
+            </w:r>
+          </w:p>
+          <w:p>
+            <w:pPr>
+              <w:tabs>
+                <w:tab w:pos="260" w:val="left"/>
+              </w:tabs>
+              <w:spacing w:before="0" w:after="40" w:line="240" w:lineRule="auto"/>
+              <w:ind w:left="260" w:hanging="260"/>
+            </w:pPr>
+            <w:r>
+              <w:rPr>
+                <w:rFonts w:ascii="Avenir" w:hAnsi="Avenir" w:eastAsia="Avenir"/>
+                <w:b w:val="0"/>
+                <w:i w:val="0"/>
+                <w:sz w:val="20"/>
+              </w:rPr>
+              <w:t>•</w:t>
+              <w:tab/>
+            </w:r>
+            <w:r>
+              <w:rPr>
+                <w:rFonts w:ascii="Avenir" w:hAnsi="Avenir" w:eastAsia="Avenir"/>
+                <w:b w:val="0"/>
+                <w:i w:val="0"/>
+                <w:sz w:val="20"/>
+              </w:rPr>
               <w:t>Teacher’s Google presentation - Lesson 6: Rates</w:t>
             </w:r>
           </w:p>
@@ -25046,7 +25214,7 @@
                       <w:color w:val="1F4E79"/>
                       <w:sz w:val="20"/>
                     </w:rPr>
-                    <w:t xml:space="preserve">SIM LAB  ·  </w:t>
+                    <w:t xml:space="preserve">SIM HOOK  ·  </w:t>
                   </w:r>
                   <w:r>
                     <w:rPr>
@@ -25901,7 +26069,7 @@
                       <w:color w:val="1F4E79"/>
                       <w:sz w:val="20"/>
                     </w:rPr>
-                    <w:t xml:space="preserve">SIM LAB  ·  </w:t>
+                    <w:t xml:space="preserve">SIM HOOK  ·  </w:t>
                   </w:r>
                   <w:r>
                     <w:rPr>
@@ -26695,6 +26863,34 @@
                 <w:i w:val="0"/>
                 <w:sz w:val="20"/>
               </w:rPr>
+              <w:t>SimBook Exercises 7 – Part A as seatwork; Parts B and C as homework</w:t>
+            </w:r>
+          </w:p>
+          <w:p>
+            <w:pPr>
+              <w:tabs>
+                <w:tab w:pos="260" w:val="left"/>
+              </w:tabs>
+              <w:spacing w:before="0" w:after="40" w:line="240" w:lineRule="auto"/>
+              <w:ind w:left="260" w:hanging="260"/>
+            </w:pPr>
+            <w:r>
+              <w:rPr>
+                <w:rFonts w:ascii="Avenir" w:hAnsi="Avenir" w:eastAsia="Avenir"/>
+                <w:b w:val="0"/>
+                <w:i w:val="0"/>
+                <w:sz w:val="20"/>
+              </w:rPr>
+              <w:t>•</w:t>
+              <w:tab/>
+            </w:r>
+            <w:r>
+              <w:rPr>
+                <w:rFonts w:ascii="Avenir" w:hAnsi="Avenir" w:eastAsia="Avenir"/>
+                <w:b w:val="0"/>
+                <w:i w:val="0"/>
+                <w:sz w:val="20"/>
+              </w:rPr>
               <w:t>Teacher’s Google presentation - Lesson 7: Rational Numbers</w:t>
             </w:r>
           </w:p>
@@ -27217,7 +27413,7 @@
                       <w:color w:val="1F4E79"/>
                       <w:sz w:val="20"/>
                     </w:rPr>
-                    <w:t xml:space="preserve">SIM LAB  ·  </w:t>
+                    <w:t xml:space="preserve">SIM HOOK  ·  </w:t>
                   </w:r>
                   <w:r>
                     <w:rPr>
@@ -28007,7 +28203,7 @@
                       <w:color w:val="1F4E79"/>
                       <w:sz w:val="20"/>
                     </w:rPr>
-                    <w:t xml:space="preserve">SIM LAB  ·  </w:t>
+                    <w:t xml:space="preserve">SIM HOOK  ·  </w:t>
                   </w:r>
                   <w:r>
                     <w:rPr>
@@ -28555,7 +28751,7 @@
                       <w:color w:val="1F4E79"/>
                       <w:sz w:val="20"/>
                     </w:rPr>
-                    <w:t xml:space="preserve">SIM LAB  ·  </w:t>
+                    <w:t xml:space="preserve">SIM HOOK  ·  </w:t>
                   </w:r>
                   <w:r>
                     <w:rPr>
@@ -29444,7 +29640,7 @@
                       <w:i w:val="0"/>
                       <w:sz w:val="19"/>
                     </w:rPr>
-                    <w:t>Ana has ₱1 000. She spends 2/5 of it on books and 0.25 of the remainder on snacks. How much is left?</w:t>
+                    <w:t>Ana has ₱1 000. Ana spends 2/5 of it on books and 0.25 of the remainder on snacks. How much is left?</w:t>
                   </w:r>
                 </w:p>
                 <w:p>
@@ -30236,6 +30432,34 @@
                 <w:i w:val="0"/>
                 <w:sz w:val="20"/>
               </w:rPr>
+              <w:t>SimBook Exercises 8 – Part A as seatwork; Parts B and C as homework</w:t>
+            </w:r>
+          </w:p>
+          <w:p>
+            <w:pPr>
+              <w:tabs>
+                <w:tab w:pos="260" w:val="left"/>
+              </w:tabs>
+              <w:spacing w:before="0" w:after="40" w:line="240" w:lineRule="auto"/>
+              <w:ind w:left="260" w:hanging="260"/>
+            </w:pPr>
+            <w:r>
+              <w:rPr>
+                <w:rFonts w:ascii="Avenir" w:hAnsi="Avenir" w:eastAsia="Avenir"/>
+                <w:b w:val="0"/>
+                <w:i w:val="0"/>
+                <w:sz w:val="20"/>
+              </w:rPr>
+              <w:t>•</w:t>
+              <w:tab/>
+            </w:r>
+            <w:r>
+              <w:rPr>
+                <w:rFonts w:ascii="Avenir" w:hAnsi="Avenir" w:eastAsia="Avenir"/>
+                <w:b w:val="0"/>
+                <w:i w:val="0"/>
+                <w:sz w:val="20"/>
+              </w:rPr>
               <w:t>Teacher’s Google presentation - Lesson 8: Operations on Rational Numbers</w:t>
             </w:r>
           </w:p>
@@ -30756,7 +30980,7 @@
                       <w:color w:val="1F4E79"/>
                       <w:sz w:val="20"/>
                     </w:rPr>
-                    <w:t xml:space="preserve">SIM LAB  ·  </w:t>
+                    <w:t xml:space="preserve">SIM HOOK  ·  </w:t>
                   </w:r>
                   <w:r>
                     <w:rPr>
@@ -31880,7 +32104,7 @@
                       <w:color w:val="1F4E79"/>
                       <w:sz w:val="20"/>
                     </w:rPr>
-                    <w:t xml:space="preserve">SIM LAB  ·  </w:t>
+                    <w:t xml:space="preserve">SIM HOOK  ·  </w:t>
                   </w:r>
                   <w:r>
                     <w:rPr>
@@ -32548,6 +32772,34 @@
                 <w:sz w:val="20"/>
               </w:rPr>
               <w:t>LSGH Math 7 SimBook - Lesson 9 (https://claude.ai/artifact/LrpohtVMd8ifUt7nkd7FFr#lesson9)</w:t>
+            </w:r>
+          </w:p>
+          <w:p>
+            <w:pPr>
+              <w:tabs>
+                <w:tab w:pos="260" w:val="left"/>
+              </w:tabs>
+              <w:spacing w:before="0" w:after="40" w:line="240" w:lineRule="auto"/>
+              <w:ind w:left="260" w:hanging="260"/>
+            </w:pPr>
+            <w:r>
+              <w:rPr>
+                <w:rFonts w:ascii="Avenir" w:hAnsi="Avenir" w:eastAsia="Avenir"/>
+                <w:b w:val="0"/>
+                <w:i w:val="0"/>
+                <w:sz w:val="20"/>
+              </w:rPr>
+              <w:t>•</w:t>
+              <w:tab/>
+            </w:r>
+            <w:r>
+              <w:rPr>
+                <w:rFonts w:ascii="Avenir" w:hAnsi="Avenir" w:eastAsia="Avenir"/>
+                <w:b w:val="0"/>
+                <w:i w:val="0"/>
+                <w:sz w:val="20"/>
+              </w:rPr>
+              <w:t>SimBook Exercises 9 – Part A as seatwork; Parts B and C as homework</w:t>
             </w:r>
           </w:p>
           <w:p>

--- a/output/grade7/Grade7-LG-1st_Trim-SY2026-2027-Mathematics.docx
+++ b/output/grade7/Grade7-LG-1st_Trim-SY2026-2027-Mathematics.docx
@@ -217,7 +217,7 @@
           <w:i w:val="0"/>
           <w:sz w:val="20"/>
         </w:rPr>
-        <w:t xml:space="preserve"> as its hook, to spark curiosity and a first look at the pattern. The lesson itself is then taught in the usual way – the teacher’s discussion, definitions, and step-by-step worked examples – and practiced through the SimBook’s Check Yourself items and its Exercises (Part A Skills Practice, Part B Problem Solving, Part C Challenge). Each lesson below shows its SIM HOOK cards: the sim, the tab, the mission, and the expected discovery.</w:t>
+        <w:t xml:space="preserve"> as its hook, to spark curiosity and a first look at the pattern. The lesson itself is then taught in the usual way – the teacher’s discussion, definitions, and step-by-step worked examples, presented on the SimBook’s lesson slides with speaker notes – and practiced through the SimBook’s Check Yourself items and its Exercises (Part A Skills Practice, Part B Problem Solving, Part C Challenge). Each lesson below shows its SIM HOOK cards: the sim, the tab, the mission, and the expected discovery.</w:t>
       </w:r>
     </w:p>
     <w:p>
@@ -8979,6 +8979,34 @@
                 <w:i w:val="0"/>
                 <w:sz w:val="20"/>
               </w:rPr>
+              <w:t>SimBook Lesson 1 slides with speaker notes (use Present for the projector)</w:t>
+            </w:r>
+          </w:p>
+          <w:p>
+            <w:pPr>
+              <w:tabs>
+                <w:tab w:pos="260" w:val="left"/>
+              </w:tabs>
+              <w:spacing w:before="0" w:after="40" w:line="240" w:lineRule="auto"/>
+              <w:ind w:left="260" w:hanging="260"/>
+            </w:pPr>
+            <w:r>
+              <w:rPr>
+                <w:rFonts w:ascii="Avenir" w:hAnsi="Avenir" w:eastAsia="Avenir"/>
+                <w:b w:val="0"/>
+                <w:i w:val="0"/>
+                <w:sz w:val="20"/>
+              </w:rPr>
+              <w:t>•</w:t>
+              <w:tab/>
+            </w:r>
+            <w:r>
+              <w:rPr>
+                <w:rFonts w:ascii="Avenir" w:hAnsi="Avenir" w:eastAsia="Avenir"/>
+                <w:b w:val="0"/>
+                <w:i w:val="0"/>
+                <w:sz w:val="20"/>
+              </w:rPr>
               <w:t>SimBook Exercises 1 – Part A as seatwork; Parts B and C as homework</w:t>
             </w:r>
           </w:p>
@@ -12423,6 +12451,34 @@
                 <w:i w:val="0"/>
                 <w:sz w:val="20"/>
               </w:rPr>
+              <w:t>SimBook Lesson 2 slides with speaker notes (use Present for the projector)</w:t>
+            </w:r>
+          </w:p>
+          <w:p>
+            <w:pPr>
+              <w:tabs>
+                <w:tab w:pos="260" w:val="left"/>
+              </w:tabs>
+              <w:spacing w:before="0" w:after="40" w:line="240" w:lineRule="auto"/>
+              <w:ind w:left="260" w:hanging="260"/>
+            </w:pPr>
+            <w:r>
+              <w:rPr>
+                <w:rFonts w:ascii="Avenir" w:hAnsi="Avenir" w:eastAsia="Avenir"/>
+                <w:b w:val="0"/>
+                <w:i w:val="0"/>
+                <w:sz w:val="20"/>
+              </w:rPr>
+              <w:t>•</w:t>
+              <w:tab/>
+            </w:r>
+            <w:r>
+              <w:rPr>
+                <w:rFonts w:ascii="Avenir" w:hAnsi="Avenir" w:eastAsia="Avenir"/>
+                <w:b w:val="0"/>
+                <w:i w:val="0"/>
+                <w:sz w:val="20"/>
+              </w:rPr>
               <w:t>SimBook Exercises 2 – Part A as seatwork; Parts B and C as homework</w:t>
             </w:r>
           </w:p>
@@ -15855,6 +15911,34 @@
                 <w:i w:val="0"/>
                 <w:sz w:val="20"/>
               </w:rPr>
+              <w:t>SimBook Lesson 3 slides with speaker notes (use Present for the projector)</w:t>
+            </w:r>
+          </w:p>
+          <w:p>
+            <w:pPr>
+              <w:tabs>
+                <w:tab w:pos="260" w:val="left"/>
+              </w:tabs>
+              <w:spacing w:before="0" w:after="40" w:line="240" w:lineRule="auto"/>
+              <w:ind w:left="260" w:hanging="260"/>
+            </w:pPr>
+            <w:r>
+              <w:rPr>
+                <w:rFonts w:ascii="Avenir" w:hAnsi="Avenir" w:eastAsia="Avenir"/>
+                <w:b w:val="0"/>
+                <w:i w:val="0"/>
+                <w:sz w:val="20"/>
+              </w:rPr>
+              <w:t>•</w:t>
+              <w:tab/>
+            </w:r>
+            <w:r>
+              <w:rPr>
+                <w:rFonts w:ascii="Avenir" w:hAnsi="Avenir" w:eastAsia="Avenir"/>
+                <w:b w:val="0"/>
+                <w:i w:val="0"/>
+                <w:sz w:val="20"/>
+              </w:rPr>
               <w:t>SimBook Exercises 3 – Part A as seatwork; Parts B and C as homework</w:t>
             </w:r>
           </w:p>
@@ -19419,6 +19503,34 @@
                 <w:i w:val="0"/>
                 <w:sz w:val="20"/>
               </w:rPr>
+              <w:t>SimBook Lesson 4 slides with speaker notes (use Present for the projector)</w:t>
+            </w:r>
+          </w:p>
+          <w:p>
+            <w:pPr>
+              <w:tabs>
+                <w:tab w:pos="260" w:val="left"/>
+              </w:tabs>
+              <w:spacing w:before="0" w:after="40" w:line="240" w:lineRule="auto"/>
+              <w:ind w:left="260" w:hanging="260"/>
+            </w:pPr>
+            <w:r>
+              <w:rPr>
+                <w:rFonts w:ascii="Avenir" w:hAnsi="Avenir" w:eastAsia="Avenir"/>
+                <w:b w:val="0"/>
+                <w:i w:val="0"/>
+                <w:sz w:val="20"/>
+              </w:rPr>
+              <w:t>•</w:t>
+              <w:tab/>
+            </w:r>
+            <w:r>
+              <w:rPr>
+                <w:rFonts w:ascii="Avenir" w:hAnsi="Avenir" w:eastAsia="Avenir"/>
+                <w:b w:val="0"/>
+                <w:i w:val="0"/>
+                <w:sz w:val="20"/>
+              </w:rPr>
               <w:t>SimBook Exercises 4 – Part A as seatwork; Parts B and C as homework</w:t>
             </w:r>
           </w:p>
@@ -22297,6 +22409,34 @@
                 <w:i w:val="0"/>
                 <w:sz w:val="20"/>
               </w:rPr>
+              <w:t>SimBook Lesson 5 slides with speaker notes (use Present for the projector)</w:t>
+            </w:r>
+          </w:p>
+          <w:p>
+            <w:pPr>
+              <w:tabs>
+                <w:tab w:pos="260" w:val="left"/>
+              </w:tabs>
+              <w:spacing w:before="0" w:after="40" w:line="240" w:lineRule="auto"/>
+              <w:ind w:left="260" w:hanging="260"/>
+            </w:pPr>
+            <w:r>
+              <w:rPr>
+                <w:rFonts w:ascii="Avenir" w:hAnsi="Avenir" w:eastAsia="Avenir"/>
+                <w:b w:val="0"/>
+                <w:i w:val="0"/>
+                <w:sz w:val="20"/>
+              </w:rPr>
+              <w:t>•</w:t>
+              <w:tab/>
+            </w:r>
+            <w:r>
+              <w:rPr>
+                <w:rFonts w:ascii="Avenir" w:hAnsi="Avenir" w:eastAsia="Avenir"/>
+                <w:b w:val="0"/>
+                <w:i w:val="0"/>
+                <w:sz w:val="20"/>
+              </w:rPr>
               <w:t>SimBook Exercises 5 – Part A as seatwork; Parts B and C as homework</w:t>
             </w:r>
           </w:p>
@@ -24421,6 +24561,34 @@
                 <w:i w:val="0"/>
                 <w:sz w:val="20"/>
               </w:rPr>
+              <w:t>SimBook Lesson 6 slides with speaker notes (use Present for the projector)</w:t>
+            </w:r>
+          </w:p>
+          <w:p>
+            <w:pPr>
+              <w:tabs>
+                <w:tab w:pos="260" w:val="left"/>
+              </w:tabs>
+              <w:spacing w:before="0" w:after="40" w:line="240" w:lineRule="auto"/>
+              <w:ind w:left="260" w:hanging="260"/>
+            </w:pPr>
+            <w:r>
+              <w:rPr>
+                <w:rFonts w:ascii="Avenir" w:hAnsi="Avenir" w:eastAsia="Avenir"/>
+                <w:b w:val="0"/>
+                <w:i w:val="0"/>
+                <w:sz w:val="20"/>
+              </w:rPr>
+              <w:t>•</w:t>
+              <w:tab/>
+            </w:r>
+            <w:r>
+              <w:rPr>
+                <w:rFonts w:ascii="Avenir" w:hAnsi="Avenir" w:eastAsia="Avenir"/>
+                <w:b w:val="0"/>
+                <w:i w:val="0"/>
+                <w:sz w:val="20"/>
+              </w:rPr>
               <w:t>SimBook Exercises 6 – Part A as seatwork; Parts B and C as homework</w:t>
             </w:r>
           </w:p>
@@ -26863,6 +27031,34 @@
                 <w:i w:val="0"/>
                 <w:sz w:val="20"/>
               </w:rPr>
+              <w:t>SimBook Lesson 7 slides with speaker notes (use Present for the projector)</w:t>
+            </w:r>
+          </w:p>
+          <w:p>
+            <w:pPr>
+              <w:tabs>
+                <w:tab w:pos="260" w:val="left"/>
+              </w:tabs>
+              <w:spacing w:before="0" w:after="40" w:line="240" w:lineRule="auto"/>
+              <w:ind w:left="260" w:hanging="260"/>
+            </w:pPr>
+            <w:r>
+              <w:rPr>
+                <w:rFonts w:ascii="Avenir" w:hAnsi="Avenir" w:eastAsia="Avenir"/>
+                <w:b w:val="0"/>
+                <w:i w:val="0"/>
+                <w:sz w:val="20"/>
+              </w:rPr>
+              <w:t>•</w:t>
+              <w:tab/>
+            </w:r>
+            <w:r>
+              <w:rPr>
+                <w:rFonts w:ascii="Avenir" w:hAnsi="Avenir" w:eastAsia="Avenir"/>
+                <w:b w:val="0"/>
+                <w:i w:val="0"/>
+                <w:sz w:val="20"/>
+              </w:rPr>
               <w:t>SimBook Exercises 7 – Part A as seatwork; Parts B and C as homework</w:t>
             </w:r>
           </w:p>
@@ -30432,6 +30628,34 @@
                 <w:i w:val="0"/>
                 <w:sz w:val="20"/>
               </w:rPr>
+              <w:t>SimBook Lesson 8 slides with speaker notes (use Present for the projector)</w:t>
+            </w:r>
+          </w:p>
+          <w:p>
+            <w:pPr>
+              <w:tabs>
+                <w:tab w:pos="260" w:val="left"/>
+              </w:tabs>
+              <w:spacing w:before="0" w:after="40" w:line="240" w:lineRule="auto"/>
+              <w:ind w:left="260" w:hanging="260"/>
+            </w:pPr>
+            <w:r>
+              <w:rPr>
+                <w:rFonts w:ascii="Avenir" w:hAnsi="Avenir" w:eastAsia="Avenir"/>
+                <w:b w:val="0"/>
+                <w:i w:val="0"/>
+                <w:sz w:val="20"/>
+              </w:rPr>
+              <w:t>•</w:t>
+              <w:tab/>
+            </w:r>
+            <w:r>
+              <w:rPr>
+                <w:rFonts w:ascii="Avenir" w:hAnsi="Avenir" w:eastAsia="Avenir"/>
+                <w:b w:val="0"/>
+                <w:i w:val="0"/>
+                <w:sz w:val="20"/>
+              </w:rPr>
               <w:t>SimBook Exercises 8 – Part A as seatwork; Parts B and C as homework</w:t>
             </w:r>
           </w:p>
@@ -32772,6 +32996,34 @@
                 <w:sz w:val="20"/>
               </w:rPr>
               <w:t>LSGH Math 7 SimBook - Lesson 9 (https://claude.ai/artifact/LrpohtVMd8ifUt7nkd7FFr#lesson9)</w:t>
+            </w:r>
+          </w:p>
+          <w:p>
+            <w:pPr>
+              <w:tabs>
+                <w:tab w:pos="260" w:val="left"/>
+              </w:tabs>
+              <w:spacing w:before="0" w:after="40" w:line="240" w:lineRule="auto"/>
+              <w:ind w:left="260" w:hanging="260"/>
+            </w:pPr>
+            <w:r>
+              <w:rPr>
+                <w:rFonts w:ascii="Avenir" w:hAnsi="Avenir" w:eastAsia="Avenir"/>
+                <w:b w:val="0"/>
+                <w:i w:val="0"/>
+                <w:sz w:val="20"/>
+              </w:rPr>
+              <w:t>•</w:t>
+              <w:tab/>
+            </w:r>
+            <w:r>
+              <w:rPr>
+                <w:rFonts w:ascii="Avenir" w:hAnsi="Avenir" w:eastAsia="Avenir"/>
+                <w:b w:val="0"/>
+                <w:i w:val="0"/>
+                <w:sz w:val="20"/>
+              </w:rPr>
+              <w:t>SimBook Lesson 9 slides with speaker notes (use Present for the projector)</w:t>
             </w:r>
           </w:p>
           <w:p>
